--- a/docs/to-chuc-vas/De-xuat-mo-hinh-quan-ly-VAS.docx
+++ b/docs/to-chuc-vas/De-xuat-mo-hinh-quan-ly-VAS.docx
@@ -43,7 +43,7 @@
         <w:t xml:space="preserve"> </w:t>
       </w:r>
       <w:r>
-        <w:t xml:space="preserve">KHỐI</w:t>
+        <w:t xml:space="preserve">PHÒNG</w:t>
       </w:r>
       <w:r>
         <w:t xml:space="preserve"> </w:t>
@@ -164,7 +164,7 @@
         <w:t xml:space="preserve">10/2026</w:t>
       </w:r>
     </w:p>
-    <w:bookmarkStart w:id="31" w:name="phần-i.-mô-hình-quản-lý"/>
+    <w:bookmarkStart w:id="33" w:name="phần-i.-mô-hình-quản-lý"/>
     <w:p>
       <w:pPr>
         <w:pStyle w:val="Heading1"/>
@@ -184,69 +184,48 @@
         <w:br/>
       </w:r>
       <w:r>
-        <w:t xml:space="preserve">Quy mô: 7 nhân sự hiện có + 5 nhân sự tiếp nhận = 12 người, dưới 1 trưởng bộ phận.</w:t>
+        <w:t xml:space="preserve">Quy mô: 7 nhân sự hiện có + 5 nhân sự tiếp nhận = 12 người, dưới 1 trưởng phòng.</w:t>
       </w:r>
       <w:r>
         <w:br/>
       </w:r>
       <w:r>
-        <w:t xml:space="preserve">Bản đề xuất ban đầu — cần điều chỉnh sau khi có số liệu doanh thu từng dịch vụ và đánh giá năng lực từng người (xem mục 8).</w:t>
-      </w:r>
-    </w:p>
-    <w:bookmarkStart w:id="20" w:name="khuyến-nghị-tóm-tắt-đọc-phần-này-là-đủ"/>
-    <w:p>
-      <w:pPr>
-        <w:pStyle w:val="Heading2"/>
-      </w:pPr>
-      <w:r>
-        <w:t xml:space="preserve">1. Khuyến nghị tóm tắt (đọc phần này là đủ)</w:t>
-      </w:r>
-    </w:p>
-    <w:p>
-      <w:pPr>
-        <w:pStyle w:val="FirstParagraph"/>
-      </w:pPr>
+        <w:t xml:space="preserve">Giữ nguyên 3 nhóm hiện có của phòng:</w:t>
+      </w:r>
+      <w:r>
+        <w:t xml:space="preserve"> </w:t>
+      </w:r>
       <w:r>
         <w:rPr>
           <w:bCs/>
           <w:b/>
         </w:rPr>
-        <w:t xml:space="preserve">Chọn mô hình</w:t>
+        <w:t xml:space="preserve">Phát triển dịch vụ mới · Quản lý dịch vụ · Thanh toán &amp; quản lý hợp đồng</w:t>
+      </w:r>
+      <w:r>
+        <w:t xml:space="preserve">. Các chức năng kỹ thuật, CSKH/khiếu nại, kinh doanh/kênh bán, pháp chế, kế toán do đơn vị khác đảm nhiệm — phòng giữ vai trò</w:t>
+      </w:r>
+      <w:r>
+        <w:t xml:space="preserve"> </w:t>
       </w:r>
       <w:r>
         <w:rPr>
           <w:bCs/>
           <w:b/>
         </w:rPr>
-        <w:t xml:space="preserve"> </w:t>
-      </w:r>
-      <w:r>
-        <w:rPr>
-          <w:bCs/>
-          <w:b/>
-        </w:rPr>
-        <w:t xml:space="preserve">“</w:t>
-      </w:r>
-      <w:r>
-        <w:rPr>
-          <w:bCs/>
-          <w:b/>
-        </w:rPr>
-        <w:t xml:space="preserve">lai</w:t>
-      </w:r>
-      <w:r>
-        <w:rPr>
-          <w:bCs/>
-          <w:b/>
-        </w:rPr>
-        <w:t xml:space="preserve">”</w:t>
-      </w:r>
-      <w:r>
-        <w:rPr>
-          <w:bCs/>
-          <w:b/>
-        </w:rPr>
-        <w:t xml:space="preserve">: 3 nhóm × chủ dịch vụ.</w:t>
+        <w:t xml:space="preserve">chủ dịch vụ, đặt yêu cầu và giám sát</w:t>
+      </w:r>
+      <w:r>
+        <w:t xml:space="preserve">.</w:t>
+      </w:r>
+    </w:p>
+    <w:bookmarkStart w:id="20" w:name="khuyến-nghị-tóm-tắt-đọc-phần-này-là-đủ"/>
+    <w:p>
+      <w:pPr>
+        <w:pStyle w:val="Heading2"/>
+      </w:pPr>
+      <w:r>
+        <w:t xml:space="preserve">1. Khuyến nghị tóm tắt (đọc phần này là đủ)</w:t>
       </w:r>
     </w:p>
     <w:p>
@@ -262,13 +241,13 @@
           <w:bCs/>
           <w:b/>
         </w:rPr>
-        <w:t xml:space="preserve">Không</w:t>
+        <w:t xml:space="preserve">Giữ nguyên 3 nhóm, không lập thêm nhóm mới.</w:t>
       </w:r>
       <w:r>
         <w:t xml:space="preserve"> </w:t>
       </w:r>
       <w:r>
-        <w:t xml:space="preserve">chia 5 nhóm theo 5 dịch vụ (mỗi nhóm 2–3 người): dễ thành 5</w:t>
+        <w:t xml:space="preserve">Toàn bộ dịch vụ tiếp nhận được</w:t>
       </w:r>
       <w:r>
         <w:t xml:space="preserve"> </w:t>
@@ -277,13 +256,16 @@
         <w:t xml:space="preserve">“</w:t>
       </w:r>
       <w:r>
-        <w:t xml:space="preserve">ốc đảo</w:t>
+        <w:t xml:space="preserve">cắm</w:t>
       </w:r>
       <w:r>
         <w:t xml:space="preserve">”</w:t>
       </w:r>
       <w:r>
-        <w:t xml:space="preserve">, trùng lặp việc vận hành, ai nghỉ là dịch vụ đó tê liệt.</w:t>
+        <w:t xml:space="preserve"> </w:t>
+      </w:r>
+      <w:r>
+        <w:t xml:space="preserve">vào đúng 3 dòng việc sẵn có.</w:t>
       </w:r>
     </w:p>
     <w:p>
@@ -299,53 +281,7 @@
           <w:bCs/>
           <w:b/>
         </w:rPr>
-        <w:t xml:space="preserve">Không</w:t>
-      </w:r>
-      <w:r>
-        <w:t xml:space="preserve"> </w:t>
-      </w:r>
-      <w:r>
-        <w:t xml:space="preserve">chia thuần theo chức năng: không ai thực sự</w:t>
-      </w:r>
-      <w:r>
-        <w:t xml:space="preserve"> </w:t>
-      </w:r>
-      <w:r>
-        <w:t xml:space="preserve">“</w:t>
-      </w:r>
-      <w:r>
-        <w:t xml:space="preserve">sở hữu</w:t>
-      </w:r>
-      <w:r>
-        <w:t xml:space="preserve">”</w:t>
-      </w:r>
-      <w:r>
-        <w:t xml:space="preserve"> </w:t>
-      </w:r>
-      <w:r>
-        <w:t xml:space="preserve">doanh thu của dịch vụ nào.</w:t>
-      </w:r>
-    </w:p>
-    <w:p>
-      <w:pPr>
-        <w:numPr>
-          <w:ilvl w:val="0"/>
-          <w:numId w:val="1001"/>
-        </w:numPr>
-        <w:pStyle w:val="Compact"/>
-      </w:pPr>
-      <w:r>
-        <w:rPr>
-          <w:bCs/>
-          <w:b/>
-        </w:rPr>
-        <w:t xml:space="preserve">Nên</w:t>
-      </w:r>
-      <w:r>
-        <w:t xml:space="preserve"> </w:t>
-      </w:r>
-      <w:r>
-        <w:t xml:space="preserve">tổ chức 3 nhóm, mỗi nhóm 4 người, có 1 trưởng nhóm:</w:t>
+        <w:t xml:space="preserve">Phân bổ 12 người theo khối lượng việc, không chia đều:</w:t>
       </w:r>
     </w:p>
     <w:tbl>
@@ -395,7 +331,7 @@
               <w:rPr>
                 <w:b/>
               </w:rPr>
-              <w:t xml:space="preserve">Câu hỏi nhóm phải trả lời</w:t>
+              <w:t xml:space="preserve">Số người</w:t>
             </w:r>
           </w:p>
         </w:tc>
@@ -412,7 +348,7 @@
               <w:rPr>
                 <w:b/>
               </w:rPr>
-              <w:t xml:space="preserve">Số người</w:t>
+              <w:t xml:space="preserve">Lý do</w:t>
             </w:r>
           </w:p>
         </w:tc>
@@ -430,36 +366,10 @@
                 <w:bCs/>
                 <w:b/>
               </w:rPr>
-              <w:t xml:space="preserve">A. Sản phẩm &amp; Tăng trưởng</w:t>
-            </w:r>
-          </w:p>
-        </w:tc>
-        <w:tc>
-          <w:tcPr/>
-          <w:p>
-            <w:pPr>
-              <w:pStyle w:val="Compact"/>
-              <w:jc w:val="left"/>
-            </w:pPr>
-            <w:r>
-              <w:t xml:space="preserve">Doanh thu tháng này tăng hay giảm, vì sao, làm gì tiếp?</w:t>
-            </w:r>
-          </w:p>
-        </w:tc>
-        <w:tc>
-          <w:tcPr/>
-          <w:p>
-            <w:pPr>
-              <w:pStyle w:val="Compact"/>
-              <w:jc w:val="left"/>
-            </w:pPr>
-            <w:r>
-              <w:t xml:space="preserve">4</w:t>
-            </w:r>
-          </w:p>
-        </w:tc>
-      </w:tr>
-      <w:tr>
+              <w:t xml:space="preserve">1. Quản lý dịch vụ</w:t>
+            </w:r>
+          </w:p>
+        </w:tc>
         <w:tc>
           <w:tcPr/>
           <w:p>
@@ -472,31 +382,19 @@
                 <w:bCs/>
                 <w:b/>
               </w:rPr>
-              <w:t xml:space="preserve">B. Vận hành, Chất lượng &amp; Khiếu nại</w:t>
-            </w:r>
-          </w:p>
-        </w:tc>
-        <w:tc>
-          <w:tcPr/>
-          <w:p>
-            <w:pPr>
-              <w:pStyle w:val="Compact"/>
-              <w:jc w:val="left"/>
-            </w:pPr>
-            <w:r>
-              <w:t xml:space="preserve">Dịch vụ có chạy đúng, có trừ tiền sai, có vi phạm quy định không?</w:t>
-            </w:r>
-          </w:p>
-        </w:tc>
-        <w:tc>
-          <w:tcPr/>
-          <w:p>
-            <w:pPr>
-              <w:pStyle w:val="Compact"/>
-              <w:jc w:val="left"/>
-            </w:pPr>
-            <w:r>
-              <w:t xml:space="preserve">4</w:t>
+              <w:t xml:space="preserve">6</w:t>
+            </w:r>
+          </w:p>
+        </w:tc>
+        <w:tc>
+          <w:tcPr/>
+          <w:p>
+            <w:pPr>
+              <w:pStyle w:val="Compact"/>
+              <w:jc w:val="left"/>
+            </w:pPr>
+            <w:r>
+              <w:t xml:space="preserve">Nhận thêm cả 5 cụm dịch vụ đang chạy — khối lượng tăng nhiều nhất, là nơi giữ doanh thu hằng ngày</w:t>
             </w:r>
           </w:p>
         </w:tc>
@@ -514,31 +412,93 @@
                 <w:bCs/>
                 <w:b/>
               </w:rPr>
-              <w:t xml:space="preserve">C. Đối tác, Dữ liệu &amp; Kế hoạch (PMO)</w:t>
-            </w:r>
-          </w:p>
-        </w:tc>
-        <w:tc>
-          <w:tcPr/>
-          <w:p>
-            <w:pPr>
-              <w:pStyle w:val="Compact"/>
-              <w:jc w:val="left"/>
-            </w:pPr>
-            <w:r>
-              <w:t xml:space="preserve">Tiền có về đúng, số liệu có đúng, dịch vụ mới có đúng hạn không?</w:t>
-            </w:r>
-          </w:p>
-        </w:tc>
-        <w:tc>
-          <w:tcPr/>
-          <w:p>
-            <w:pPr>
-              <w:pStyle w:val="Compact"/>
-              <w:jc w:val="left"/>
-            </w:pPr>
-            <w:r>
-              <w:t xml:space="preserve">4</w:t>
+              <w:t xml:space="preserve">2. Phát triển dịch vụ mới</w:t>
+            </w:r>
+          </w:p>
+        </w:tc>
+        <w:tc>
+          <w:tcPr/>
+          <w:p>
+            <w:pPr>
+              <w:pStyle w:val="Compact"/>
+              <w:jc w:val="left"/>
+            </w:pPr>
+            <w:r>
+              <w:rPr>
+                <w:bCs/>
+                <w:b/>
+              </w:rPr>
+              <w:t xml:space="preserve">3</w:t>
+            </w:r>
+          </w:p>
+        </w:tc>
+        <w:tc>
+          <w:tcPr/>
+          <w:p>
+            <w:pPr>
+              <w:pStyle w:val="Compact"/>
+              <w:jc w:val="left"/>
+            </w:pPr>
+            <w:r>
+              <w:t xml:space="preserve">Mảng VAS đang bão hòa, cần ít dịch vụ mới nhưng chắc; làm theo dự án</w:t>
+            </w:r>
+          </w:p>
+        </w:tc>
+      </w:tr>
+      <w:tr>
+        <w:tc>
+          <w:tcPr/>
+          <w:p>
+            <w:pPr>
+              <w:pStyle w:val="Compact"/>
+              <w:jc w:val="left"/>
+            </w:pPr>
+            <w:r>
+              <w:rPr>
+                <w:bCs/>
+                <w:b/>
+              </w:rPr>
+              <w:t xml:space="preserve">3. Thanh toán &amp; quản lý hợp đồng</w:t>
+            </w:r>
+          </w:p>
+        </w:tc>
+        <w:tc>
+          <w:tcPr/>
+          <w:p>
+            <w:pPr>
+              <w:pStyle w:val="Compact"/>
+              <w:jc w:val="left"/>
+            </w:pPr>
+            <w:r>
+              <w:rPr>
+                <w:bCs/>
+                <w:b/>
+              </w:rPr>
+              <w:t xml:space="preserve">3</w:t>
+            </w:r>
+          </w:p>
+        </w:tc>
+        <w:tc>
+          <w:tcPr/>
+          <w:p>
+            <w:pPr>
+              <w:pStyle w:val="Compact"/>
+              <w:jc w:val="left"/>
+            </w:pPr>
+            <w:r>
+              <w:t xml:space="preserve">Số hợp đồng CP và kỳ đối soát tăng theo số dịch vụ tiếp nhận; là vị trí</w:t>
+            </w:r>
+            <w:r>
+              <w:t xml:space="preserve"> </w:t>
+            </w:r>
+            <w:r>
+              <w:t xml:space="preserve">“</w:t>
+            </w:r>
+            <w:r>
+              <w:t xml:space="preserve">chạm tiền</w:t>
+            </w:r>
+            <w:r>
+              <w:t xml:space="preserve">”</w:t>
             </w:r>
           </w:p>
         </w:tc>
@@ -546,26 +506,66 @@
     </w:tbl>
     <w:p>
       <w:pPr>
-        <w:pStyle w:val="BodyText"/>
-      </w:pPr>
-      <w:r>
-        <w:t xml:space="preserve">Đồng thời,</w:t>
-      </w:r>
-      <w:r>
-        <w:t xml:space="preserve"> </w:t>
-      </w:r>
+        <w:numPr>
+          <w:ilvl w:val="0"/>
+          <w:numId w:val="1002"/>
+        </w:numPr>
+        <w:pStyle w:val="Compact"/>
+      </w:pPr>
       <w:r>
         <w:rPr>
           <w:bCs/>
           <w:b/>
         </w:rPr>
-        <w:t xml:space="preserve">mỗi dịch vụ có 1</w:t>
-      </w:r>
+        <w:t xml:space="preserve">Mỗi dịch vụ đang chạy có đúng 1 người quản lý chính và 1 người dự phòng</w:t>
+      </w:r>
+      <w:r>
+        <w:t xml:space="preserve"> </w:t>
+      </w:r>
+      <w:r>
+        <w:t xml:space="preserve">— không dịch vụ nào</w:t>
+      </w:r>
+      <w:r>
+        <w:t xml:space="preserve"> </w:t>
+      </w:r>
+      <w:r>
+        <w:t xml:space="preserve">“</w:t>
+      </w:r>
+      <w:r>
+        <w:t xml:space="preserve">vô chủ</w:t>
+      </w:r>
+      <w:r>
+        <w:t xml:space="preserve">”</w:t>
+      </w:r>
+      <w:r>
+        <w:t xml:space="preserve"> </w:t>
+      </w:r>
+      <w:r>
+        <w:t xml:space="preserve">hay phụ thuộc 1 người.</w:t>
+      </w:r>
+    </w:p>
+    <w:p>
+      <w:pPr>
+        <w:numPr>
+          <w:ilvl w:val="0"/>
+          <w:numId w:val="1002"/>
+        </w:numPr>
+        <w:pStyle w:val="Compact"/>
+      </w:pPr>
       <w:r>
         <w:rPr>
           <w:bCs/>
           <w:b/>
         </w:rPr>
+        <w:t xml:space="preserve">Quy định rõ điểm bàn giao giữa 3 nhóm</w:t>
+      </w:r>
+      <w:r>
+        <w:t xml:space="preserve"> </w:t>
+      </w:r>
+      <w:r>
+        <w:t xml:space="preserve">(mục 4) và</w:t>
+      </w:r>
+      <w:r>
         <w:t xml:space="preserve"> </w:t>
       </w:r>
       <w:r>
@@ -573,92 +573,41 @@
           <w:bCs/>
           <w:b/>
         </w:rPr>
-        <w:t xml:space="preserve">“</w:t>
-      </w:r>
+        <w:t xml:space="preserve">đầu mối với từng đơn vị ngoài phòng</w:t>
+      </w:r>
+      <w:r>
+        <w:t xml:space="preserve"> </w:t>
+      </w:r>
+      <w:r>
+        <w:t xml:space="preserve">(mục 5) — đây là chỗ dễ rơi việc nhất khi các chức năng khác không nằm trong phòng.</w:t>
+      </w:r>
+    </w:p>
+    <w:bookmarkEnd w:id="20"/>
+    <w:bookmarkStart w:id="22" w:name="sơ-đồ-tổ-chức-đề-xuất"/>
+    <w:p>
+      <w:pPr>
+        <w:pStyle w:val="Heading2"/>
+      </w:pPr>
+      <w:r>
+        <w:t xml:space="preserve">2. Sơ đồ tổ chức đề xuất</w:t>
+      </w:r>
+    </w:p>
+    <w:p>
+      <w:pPr>
+        <w:pStyle w:val="FirstParagraph"/>
+      </w:pPr>
       <w:r>
         <w:rPr>
           <w:bCs/>
           <w:b/>
         </w:rPr>
-        <w:t xml:space="preserve">chủ dịch vụ</w:t>
-      </w:r>
-      <w:r>
-        <w:rPr>
-          <w:bCs/>
-          <w:b/>
-        </w:rPr>
-        <w:t xml:space="preserve">”</w:t>
+        <w:t xml:space="preserve">TRƯỞNG PHÒNG</w:t>
       </w:r>
       <w:r>
         <w:t xml:space="preserve"> </w:t>
       </w:r>
       <w:r>
-        <w:t xml:space="preserve">(người chịu trách nhiệm cuối về doanh thu và sức khỏe dịch vụ) nằm ở nhóm A, và</w:t>
-      </w:r>
-      <w:r>
-        <w:t xml:space="preserve"> </w:t>
-      </w:r>
-      <w:r>
-        <w:rPr>
-          <w:bCs/>
-          <w:b/>
-        </w:rPr>
-        <w:t xml:space="preserve">1 người dự phòng</w:t>
-      </w:r>
-      <w:r>
-        <w:t xml:space="preserve"> </w:t>
-      </w:r>
-      <w:r>
-        <w:t xml:space="preserve">ở nhóm khác.</w:t>
-      </w:r>
-    </w:p>
-    <w:p>
-      <w:pPr>
-        <w:pStyle w:val="BodyText"/>
-      </w:pPr>
-      <w:r>
-        <w:t xml:space="preserve">Lý do: VAS là mảng doanh thu đang bão hòa, rủi ro chủ yếu nằm ở</w:t>
-      </w:r>
-      <w:r>
-        <w:t xml:space="preserve"> </w:t>
-      </w:r>
-      <w:r>
-        <w:rPr>
-          <w:bCs/>
-          <w:b/>
-        </w:rPr>
-        <w:t xml:space="preserve">khiếu nại – tuân thủ – đối soát</w:t>
-      </w:r>
-      <w:r>
-        <w:t xml:space="preserve">, không nằm ở việc thiếu sản phẩm. Mô hình này đặt một nửa nhân lực (B + C) vào việc giữ tiền và giữ uy tín, nửa còn lại (A) tập trung tăng trưởng có chọn lọc.</w:t>
-      </w:r>
-    </w:p>
-    <w:bookmarkEnd w:id="20"/>
-    <w:bookmarkStart w:id="22" w:name="sơ-đồ-tổ-chức-đề-xuất"/>
-    <w:p>
-      <w:pPr>
-        <w:pStyle w:val="Heading2"/>
-      </w:pPr>
-      <w:r>
-        <w:t xml:space="preserve">2. Sơ đồ tổ chức đề xuất</w:t>
-      </w:r>
-    </w:p>
-    <w:p>
-      <w:pPr>
-        <w:pStyle w:val="FirstParagraph"/>
-      </w:pPr>
-      <w:r>
-        <w:rPr>
-          <w:bCs/>
-          <w:b/>
-        </w:rPr>
-        <w:t xml:space="preserve">TRƯỞNG BỘ PHẬN</w:t>
-      </w:r>
-      <w:r>
-        <w:t xml:space="preserve"> </w:t>
-      </w:r>
-      <w:r>
-        <w:t xml:space="preserve">điều hành trực tiếp 3 trưởng nhóm (A1, B1, C1):</w:t>
+        <w:t xml:space="preserve">điều hành trực tiếp 3 trưởng nhóm:</w:t>
       </w:r>
     </w:p>
     <w:tbl>
@@ -691,7 +640,7 @@
               <w:rPr>
                 <w:b/>
               </w:rPr>
-              <w:t xml:space="preserve">A. SẢN PHẨM &amp; TĂNG TRƯỞNG</w:t>
+              <w:t xml:space="preserve">1. QUẢN LÝ DỊCH VỤ (6)</w:t>
             </w:r>
           </w:p>
         </w:tc>
@@ -708,7 +657,7 @@
               <w:rPr>
                 <w:b/>
               </w:rPr>
-              <w:t xml:space="preserve">B. VẬN HÀNH – CHẤT LƯỢNG – KHIẾU NẠI</w:t>
+              <w:t xml:space="preserve">2. PHÁT TRIỂN DỊCH VỤ MỚI (3)</w:t>
             </w:r>
           </w:p>
         </w:tc>
@@ -725,7 +674,7 @@
               <w:rPr>
                 <w:b/>
               </w:rPr>
-              <w:t xml:space="preserve">C. ĐỐI TÁC – DỮ LIỆU – PMO</w:t>
+              <w:t xml:space="preserve">3. THANH TOÁN &amp; QUẢN LÝ HỢP ĐỒNG (3)</w:t>
             </w:r>
           </w:p>
         </w:tc>
@@ -743,35 +692,45 @@
                 <w:bCs/>
                 <w:b/>
               </w:rPr>
-              <w:t xml:space="preserve">A1</w:t>
+              <w:t xml:space="preserve">QL1</w:t>
             </w:r>
             <w:r>
               <w:t xml:space="preserve"> </w:t>
             </w:r>
             <w:r>
-              <w:t xml:space="preserve">Trưởng nhóm A + Chủ DV Bundle</w:t>
-            </w:r>
-          </w:p>
-        </w:tc>
-        <w:tc>
-          <w:tcPr/>
-          <w:p>
-            <w:pPr>
-              <w:pStyle w:val="Compact"/>
-              <w:jc w:val="left"/>
-            </w:pPr>
+              <w:t xml:space="preserve">Trưởng nhóm + quản lý DV</w:t>
+            </w:r>
+            <w:r>
+              <w:t xml:space="preserve"> </w:t>
+            </w:r>
             <w:r>
               <w:rPr>
                 <w:bCs/>
                 <w:b/>
               </w:rPr>
-              <w:t xml:space="preserve">B1</w:t>
+              <w:t xml:space="preserve">Bundle</w:t>
+            </w:r>
+          </w:p>
+        </w:tc>
+        <w:tc>
+          <w:tcPr/>
+          <w:p>
+            <w:pPr>
+              <w:pStyle w:val="Compact"/>
+              <w:jc w:val="left"/>
+            </w:pPr>
+            <w:r>
+              <w:rPr>
+                <w:bCs/>
+                <w:b/>
+              </w:rPr>
+              <w:t xml:space="preserve">PT1</w:t>
             </w:r>
             <w:r>
               <w:t xml:space="preserve"> </w:t>
             </w:r>
             <w:r>
-              <w:t xml:space="preserve">Trưởng nhóm B + Giám sát hệ thống &amp; xử lý sự cố</w:t>
+              <w:t xml:space="preserve">Trưởng nhóm: nghiên cứu thị trường, lộ trình dịch vụ mới, thẩm định ý tưởng</w:t>
             </w:r>
           </w:p>
         </w:tc>
@@ -787,13 +746,13 @@
                 <w:bCs/>
                 <w:b/>
               </w:rPr>
-              <w:t xml:space="preserve">C1</w:t>
+              <w:t xml:space="preserve">TT1</w:t>
             </w:r>
             <w:r>
               <w:t xml:space="preserve"> </w:t>
             </w:r>
             <w:r>
-              <w:t xml:space="preserve">Trưởng nhóm C + Quản lý đối tác CP &amp; hợp đồng</w:t>
+              <w:t xml:space="preserve">Trưởng nhóm: ký mới, gia hạn, phụ lục, thanh lý hợp đồng CP/đối tác</w:t>
             </w:r>
           </w:p>
         </w:tc>
@@ -811,35 +770,45 @@
                 <w:bCs/>
                 <w:b/>
               </w:rPr>
-              <w:t xml:space="preserve">A2</w:t>
+              <w:t xml:space="preserve">QL2</w:t>
             </w:r>
             <w:r>
               <w:t xml:space="preserve"> </w:t>
             </w:r>
             <w:r>
-              <w:t xml:space="preserve">Chủ DV SMS MO/MT sub + Thông tin giải trí</w:t>
-            </w:r>
-          </w:p>
-        </w:tc>
-        <w:tc>
-          <w:tcPr/>
-          <w:p>
-            <w:pPr>
-              <w:pStyle w:val="Compact"/>
-              <w:jc w:val="left"/>
-            </w:pPr>
+              <w:t xml:space="preserve">Quản lý DV</w:t>
+            </w:r>
+            <w:r>
+              <w:t xml:space="preserve"> </w:t>
+            </w:r>
             <w:r>
               <w:rPr>
                 <w:bCs/>
                 <w:b/>
               </w:rPr>
-              <w:t xml:space="preserve">B2</w:t>
+              <w:t xml:space="preserve">SMS MO/MT subscription</w:t>
+            </w:r>
+          </w:p>
+        </w:tc>
+        <w:tc>
+          <w:tcPr/>
+          <w:p>
+            <w:pPr>
+              <w:pStyle w:val="Compact"/>
+              <w:jc w:val="left"/>
+            </w:pPr>
+            <w:r>
+              <w:rPr>
+                <w:bCs/>
+                <w:b/>
+              </w:rPr>
+              <w:t xml:space="preserve">PT2</w:t>
             </w:r>
             <w:r>
               <w:t xml:space="preserve"> </w:t>
             </w:r>
             <w:r>
-              <w:t xml:space="preserve">Khiếu nại &amp; hoàn tiền</w:t>
+              <w:t xml:space="preserve">Triển khai DV mới nhóm Bundle/Video/Game (KBDV, UAT, công văn)</w:t>
             </w:r>
           </w:p>
         </w:tc>
@@ -855,13 +824,13 @@
                 <w:bCs/>
                 <w:b/>
               </w:rPr>
-              <w:t xml:space="preserve">C2</w:t>
+              <w:t xml:space="preserve">TT2</w:t>
             </w:r>
             <w:r>
               <w:t xml:space="preserve"> </w:t>
             </w:r>
             <w:r>
-              <w:t xml:space="preserve">Đối soát &amp; thanh toán doanh thu chia sẻ</w:t>
+              <w:t xml:space="preserve">Đối soát doanh thu chia sẻ với CP/đối tác</w:t>
             </w:r>
           </w:p>
         </w:tc>
@@ -879,35 +848,45 @@
                 <w:bCs/>
                 <w:b/>
               </w:rPr>
-              <w:t xml:space="preserve">A3</w:t>
+              <w:t xml:space="preserve">QL3</w:t>
             </w:r>
             <w:r>
               <w:t xml:space="preserve"> </w:t>
             </w:r>
             <w:r>
-              <w:t xml:space="preserve">Chủ DV Video + Game</w:t>
-            </w:r>
-          </w:p>
-        </w:tc>
-        <w:tc>
-          <w:tcPr/>
-          <w:p>
-            <w:pPr>
-              <w:pStyle w:val="Compact"/>
-              <w:jc w:val="left"/>
-            </w:pPr>
+              <w:t xml:space="preserve">Quản lý DV</w:t>
+            </w:r>
+            <w:r>
+              <w:t xml:space="preserve"> </w:t>
+            </w:r>
             <w:r>
               <w:rPr>
                 <w:bCs/>
                 <w:b/>
               </w:rPr>
-              <w:t xml:space="preserve">B3</w:t>
+              <w:t xml:space="preserve">Thông tin giải trí</w:t>
+            </w:r>
+          </w:p>
+        </w:tc>
+        <w:tc>
+          <w:tcPr/>
+          <w:p>
+            <w:pPr>
+              <w:pStyle w:val="Compact"/>
+              <w:jc w:val="left"/>
+            </w:pPr>
+            <w:r>
+              <w:rPr>
+                <w:bCs/>
+                <w:b/>
+              </w:rPr>
+              <w:t xml:space="preserve">PT3</w:t>
             </w:r>
             <w:r>
               <w:t xml:space="preserve"> </w:t>
             </w:r>
             <w:r>
-              <w:t xml:space="preserve">Kiểm soát tuân thủ (kịch bản, tin nhắn, đăng ký/hủy)</w:t>
+              <w:t xml:space="preserve">Triển khai DV mới nhóm SMS/nội dung; thẩm định hồ sơ CP mới</w:t>
             </w:r>
           </w:p>
         </w:tc>
@@ -923,13 +902,13 @@
                 <w:bCs/>
                 <w:b/>
               </w:rPr>
-              <w:t xml:space="preserve">C3</w:t>
+              <w:t xml:space="preserve">TT3</w:t>
             </w:r>
             <w:r>
               <w:t xml:space="preserve"> </w:t>
             </w:r>
             <w:r>
-              <w:t xml:space="preserve">Phân tích dữ liệu &amp; báo cáo</w:t>
+              <w:t xml:space="preserve">Thanh toán, theo dõi công nợ, lưu trữ hồ sơ chứng từ</w:t>
             </w:r>
           </w:p>
         </w:tc>
@@ -947,69 +926,292 @@
                 <w:bCs/>
                 <w:b/>
               </w:rPr>
-              <w:t xml:space="preserve">A4</w:t>
+              <w:t xml:space="preserve">QL4</w:t>
             </w:r>
             <w:r>
               <w:t xml:space="preserve"> </w:t>
             </w:r>
             <w:r>
-              <w:t xml:space="preserve">Tăng trưởng &amp; kênh bán (khuyến mại, CSKH, tiếp thị, upsell)</w:t>
-            </w:r>
-          </w:p>
-        </w:tc>
-        <w:tc>
-          <w:tcPr/>
-          <w:p>
-            <w:pPr>
-              <w:pStyle w:val="Compact"/>
-              <w:jc w:val="left"/>
-            </w:pPr>
+              <w:t xml:space="preserve">Quản lý DV</w:t>
+            </w:r>
+            <w:r>
+              <w:t xml:space="preserve"> </w:t>
+            </w:r>
             <w:r>
               <w:rPr>
                 <w:bCs/>
                 <w:b/>
               </w:rPr>
-              <w:t xml:space="preserve">B4</w:t>
+              <w:t xml:space="preserve">Video</w:t>
+            </w:r>
+          </w:p>
+        </w:tc>
+        <w:tc>
+          <w:tcPr/>
+          <w:p>
+            <w:pPr>
+              <w:pStyle w:val="Compact"/>
+            </w:pPr>
+          </w:p>
+        </w:tc>
+        <w:tc>
+          <w:tcPr/>
+          <w:p>
+            <w:pPr>
+              <w:pStyle w:val="Compact"/>
+            </w:pPr>
+          </w:p>
+        </w:tc>
+      </w:tr>
+      <w:tr>
+        <w:tc>
+          <w:tcPr/>
+          <w:p>
+            <w:pPr>
+              <w:pStyle w:val="Compact"/>
+              <w:jc w:val="left"/>
+            </w:pPr>
+            <w:r>
+              <w:rPr>
+                <w:bCs/>
+                <w:b/>
+              </w:rPr>
+              <w:t xml:space="preserve">QL5</w:t>
             </w:r>
             <w:r>
               <w:t xml:space="preserve"> </w:t>
             </w:r>
             <w:r>
-              <w:t xml:space="preserve">Kiểm thử &amp; chất lượng (UAT, test luồng trừ cước định kỳ)</w:t>
-            </w:r>
-          </w:p>
-        </w:tc>
-        <w:tc>
-          <w:tcPr/>
-          <w:p>
-            <w:pPr>
-              <w:pStyle w:val="Compact"/>
-              <w:jc w:val="left"/>
-            </w:pPr>
+              <w:t xml:space="preserve">Quản lý DV</w:t>
+            </w:r>
+            <w:r>
+              <w:t xml:space="preserve"> </w:t>
+            </w:r>
             <w:r>
               <w:rPr>
                 <w:bCs/>
                 <w:b/>
               </w:rPr>
-              <w:t xml:space="preserve">C4</w:t>
+              <w:t xml:space="preserve">Game</w:t>
+            </w:r>
+          </w:p>
+        </w:tc>
+        <w:tc>
+          <w:tcPr/>
+          <w:p>
+            <w:pPr>
+              <w:pStyle w:val="Compact"/>
+            </w:pPr>
+          </w:p>
+        </w:tc>
+        <w:tc>
+          <w:tcPr/>
+          <w:p>
+            <w:pPr>
+              <w:pStyle w:val="Compact"/>
+            </w:pPr>
+          </w:p>
+        </w:tc>
+      </w:tr>
+      <w:tr>
+        <w:tc>
+          <w:tcPr/>
+          <w:p>
+            <w:pPr>
+              <w:pStyle w:val="Compact"/>
+              <w:jc w:val="left"/>
+            </w:pPr>
+            <w:r>
+              <w:rPr>
+                <w:bCs/>
+                <w:b/>
+              </w:rPr>
+              <w:t xml:space="preserve">QL6</w:t>
             </w:r>
             <w:r>
               <w:t xml:space="preserve"> </w:t>
             </w:r>
             <w:r>
-              <w:t xml:space="preserve">PMO: triển khai DV mới (KBDV, UAT, công văn, tiến độ)</w:t>
-            </w:r>
+              <w:t xml:space="preserve">Số liệu &amp; kiểm soát chất lượng: báo cáo doanh thu, kiểm tra kịch bản CP, đầu mối nhận khiếu nại từ CSKH</w:t>
+            </w:r>
+          </w:p>
+        </w:tc>
+        <w:tc>
+          <w:tcPr/>
+          <w:p>
+            <w:pPr>
+              <w:pStyle w:val="Compact"/>
+            </w:pPr>
+          </w:p>
+        </w:tc>
+        <w:tc>
+          <w:tcPr/>
+          <w:p>
+            <w:pPr>
+              <w:pStyle w:val="Compact"/>
+            </w:pPr>
           </w:p>
         </w:tc>
       </w:tr>
     </w:tbl>
-    <w:bookmarkStart w:id="21" w:name="vì-sao-gộp-dịch-vụ-như-vậy"/>
+    <w:bookmarkStart w:id="21" w:name="ghi-chú-về-nhóm-quản-lý-dịch-vụ"/>
     <w:p>
       <w:pPr>
         <w:pStyle w:val="Heading3"/>
       </w:pPr>
       <w:r>
-        <w:t xml:space="preserve">Vì sao gộp dịch vụ như vậy?</w:t>
+        <w:t xml:space="preserve">Ghi chú về nhóm Quản lý dịch vụ</w:t>
+      </w:r>
+    </w:p>
+    <w:p>
+      <w:pPr>
+        <w:numPr>
+          <w:ilvl w:val="0"/>
+          <w:numId w:val="1003"/>
+        </w:numPr>
+        <w:pStyle w:val="Compact"/>
+      </w:pPr>
+      <w:r>
+        <w:t xml:space="preserve">SMS MO/MT sub và Thông tin giải trí tách 2 người vì đây là mảng</w:t>
+      </w:r>
+      <w:r>
+        <w:t xml:space="preserve"> </w:t>
+      </w:r>
+      <w:r>
+        <w:rPr>
+          <w:bCs/>
+          <w:b/>
+        </w:rPr>
+        <w:t xml:space="preserve">nhiều mã dịch vụ, nhiều CP, rủi ro khiếu nại</w:t>
+      </w:r>
+      <w:r>
+        <w:rPr>
+          <w:bCs/>
+          <w:b/>
+        </w:rPr>
+        <w:t xml:space="preserve"> </w:t>
+      </w:r>
+      <w:r>
+        <w:rPr>
+          <w:bCs/>
+          <w:b/>
+        </w:rPr>
+        <w:t xml:space="preserve">“</w:t>
+      </w:r>
+      <w:r>
+        <w:rPr>
+          <w:bCs/>
+          <w:b/>
+        </w:rPr>
+        <w:t xml:space="preserve">bị trừ tiền</w:t>
+      </w:r>
+      <w:r>
+        <w:rPr>
+          <w:bCs/>
+          <w:b/>
+        </w:rPr>
+        <w:t xml:space="preserve">”</w:t>
+      </w:r>
+      <w:r>
+        <w:rPr>
+          <w:bCs/>
+          <w:b/>
+        </w:rPr>
+        <w:t xml:space="preserve"> </w:t>
+      </w:r>
+      <w:r>
+        <w:rPr>
+          <w:bCs/>
+          <w:b/>
+        </w:rPr>
+        <w:t xml:space="preserve">và tin nhắn rác cao nhất</w:t>
+      </w:r>
+      <w:r>
+        <w:t xml:space="preserve">. Nếu số lượng dịch vụ ít, gộp QL2 + QL3 làm một và chuyển 1 người sang nhóm Phát triển hoặc Thanh toán.</w:t>
+      </w:r>
+    </w:p>
+    <w:p>
+      <w:pPr>
+        <w:numPr>
+          <w:ilvl w:val="0"/>
+          <w:numId w:val="1003"/>
+        </w:numPr>
+        <w:pStyle w:val="Compact"/>
+      </w:pPr>
+      <w:r>
+        <w:t xml:space="preserve">QL6 là</w:t>
+      </w:r>
+      <w:r>
+        <w:t xml:space="preserve"> </w:t>
+      </w:r>
+      <w:r>
+        <w:t xml:space="preserve">“</w:t>
+      </w:r>
+      <w:r>
+        <w:t xml:space="preserve">con mắt</w:t>
+      </w:r>
+      <w:r>
+        <w:t xml:space="preserve">”</w:t>
+      </w:r>
+      <w:r>
+        <w:t xml:space="preserve"> </w:t>
+      </w:r>
+      <w:r>
+        <w:t xml:space="preserve">chung của nhóm: mỗi sáng gửi số liệu, phát hiện bất thường, tổng hợp khiếu nại do CSKH chuyển sang. Không có vị trí này, 5 người quản lý dịch vụ sẽ mỗi người làm báo cáo một kiểu.</w:t>
+      </w:r>
+    </w:p>
+    <w:p>
+      <w:pPr>
+        <w:numPr>
+          <w:ilvl w:val="0"/>
+          <w:numId w:val="1003"/>
+        </w:numPr>
+        <w:pStyle w:val="Compact"/>
+      </w:pPr>
+      <w:r>
+        <w:t xml:space="preserve">Nếu sau khi có số liệu, một dịch vụ chiếm &gt;40% doanh thu, cân nhắc cho trưởng nhóm thôi kiêm dịch vụ đó để tập trung điều phối.</w:t>
+      </w:r>
+    </w:p>
+    <w:bookmarkEnd w:id="21"/>
+    <w:bookmarkEnd w:id="22"/>
+    <w:bookmarkStart w:id="24" w:name="bố-trí-7-người-cũ-và-5-người-mới"/>
+    <w:p>
+      <w:pPr>
+        <w:pStyle w:val="Heading2"/>
+      </w:pPr>
+      <w:r>
+        <w:t xml:space="preserve">3. Bố trí 7 người cũ và 5 người mới</w:t>
+      </w:r>
+    </w:p>
+    <w:p>
+      <w:pPr>
+        <w:pStyle w:val="FirstParagraph"/>
+      </w:pPr>
+      <w:r>
+        <w:rPr>
+          <w:bCs/>
+          <w:b/>
+        </w:rPr>
+        <w:t xml:space="preserve">Nguyên tắc:</w:t>
+      </w:r>
+      <w:r>
+        <w:t xml:space="preserve"> </w:t>
+      </w:r>
+      <w:r>
+        <w:t xml:space="preserve">người cũ giữ trưởng nhóm và các vị trí cần quan hệ/kinh nghiệm của phòng; người mới được xếp theo</w:t>
+      </w:r>
+      <w:r>
+        <w:t xml:space="preserve"> </w:t>
+      </w:r>
+      <w:r>
+        <w:rPr>
+          <w:bCs/>
+          <w:b/>
+        </w:rPr>
+        <w:t xml:space="preserve">chính dịch vụ họ mang theo</w:t>
+      </w:r>
+      <w:r>
+        <w:t xml:space="preserve">.</w:t>
       </w:r>
     </w:p>
     <w:tbl>
@@ -1020,9 +1222,8 @@
         <w:jc w:val="start"/>
       </w:tblPr>
       <w:tblGrid>
-        <w:gridCol w:w="2640"/>
-        <w:gridCol w:w="2640"/>
-        <w:gridCol w:w="2640"/>
+        <w:gridCol w:w="3960"/>
+        <w:gridCol w:w="3960"/>
       </w:tblGrid>
       <w:tr>
         <w:trPr>
@@ -1042,7 +1243,7 @@
               <w:rPr>
                 <w:b/>
               </w:rPr>
-              <w:t xml:space="preserve">Cụm</w:t>
+              <w:t xml:space="preserve">Tình huống</w:t>
             </w:r>
           </w:p>
         </w:tc>
@@ -1059,174 +1260,114 @@
               <w:rPr>
                 <w:b/>
               </w:rPr>
-              <w:t xml:space="preserve">Gộp vì</w:t>
-            </w:r>
-          </w:p>
-        </w:tc>
-        <w:tc>
-          <w:tcPr>
-            <w:shd w:val="clear" w:color="auto" w:fill="DDEBF7"/>
-          </w:tcPr>
-          <w:p>
-            <w:pPr>
-              <w:pStyle w:val="Compact"/>
-              <w:jc w:val="left"/>
-            </w:pPr>
-            <w:r>
-              <w:rPr>
-                <w:b/>
-              </w:rPr>
-              <w:t xml:space="preserve">Đặc điểm quản lý</w:t>
-            </w:r>
-          </w:p>
-        </w:tc>
-      </w:tr>
-      <w:tr>
-        <w:tc>
-          <w:tcPr/>
-          <w:p>
-            <w:pPr>
-              <w:pStyle w:val="Compact"/>
-              <w:jc w:val="left"/>
-            </w:pPr>
+              <w:t xml:space="preserve">Cách bố trí</w:t>
+            </w:r>
+          </w:p>
+        </w:tc>
+      </w:tr>
+      <w:tr>
+        <w:tc>
+          <w:tcPr/>
+          <w:p>
+            <w:pPr>
+              <w:pStyle w:val="Compact"/>
+              <w:jc w:val="left"/>
+            </w:pPr>
+            <w:r>
+              <w:t xml:space="preserve">5 người mới</w:t>
+            </w:r>
+            <w:r>
+              <w:t xml:space="preserve"> </w:t>
+            </w:r>
             <w:r>
               <w:rPr>
                 <w:bCs/>
                 <w:b/>
               </w:rPr>
-              <w:t xml:space="preserve">Bundle</w:t>
+              <w:t xml:space="preserve">đi kèm các dịch vụ được chuyển về</w:t>
             </w:r>
             <w:r>
               <w:t xml:space="preserve"> </w:t>
             </w:r>
             <w:r>
-              <w:t xml:space="preserve">(riêng 1 chủ)</w:t>
-            </w:r>
-          </w:p>
-        </w:tc>
-        <w:tc>
-          <w:tcPr/>
-          <w:p>
-            <w:pPr>
-              <w:pStyle w:val="Compact"/>
-              <w:jc w:val="left"/>
-            </w:pPr>
-            <w:r>
-              <w:t xml:space="preserve">Thường là nguồn doanh thu lớn nhất, gắn với gói cước, phối hợp nhiều đơn vị (kinh doanh, tính cước)</w:t>
-            </w:r>
-          </w:p>
-        </w:tc>
-        <w:tc>
-          <w:tcPr/>
-          <w:p>
-            <w:pPr>
-              <w:pStyle w:val="Compact"/>
-              <w:jc w:val="left"/>
-            </w:pPr>
-            <w:r>
-              <w:t xml:space="preserve">Cần người cứng, quen làm việc liên phòng ban</w:t>
-            </w:r>
-          </w:p>
-        </w:tc>
-      </w:tr>
-      <w:tr>
-        <w:tc>
-          <w:tcPr/>
-          <w:p>
-            <w:pPr>
-              <w:pStyle w:val="Compact"/>
-              <w:jc w:val="left"/>
-            </w:pPr>
+              <w:t xml:space="preserve">(thường gặp)</w:t>
+            </w:r>
+          </w:p>
+        </w:tc>
+        <w:tc>
+          <w:tcPr/>
+          <w:p>
+            <w:pPr>
+              <w:pStyle w:val="Compact"/>
+              <w:jc w:val="left"/>
+            </w:pPr>
+            <w:r>
+              <w:t xml:space="preserve">Xếp phần lớn vào</w:t>
+            </w:r>
+            <w:r>
+              <w:t xml:space="preserve"> </w:t>
+            </w:r>
             <w:r>
               <w:rPr>
                 <w:bCs/>
                 <w:b/>
               </w:rPr>
-              <w:t xml:space="preserve">SMS MO/MT sub + Thông tin giải trí</w:t>
-            </w:r>
-          </w:p>
-        </w:tc>
-        <w:tc>
-          <w:tcPr/>
-          <w:p>
-            <w:pPr>
-              <w:pStyle w:val="Compact"/>
-              <w:jc w:val="left"/>
-            </w:pPr>
-            <w:r>
-              <w:t xml:space="preserve">Cùng nền tảng đầu số/SMS, cùng mô hình thuê bao ngày/tuần/tháng, cùng rủi ro khiếu nại</w:t>
+              <w:t xml:space="preserve">nhóm Quản lý dịch vụ</w:t>
+            </w:r>
+            <w:r>
+              <w:t xml:space="preserve">, mỗi người tiếp tục quản lý đúng dịch vụ đã làm (QL2–QL5). Người cũ của phòng làm</w:t>
             </w:r>
             <w:r>
               <w:t xml:space="preserve"> </w:t>
             </w:r>
             <w:r>
-              <w:t xml:space="preserve">“</w:t>
-            </w:r>
-            <w:r>
-              <w:t xml:space="preserve">bị trừ tiền</w:t>
-            </w:r>
-            <w:r>
-              <w:t xml:space="preserve">”</w:t>
+              <w:rPr>
+                <w:bCs/>
+                <w:b/>
+              </w:rPr>
+              <w:t xml:space="preserve">dự phòng</w:t>
             </w:r>
             <w:r>
               <w:t xml:space="preserve"> </w:t>
             </w:r>
             <w:r>
-              <w:t xml:space="preserve">và tin nhắn rác</w:t>
-            </w:r>
-          </w:p>
-        </w:tc>
-        <w:tc>
-          <w:tcPr/>
-          <w:p>
-            <w:pPr>
-              <w:pStyle w:val="Compact"/>
-              <w:jc w:val="left"/>
-            </w:pPr>
-            <w:r>
-              <w:t xml:space="preserve">Rủi ro tuân thủ cao nhất → chủ DV phải phối hợp chặt với B3</w:t>
-            </w:r>
-          </w:p>
-        </w:tc>
-      </w:tr>
-      <w:tr>
-        <w:tc>
-          <w:tcPr/>
-          <w:p>
-            <w:pPr>
-              <w:pStyle w:val="Compact"/>
-              <w:jc w:val="left"/>
-            </w:pPr>
+              <w:t xml:space="preserve">cho các dịch vụ đó để học dần. 1 người mới từng làm đối soát/hợp đồng → nhóm Thanh toán.</w:t>
+            </w:r>
+          </w:p>
+        </w:tc>
+      </w:tr>
+      <w:tr>
+        <w:tc>
+          <w:tcPr/>
+          <w:p>
+            <w:pPr>
+              <w:pStyle w:val="Compact"/>
+              <w:jc w:val="left"/>
+            </w:pPr>
+            <w:r>
+              <w:t xml:space="preserve">5 người mới</w:t>
+            </w:r>
+            <w:r>
+              <w:t xml:space="preserve"> </w:t>
+            </w:r>
             <w:r>
               <w:rPr>
                 <w:bCs/>
                 <w:b/>
               </w:rPr>
-              <w:t xml:space="preserve">Video + Game</w:t>
-            </w:r>
-          </w:p>
-        </w:tc>
-        <w:tc>
-          <w:tcPr/>
-          <w:p>
-            <w:pPr>
-              <w:pStyle w:val="Compact"/>
-              <w:jc w:val="left"/>
-            </w:pPr>
-            <w:r>
-              <w:t xml:space="preserve">Cùng là dịch vụ nội dung qua app/web, phụ thuộc đối tác CP, cạnh tranh trực tiếp với OTT miễn phí</w:t>
-            </w:r>
-          </w:p>
-        </w:tc>
-        <w:tc>
-          <w:tcPr/>
-          <w:p>
-            <w:pPr>
-              <w:pStyle w:val="Compact"/>
-              <w:jc w:val="left"/>
-            </w:pPr>
-            <w:r>
-              <w:t xml:space="preserve">Cần tư duy sản phẩm số, trải nghiệm người dùng</w:t>
+              <w:t xml:space="preserve">không có kinh nghiệm dịch vụ cụ thể</w:t>
+            </w:r>
+          </w:p>
+        </w:tc>
+        <w:tc>
+          <w:tcPr/>
+          <w:p>
+            <w:pPr>
+              <w:pStyle w:val="Compact"/>
+              <w:jc w:val="left"/>
+            </w:pPr>
+            <w:r>
+              <w:t xml:space="preserve">Người cũ đảm nhận QL1–QL3, TT1–TT2, PT1. Người mới vào QL4–QL6, PT2/PT3, TT3, mỗi người có 1 người cũ kèm cặp trong 60 ngày.</w:t>
             </w:r>
           </w:p>
         </w:tc>
@@ -1234,361 +1375,42 @@
     </w:tbl>
     <w:p>
       <w:pPr>
-        <w:pStyle w:val="BlockText"/>
-      </w:pPr>
-      <w:r>
-        <w:t xml:space="preserve">Nếu sau khi có số liệu, một dịch vụ khác lại chiếm &gt;40% doanh thu, hãy tách nó ra cho 1 chủ riêng và gộp hai cụm nhỏ nhất lại.</w:t>
-      </w:r>
-    </w:p>
-    <w:bookmarkEnd w:id="21"/>
-    <w:bookmarkEnd w:id="22"/>
-    <w:bookmarkStart w:id="24" w:name="bố-trí-7-người-cũ-và-5-người-mới"/>
-    <w:p>
-      <w:pPr>
-        <w:pStyle w:val="Heading2"/>
-      </w:pPr>
-      <w:r>
-        <w:t xml:space="preserve">3. Bố trí 7 người cũ và 5 người mới</w:t>
-      </w:r>
-    </w:p>
-    <w:p>
-      <w:pPr>
-        <w:pStyle w:val="FirstParagraph"/>
-      </w:pPr>
+        <w:pStyle w:val="BodyText"/>
+      </w:pPr>
+      <w:r>
+        <w:t xml:space="preserve">Luôn giữ:</w:t>
+      </w:r>
+      <w:r>
+        <w:t xml:space="preserve"> </w:t>
+      </w:r>
       <w:r>
         <w:rPr>
           <w:bCs/>
           <w:b/>
         </w:rPr>
-        <w:t xml:space="preserve">Nguyên tắc:</w:t>
+        <w:t xml:space="preserve">3 trưởng nhóm là người cũ</w:t>
       </w:r>
       <w:r>
         <w:t xml:space="preserve"> </w:t>
       </w:r>
       <w:r>
-        <w:t xml:space="preserve">người cũ giữ các vị trí</w:t>
+        <w:t xml:space="preserve">(hiểu quy trình của phòng);</w:t>
       </w:r>
       <w:r>
         <w:t xml:space="preserve"> </w:t>
       </w:r>
-      <w:r>
-        <w:t xml:space="preserve">“</w:t>
-      </w:r>
-      <w:r>
-        <w:t xml:space="preserve">chủ</w:t>
-      </w:r>
-      <w:r>
-        <w:t xml:space="preserve">”</w:t>
-      </w:r>
-      <w:r>
-        <w:t xml:space="preserve"> </w:t>
-      </w:r>
-      <w:r>
-        <w:t xml:space="preserve">và trưởng nhóm (nắm quan hệ, hiểu hệ thống); người mới vào các vị trí có quy trình rõ, có người kèm.</w:t>
-      </w:r>
-    </w:p>
-    <w:tbl>
-      <w:tblPr>
-        <w:tblStyle w:val="Table"/>
-        <w:tblW w:type="pct" w:w="5000"/>
-        <w:tblLook w:firstRow="1" w:lastRow="0" w:firstColumn="0" w:lastColumn="0" w:noHBand="0" w:noVBand="0" w:val="0020"/>
-        <w:jc w:val="start"/>
-      </w:tblPr>
-      <w:tblGrid>
-        <w:gridCol w:w="2640"/>
-        <w:gridCol w:w="2640"/>
-        <w:gridCol w:w="2640"/>
-      </w:tblGrid>
-      <w:tr>
-        <w:trPr>
-          <w:tblHeader w:val="true"/>
-          <w:tblHeader w:val="true"/>
-        </w:trPr>
-        <w:tc>
-          <w:tcPr>
-            <w:shd w:val="clear" w:color="auto" w:fill="DDEBF7"/>
-          </w:tcPr>
-          <w:p>
-            <w:pPr>
-              <w:pStyle w:val="Compact"/>
-              <w:jc w:val="left"/>
-            </w:pPr>
-            <w:r>
-              <w:rPr>
-                <w:b/>
-              </w:rPr>
-              <w:t xml:space="preserve">Vị trí</w:t>
-            </w:r>
-          </w:p>
-        </w:tc>
-        <w:tc>
-          <w:tcPr>
-            <w:shd w:val="clear" w:color="auto" w:fill="DDEBF7"/>
-          </w:tcPr>
-          <w:p>
-            <w:pPr>
-              <w:pStyle w:val="Compact"/>
-              <w:jc w:val="left"/>
-            </w:pPr>
-            <w:r>
-              <w:rPr>
-                <w:b/>
-              </w:rPr>
-              <w:t xml:space="preserve">Gợi ý nguồn người</w:t>
-            </w:r>
-          </w:p>
-        </w:tc>
-        <w:tc>
-          <w:tcPr>
-            <w:shd w:val="clear" w:color="auto" w:fill="DDEBF7"/>
-          </w:tcPr>
-          <w:p>
-            <w:pPr>
-              <w:pStyle w:val="Compact"/>
-              <w:jc w:val="left"/>
-            </w:pPr>
-            <w:r>
-              <w:rPr>
-                <w:b/>
-              </w:rPr>
-              <w:t xml:space="preserve">Ghi chú</w:t>
-            </w:r>
-          </w:p>
-        </w:tc>
-      </w:tr>
-      <w:tr>
-        <w:tc>
-          <w:tcPr/>
-          <w:p>
-            <w:pPr>
-              <w:pStyle w:val="Compact"/>
-              <w:jc w:val="left"/>
-            </w:pPr>
-            <w:r>
-              <w:t xml:space="preserve">A1, B1, C1 (3 trưởng nhóm)</w:t>
-            </w:r>
-          </w:p>
-        </w:tc>
-        <w:tc>
-          <w:tcPr/>
-          <w:p>
-            <w:pPr>
-              <w:pStyle w:val="Compact"/>
-              <w:jc w:val="left"/>
-            </w:pPr>
-            <w:r>
-              <w:t xml:space="preserve">3 người cũ giỏi nhất</w:t>
-            </w:r>
-          </w:p>
-        </w:tc>
-        <w:tc>
-          <w:tcPr/>
-          <w:p>
-            <w:pPr>
-              <w:pStyle w:val="Compact"/>
-              <w:jc w:val="left"/>
-            </w:pPr>
-            <w:r>
-              <w:t xml:space="preserve">Mỗi người vừa làm chuyên môn vừa điều phối 3 người khác</w:t>
-            </w:r>
-          </w:p>
-        </w:tc>
-      </w:tr>
-      <w:tr>
-        <w:tc>
-          <w:tcPr/>
-          <w:p>
-            <w:pPr>
-              <w:pStyle w:val="Compact"/>
-              <w:jc w:val="left"/>
-            </w:pPr>
-            <w:r>
-              <w:t xml:space="preserve">A2, A3</w:t>
-            </w:r>
-          </w:p>
-        </w:tc>
-        <w:tc>
-          <w:tcPr/>
-          <w:p>
-            <w:pPr>
-              <w:pStyle w:val="Compact"/>
-              <w:jc w:val="left"/>
-            </w:pPr>
-            <w:r>
-              <w:t xml:space="preserve">2 người cũ</w:t>
-            </w:r>
-          </w:p>
-        </w:tc>
-        <w:tc>
-          <w:tcPr/>
-          <w:p>
-            <w:pPr>
-              <w:pStyle w:val="Compact"/>
-              <w:jc w:val="left"/>
-            </w:pPr>
-            <w:r>
-              <w:t xml:space="preserve">Chủ dịch vụ cần hiểu sâu lịch sử dịch vụ</w:t>
-            </w:r>
-          </w:p>
-        </w:tc>
-      </w:tr>
-      <w:tr>
-        <w:tc>
-          <w:tcPr/>
-          <w:p>
-            <w:pPr>
-              <w:pStyle w:val="Compact"/>
-              <w:jc w:val="left"/>
-            </w:pPr>
-            <w:r>
-              <w:t xml:space="preserve">C2 (đối soát)</w:t>
-            </w:r>
-          </w:p>
-        </w:tc>
-        <w:tc>
-          <w:tcPr/>
-          <w:p>
-            <w:pPr>
-              <w:pStyle w:val="Compact"/>
-              <w:jc w:val="left"/>
-            </w:pPr>
-            <w:r>
-              <w:t xml:space="preserve">1 người cũ hoặc người mới đã từng làm đối soát</w:t>
-            </w:r>
-          </w:p>
-        </w:tc>
-        <w:tc>
-          <w:tcPr/>
-          <w:p>
-            <w:pPr>
-              <w:pStyle w:val="Compact"/>
-              <w:jc w:val="left"/>
-            </w:pPr>
-            <w:r>
-              <w:t xml:space="preserve">Vị trí</w:t>
-            </w:r>
-            <w:r>
-              <w:t xml:space="preserve"> </w:t>
-            </w:r>
-            <w:r>
-              <w:t xml:space="preserve">“</w:t>
-            </w:r>
-            <w:r>
-              <w:t xml:space="preserve">chạm tiền</w:t>
-            </w:r>
-            <w:r>
-              <w:t xml:space="preserve">”</w:t>
-            </w:r>
-            <w:r>
-              <w:t xml:space="preserve"> </w:t>
-            </w:r>
-            <w:r>
-              <w:t xml:space="preserve">— chọn người cẩn thận nhất</w:t>
-            </w:r>
-          </w:p>
-        </w:tc>
-      </w:tr>
-      <w:tr>
-        <w:tc>
-          <w:tcPr/>
-          <w:p>
-            <w:pPr>
-              <w:pStyle w:val="Compact"/>
-              <w:jc w:val="left"/>
-            </w:pPr>
-            <w:r>
-              <w:t xml:space="preserve">B2 hoặc C3</w:t>
-            </w:r>
-          </w:p>
-        </w:tc>
-        <w:tc>
-          <w:tcPr/>
-          <w:p>
-            <w:pPr>
-              <w:pStyle w:val="Compact"/>
-              <w:jc w:val="left"/>
-            </w:pPr>
-            <w:r>
-              <w:t xml:space="preserve">1 người cũ còn lại</w:t>
-            </w:r>
-          </w:p>
-        </w:tc>
-        <w:tc>
-          <w:tcPr/>
-          <w:p>
-            <w:pPr>
-              <w:pStyle w:val="Compact"/>
-            </w:pPr>
-          </w:p>
-        </w:tc>
-      </w:tr>
-      <w:tr>
-        <w:tc>
-          <w:tcPr/>
-          <w:p>
-            <w:pPr>
-              <w:pStyle w:val="Compact"/>
-              <w:jc w:val="left"/>
-            </w:pPr>
-            <w:r>
-              <w:t xml:space="preserve">A4, B3, B4, C3/B2, C4</w:t>
-            </w:r>
-          </w:p>
-        </w:tc>
-        <w:tc>
-          <w:tcPr/>
-          <w:p>
-            <w:pPr>
-              <w:pStyle w:val="Compact"/>
-              <w:jc w:val="left"/>
-            </w:pPr>
-            <w:r>
-              <w:t xml:space="preserve">5 người mới</w:t>
-            </w:r>
-          </w:p>
-        </w:tc>
-        <w:tc>
-          <w:tcPr/>
-          <w:p>
-            <w:pPr>
-              <w:pStyle w:val="Compact"/>
-              <w:jc w:val="left"/>
-            </w:pPr>
-            <w:r>
-              <w:t xml:space="preserve">Mỗi người mới có 1 người cũ kèm cặp (</w:t>
-            </w:r>
-            <w:r>
-              <w:t xml:space="preserve">“</w:t>
-            </w:r>
-            <w:r>
-              <w:t xml:space="preserve">buddy</w:t>
-            </w:r>
-            <w:r>
-              <w:t xml:space="preserve">”</w:t>
-            </w:r>
-            <w:r>
-              <w:t xml:space="preserve">) trong 60 ngày</w:t>
-            </w:r>
-          </w:p>
-        </w:tc>
-      </w:tr>
-    </w:tbl>
-    <w:p>
-      <w:pPr>
-        <w:pStyle w:val="BodyText"/>
-      </w:pPr>
       <w:r>
         <w:rPr>
           <w:bCs/>
           <w:b/>
         </w:rPr>
-        <w:t xml:space="preserve">Nếu 5 người mới đến từ đơn vị đang vận hành chính các dịch vụ này</w:t>
+        <w:t xml:space="preserve">TT2 (đối soát)</w:t>
       </w:r>
       <w:r>
         <w:t xml:space="preserve"> </w:t>
       </w:r>
       <w:r>
-        <w:t xml:space="preserve">(ví dụ được chuyển cùng dịch vụ): ưu tiên để họ làm</w:t>
+        <w:t xml:space="preserve">là người cẩn thận nhất;</w:t>
       </w:r>
       <w:r>
         <w:t xml:space="preserve"> </w:t>
@@ -1598,22 +1420,19 @@
           <w:bCs/>
           <w:b/>
         </w:rPr>
-        <w:t xml:space="preserve">người dự phòng</w:t>
-      </w:r>
-      <w:r>
-        <w:t xml:space="preserve"> </w:t>
-      </w:r>
-      <w:r>
-        <w:t xml:space="preserve">cho đúng dịch vụ họ từng làm, và đặt 1–2 người giỏi nhất vào vị trí chủ dịch vụ ngay — đừng lãng phí kinh nghiệm của họ.</w:t>
+        <w:t xml:space="preserve">không nhóm nào toàn người mới hoặc toàn người cũ</w:t>
+      </w:r>
+      <w:r>
+        <w:t xml:space="preserve">.</w:t>
       </w:r>
     </w:p>
-    <w:bookmarkStart w:id="23" w:name="Xd39d2cd8b59ad3e9b466d7d4b72016455587088"/>
+    <w:bookmarkStart w:id="23" w:name="ma-trận-dự-phòng-chéo"/>
     <w:p>
       <w:pPr>
         <w:pStyle w:val="Heading3"/>
       </w:pPr>
       <w:r>
-        <w:t xml:space="preserve">Ma trận dự phòng chéo (chống phụ thuộc 1 người)</w:t>
+        <w:t xml:space="preserve">Ma trận dự phòng chéo</w:t>
       </w:r>
     </w:p>
     <w:tbl>
@@ -1646,7 +1465,7 @@
               <w:rPr>
                 <w:b/>
               </w:rPr>
-              <w:t xml:space="preserve">Dịch vụ</w:t>
+              <w:t xml:space="preserve">Dịch vụ / việc</w:t>
             </w:r>
           </w:p>
         </w:tc>
@@ -1663,7 +1482,7 @@
               <w:rPr>
                 <w:b/>
               </w:rPr>
-              <w:t xml:space="preserve">Chủ (chịu trách nhiệm cuối)</w:t>
+              <w:t xml:space="preserve">Người chính</w:t>
             </w:r>
           </w:p>
         </w:tc>
@@ -1706,19 +1525,19 @@
               <w:jc w:val="left"/>
             </w:pPr>
             <w:r>
-              <w:t xml:space="preserve">A1</w:t>
-            </w:r>
-          </w:p>
-        </w:tc>
-        <w:tc>
-          <w:tcPr/>
-          <w:p>
-            <w:pPr>
-              <w:pStyle w:val="Compact"/>
-              <w:jc w:val="left"/>
-            </w:pPr>
-            <w:r>
-              <w:t xml:space="preserve">A4</w:t>
+              <w:t xml:space="preserve">QL1</w:t>
+            </w:r>
+          </w:p>
+        </w:tc>
+        <w:tc>
+          <w:tcPr/>
+          <w:p>
+            <w:pPr>
+              <w:pStyle w:val="Compact"/>
+              <w:jc w:val="left"/>
+            </w:pPr>
+            <w:r>
+              <w:t xml:space="preserve">PT2</w:t>
             </w:r>
           </w:p>
         </w:tc>
@@ -1744,19 +1563,19 @@
               <w:jc w:val="left"/>
             </w:pPr>
             <w:r>
-              <w:t xml:space="preserve">A2</w:t>
-            </w:r>
-          </w:p>
-        </w:tc>
-        <w:tc>
-          <w:tcPr/>
-          <w:p>
-            <w:pPr>
-              <w:pStyle w:val="Compact"/>
-              <w:jc w:val="left"/>
-            </w:pPr>
-            <w:r>
-              <w:t xml:space="preserve">B3</w:t>
+              <w:t xml:space="preserve">QL2</w:t>
+            </w:r>
+          </w:p>
+        </w:tc>
+        <w:tc>
+          <w:tcPr/>
+          <w:p>
+            <w:pPr>
+              <w:pStyle w:val="Compact"/>
+              <w:jc w:val="left"/>
+            </w:pPr>
+            <w:r>
+              <w:t xml:space="preserve">QL3</w:t>
             </w:r>
           </w:p>
         </w:tc>
@@ -1782,19 +1601,19 @@
               <w:jc w:val="left"/>
             </w:pPr>
             <w:r>
-              <w:t xml:space="preserve">A2</w:t>
-            </w:r>
-          </w:p>
-        </w:tc>
-        <w:tc>
-          <w:tcPr/>
-          <w:p>
-            <w:pPr>
-              <w:pStyle w:val="Compact"/>
-              <w:jc w:val="left"/>
-            </w:pPr>
-            <w:r>
-              <w:t xml:space="preserve">C4</w:t>
+              <w:t xml:space="preserve">QL3</w:t>
+            </w:r>
+          </w:p>
+        </w:tc>
+        <w:tc>
+          <w:tcPr/>
+          <w:p>
+            <w:pPr>
+              <w:pStyle w:val="Compact"/>
+              <w:jc w:val="left"/>
+            </w:pPr>
+            <w:r>
+              <w:t xml:space="preserve">QL2</w:t>
             </w:r>
           </w:p>
         </w:tc>
@@ -1820,19 +1639,19 @@
               <w:jc w:val="left"/>
             </w:pPr>
             <w:r>
-              <w:t xml:space="preserve">A3</w:t>
-            </w:r>
-          </w:p>
-        </w:tc>
-        <w:tc>
-          <w:tcPr/>
-          <w:p>
-            <w:pPr>
-              <w:pStyle w:val="Compact"/>
-              <w:jc w:val="left"/>
-            </w:pPr>
-            <w:r>
-              <w:t xml:space="preserve">B4</w:t>
+              <w:t xml:space="preserve">QL4</w:t>
+            </w:r>
+          </w:p>
+        </w:tc>
+        <w:tc>
+          <w:tcPr/>
+          <w:p>
+            <w:pPr>
+              <w:pStyle w:val="Compact"/>
+              <w:jc w:val="left"/>
+            </w:pPr>
+            <w:r>
+              <w:t xml:space="preserve">QL5</w:t>
             </w:r>
           </w:p>
         </w:tc>
@@ -1858,19 +1677,171 @@
               <w:jc w:val="left"/>
             </w:pPr>
             <w:r>
-              <w:t xml:space="preserve">A3</w:t>
-            </w:r>
-          </w:p>
-        </w:tc>
-        <w:tc>
-          <w:tcPr/>
-          <w:p>
-            <w:pPr>
-              <w:pStyle w:val="Compact"/>
-              <w:jc w:val="left"/>
-            </w:pPr>
-            <w:r>
-              <w:t xml:space="preserve">C1</w:t>
+              <w:t xml:space="preserve">QL5</w:t>
+            </w:r>
+          </w:p>
+        </w:tc>
+        <w:tc>
+          <w:tcPr/>
+          <w:p>
+            <w:pPr>
+              <w:pStyle w:val="Compact"/>
+              <w:jc w:val="left"/>
+            </w:pPr>
+            <w:r>
+              <w:t xml:space="preserve">QL4</w:t>
+            </w:r>
+          </w:p>
+        </w:tc>
+      </w:tr>
+      <w:tr>
+        <w:tc>
+          <w:tcPr/>
+          <w:p>
+            <w:pPr>
+              <w:pStyle w:val="Compact"/>
+              <w:jc w:val="left"/>
+            </w:pPr>
+            <w:r>
+              <w:t xml:space="preserve">Số liệu &amp; kiểm soát chất lượng</w:t>
+            </w:r>
+          </w:p>
+        </w:tc>
+        <w:tc>
+          <w:tcPr/>
+          <w:p>
+            <w:pPr>
+              <w:pStyle w:val="Compact"/>
+              <w:jc w:val="left"/>
+            </w:pPr>
+            <w:r>
+              <w:t xml:space="preserve">QL6</w:t>
+            </w:r>
+          </w:p>
+        </w:tc>
+        <w:tc>
+          <w:tcPr/>
+          <w:p>
+            <w:pPr>
+              <w:pStyle w:val="Compact"/>
+              <w:jc w:val="left"/>
+            </w:pPr>
+            <w:r>
+              <w:t xml:space="preserve">TT2</w:t>
+            </w:r>
+          </w:p>
+        </w:tc>
+      </w:tr>
+      <w:tr>
+        <w:tc>
+          <w:tcPr/>
+          <w:p>
+            <w:pPr>
+              <w:pStyle w:val="Compact"/>
+              <w:jc w:val="left"/>
+            </w:pPr>
+            <w:r>
+              <w:t xml:space="preserve">Hợp đồng</w:t>
+            </w:r>
+          </w:p>
+        </w:tc>
+        <w:tc>
+          <w:tcPr/>
+          <w:p>
+            <w:pPr>
+              <w:pStyle w:val="Compact"/>
+              <w:jc w:val="left"/>
+            </w:pPr>
+            <w:r>
+              <w:t xml:space="preserve">TT1</w:t>
+            </w:r>
+          </w:p>
+        </w:tc>
+        <w:tc>
+          <w:tcPr/>
+          <w:p>
+            <w:pPr>
+              <w:pStyle w:val="Compact"/>
+              <w:jc w:val="left"/>
+            </w:pPr>
+            <w:r>
+              <w:t xml:space="preserve">TT3</w:t>
+            </w:r>
+          </w:p>
+        </w:tc>
+      </w:tr>
+      <w:tr>
+        <w:tc>
+          <w:tcPr/>
+          <w:p>
+            <w:pPr>
+              <w:pStyle w:val="Compact"/>
+              <w:jc w:val="left"/>
+            </w:pPr>
+            <w:r>
+              <w:t xml:space="preserve">Đối soát</w:t>
+            </w:r>
+          </w:p>
+        </w:tc>
+        <w:tc>
+          <w:tcPr/>
+          <w:p>
+            <w:pPr>
+              <w:pStyle w:val="Compact"/>
+              <w:jc w:val="left"/>
+            </w:pPr>
+            <w:r>
+              <w:t xml:space="preserve">TT2</w:t>
+            </w:r>
+          </w:p>
+        </w:tc>
+        <w:tc>
+          <w:tcPr/>
+          <w:p>
+            <w:pPr>
+              <w:pStyle w:val="Compact"/>
+              <w:jc w:val="left"/>
+            </w:pPr>
+            <w:r>
+              <w:t xml:space="preserve">TT1</w:t>
+            </w:r>
+          </w:p>
+        </w:tc>
+      </w:tr>
+      <w:tr>
+        <w:tc>
+          <w:tcPr/>
+          <w:p>
+            <w:pPr>
+              <w:pStyle w:val="Compact"/>
+              <w:jc w:val="left"/>
+            </w:pPr>
+            <w:r>
+              <w:t xml:space="preserve">Thanh toán, công nợ</w:t>
+            </w:r>
+          </w:p>
+        </w:tc>
+        <w:tc>
+          <w:tcPr/>
+          <w:p>
+            <w:pPr>
+              <w:pStyle w:val="Compact"/>
+              <w:jc w:val="left"/>
+            </w:pPr>
+            <w:r>
+              <w:t xml:space="preserve">TT3</w:t>
+            </w:r>
+          </w:p>
+        </w:tc>
+        <w:tc>
+          <w:tcPr/>
+          <w:p>
+            <w:pPr>
+              <w:pStyle w:val="Compact"/>
+              <w:jc w:val="left"/>
+            </w:pPr>
+            <w:r>
+              <w:t xml:space="preserve">TT2</w:t>
             </w:r>
           </w:p>
         </w:tc>
@@ -1878,37 +1849,13 @@
     </w:tbl>
     <w:bookmarkEnd w:id="23"/>
     <w:bookmarkEnd w:id="24"/>
-    <w:bookmarkStart w:id="25" w:name="ai-làm-gì-bảng-raci-cho-các-việc-chính"/>
+    <w:bookmarkStart w:id="25" w:name="X8a492b762dc5b504893107732364bbf6e562936"/>
     <w:p>
       <w:pPr>
         <w:pStyle w:val="Heading2"/>
       </w:pPr>
       <w:r>
-        <w:t xml:space="preserve">4. Ai làm gì — bảng RACI cho các việc chính</w:t>
-      </w:r>
-    </w:p>
-    <w:p>
-      <w:pPr>
-        <w:pStyle w:val="FirstParagraph"/>
-      </w:pPr>
-      <w:r>
-        <w:t xml:space="preserve">R = Người làm ·</w:t>
-      </w:r>
-      <w:r>
-        <w:t xml:space="preserve"> </w:t>
-      </w:r>
-      <w:r>
-        <w:rPr>
-          <w:bCs/>
-          <w:b/>
-        </w:rPr>
-        <w:t xml:space="preserve">A = Người chịu trách nhiệm cuối (chỉ 1)</w:t>
-      </w:r>
-      <w:r>
-        <w:t xml:space="preserve"> </w:t>
-      </w:r>
-      <w:r>
-        <w:t xml:space="preserve">· C = Được hỏi ý kiến · I = Được thông báo</w:t>
+        <w:t xml:space="preserve">4. Điểm bàn giao giữa 3 nhóm — vòng đời một dịch vụ</w:t>
       </w:r>
     </w:p>
     <w:tbl>
@@ -1919,15 +1866,12 @@
         <w:jc w:val="start"/>
       </w:tblPr>
       <w:tblGrid>
-        <w:gridCol w:w="2041"/>
-        <w:gridCol w:w="950"/>
-        <w:gridCol w:w="950"/>
-        <w:gridCol w:w="950"/>
-        <w:gridCol w:w="950"/>
-        <w:gridCol w:w="950"/>
-        <w:gridCol w:w="950"/>
-        <w:gridCol w:w="950"/>
-        <w:gridCol w:w="950"/>
+        <w:gridCol w:w="1320"/>
+        <w:gridCol w:w="1320"/>
+        <w:gridCol w:w="1320"/>
+        <w:gridCol w:w="1320"/>
+        <w:gridCol w:w="1320"/>
+        <w:gridCol w:w="1320"/>
       </w:tblGrid>
       <w:tr>
         <w:trPr>
@@ -1936,7 +1880,6 @@
         </w:trPr>
         <w:tc>
           <w:tcPr>
-            <w:tcW w:type="dxa" w:w="2041"/>
             <w:shd w:val="clear" w:color="auto" w:fill="DDEBF7"/>
           </w:tcPr>
           <w:p>
@@ -1948,13 +1891,12 @@
               <w:rPr>
                 <w:b/>
               </w:rPr>
-              <w:t xml:space="preserve">Công việc</w:t>
-            </w:r>
-          </w:p>
-        </w:tc>
-        <w:tc>
-          <w:tcPr>
-            <w:tcW w:type="dxa" w:w="950"/>
+              <w:t xml:space="preserve">Giai đoạn</w:t>
+            </w:r>
+          </w:p>
+        </w:tc>
+        <w:tc>
+          <w:tcPr>
             <w:shd w:val="clear" w:color="auto" w:fill="DDEBF7"/>
           </w:tcPr>
           <w:p>
@@ -1966,13 +1908,12 @@
               <w:rPr>
                 <w:b/>
               </w:rPr>
-              <w:t xml:space="preserve">Trưởng BP</w:t>
-            </w:r>
-          </w:p>
-        </w:tc>
-        <w:tc>
-          <w:tcPr>
-            <w:tcW w:type="dxa" w:w="950"/>
+              <w:t xml:space="preserve">Ý tưởng → Thẩm định</w:t>
+            </w:r>
+          </w:p>
+        </w:tc>
+        <w:tc>
+          <w:tcPr>
             <w:shd w:val="clear" w:color="auto" w:fill="DDEBF7"/>
           </w:tcPr>
           <w:p>
@@ -1984,13 +1925,12 @@
               <w:rPr>
                 <w:b/>
               </w:rPr>
-              <w:t xml:space="preserve">Chủ DV (A1–A3)</w:t>
-            </w:r>
-          </w:p>
-        </w:tc>
-        <w:tc>
-          <w:tcPr>
-            <w:tcW w:type="dxa" w:w="950"/>
+              <w:t xml:space="preserve">Ký hợp đồng</w:t>
+            </w:r>
+          </w:p>
+        </w:tc>
+        <w:tc>
+          <w:tcPr>
             <w:shd w:val="clear" w:color="auto" w:fill="DDEBF7"/>
           </w:tcPr>
           <w:p>
@@ -2002,13 +1942,12 @@
               <w:rPr>
                 <w:b/>
               </w:rPr>
-              <w:t xml:space="preserve">A4 Tăng trưởng</w:t>
-            </w:r>
-          </w:p>
-        </w:tc>
-        <w:tc>
-          <w:tcPr>
-            <w:tcW w:type="dxa" w:w="950"/>
+              <w:t xml:space="preserve">Triển khai</w:t>
+            </w:r>
+          </w:p>
+        </w:tc>
+        <w:tc>
+          <w:tcPr>
             <w:shd w:val="clear" w:color="auto" w:fill="DDEBF7"/>
           </w:tcPr>
           <w:p>
@@ -2020,13 +1959,12 @@
               <w:rPr>
                 <w:b/>
               </w:rPr>
-              <w:t xml:space="preserve">B Vận hành</w:t>
-            </w:r>
-          </w:p>
-        </w:tc>
-        <w:tc>
-          <w:tcPr>
-            <w:tcW w:type="dxa" w:w="950"/>
+              <w:t xml:space="preserve">Ra mắt (kèm 1–3 tháng)</w:t>
+            </w:r>
+          </w:p>
+        </w:tc>
+        <w:tc>
+          <w:tcPr>
             <w:shd w:val="clear" w:color="auto" w:fill="DDEBF7"/>
           </w:tcPr>
           <w:p>
@@ -2038,84 +1976,14 @@
               <w:rPr>
                 <w:b/>
               </w:rPr>
-              <w:t xml:space="preserve">C1 Đối tác</w:t>
-            </w:r>
-          </w:p>
-        </w:tc>
-        <w:tc>
-          <w:tcPr>
-            <w:tcW w:type="dxa" w:w="950"/>
-            <w:shd w:val="clear" w:color="auto" w:fill="DDEBF7"/>
-          </w:tcPr>
-          <w:p>
-            <w:pPr>
-              <w:pStyle w:val="Compact"/>
-              <w:jc w:val="left"/>
-            </w:pPr>
-            <w:r>
-              <w:rPr>
-                <w:b/>
-              </w:rPr>
-              <w:t xml:space="preserve">C2 Đối soát</w:t>
-            </w:r>
-          </w:p>
-        </w:tc>
-        <w:tc>
-          <w:tcPr>
-            <w:tcW w:type="dxa" w:w="950"/>
-            <w:shd w:val="clear" w:color="auto" w:fill="DDEBF7"/>
-          </w:tcPr>
-          <w:p>
-            <w:pPr>
-              <w:pStyle w:val="Compact"/>
-              <w:jc w:val="left"/>
-            </w:pPr>
-            <w:r>
-              <w:rPr>
-                <w:b/>
-              </w:rPr>
-              <w:t xml:space="preserve">C3 Dữ liệu</w:t>
-            </w:r>
-          </w:p>
-        </w:tc>
-        <w:tc>
-          <w:tcPr>
-            <w:tcW w:type="dxa" w:w="950"/>
-            <w:shd w:val="clear" w:color="auto" w:fill="DDEBF7"/>
-          </w:tcPr>
-          <w:p>
-            <w:pPr>
-              <w:pStyle w:val="Compact"/>
-              <w:jc w:val="left"/>
-            </w:pPr>
-            <w:r>
-              <w:rPr>
-                <w:b/>
-              </w:rPr>
-              <w:t xml:space="preserve">C4 PMO</w:t>
-            </w:r>
-          </w:p>
-        </w:tc>
-      </w:tr>
-      <w:tr>
-        <w:tc>
-          <w:tcPr>
-            <w:tcW w:type="dxa" w:w="2041"/>
-          </w:tcPr>
-          <w:p>
-            <w:pPr>
-              <w:pStyle w:val="Compact"/>
-              <w:jc w:val="left"/>
-            </w:pPr>
-            <w:r>
-              <w:t xml:space="preserve">Kế hoạch doanh thu năm/quý</w:t>
-            </w:r>
-          </w:p>
-        </w:tc>
-        <w:tc>
-          <w:tcPr>
-            <w:tcW w:type="dxa" w:w="950"/>
-          </w:tcPr>
+              <w:t xml:space="preserve">Vận hành → Đánh giá → Dừng</w:t>
+            </w:r>
+          </w:p>
+        </w:tc>
+      </w:tr>
+      <w:tr>
+        <w:tc>
+          <w:tcPr/>
           <w:p>
             <w:pPr>
               <w:pStyle w:val="Compact"/>
@@ -2126,1459 +1994,94 @@
                 <w:bCs/>
                 <w:b/>
               </w:rPr>
-              <w:t xml:space="preserve">A</w:t>
-            </w:r>
-          </w:p>
-        </w:tc>
-        <w:tc>
-          <w:tcPr>
-            <w:tcW w:type="dxa" w:w="950"/>
-          </w:tcPr>
-          <w:p>
-            <w:pPr>
-              <w:pStyle w:val="Compact"/>
-              <w:jc w:val="left"/>
-            </w:pPr>
-            <w:r>
-              <w:t xml:space="preserve">R</w:t>
-            </w:r>
-          </w:p>
-        </w:tc>
-        <w:tc>
-          <w:tcPr>
-            <w:tcW w:type="dxa" w:w="950"/>
-          </w:tcPr>
-          <w:p>
-            <w:pPr>
-              <w:pStyle w:val="Compact"/>
-              <w:jc w:val="left"/>
-            </w:pPr>
-            <w:r>
-              <w:t xml:space="preserve">C</w:t>
-            </w:r>
-          </w:p>
-        </w:tc>
-        <w:tc>
-          <w:tcPr>
-            <w:tcW w:type="dxa" w:w="950"/>
-          </w:tcPr>
-          <w:p>
-            <w:pPr>
-              <w:pStyle w:val="Compact"/>
-              <w:jc w:val="left"/>
-            </w:pPr>
-            <w:r>
-              <w:t xml:space="preserve">I</w:t>
-            </w:r>
-          </w:p>
-        </w:tc>
-        <w:tc>
-          <w:tcPr>
-            <w:tcW w:type="dxa" w:w="950"/>
-          </w:tcPr>
-          <w:p>
-            <w:pPr>
-              <w:pStyle w:val="Compact"/>
-              <w:jc w:val="left"/>
-            </w:pPr>
-            <w:r>
-              <w:t xml:space="preserve">C</w:t>
-            </w:r>
-          </w:p>
-        </w:tc>
-        <w:tc>
-          <w:tcPr>
-            <w:tcW w:type="dxa" w:w="950"/>
-          </w:tcPr>
-          <w:p>
-            <w:pPr>
-              <w:pStyle w:val="Compact"/>
-              <w:jc w:val="left"/>
-            </w:pPr>
-            <w:r>
-              <w:t xml:space="preserve">I</w:t>
-            </w:r>
-          </w:p>
-        </w:tc>
-        <w:tc>
-          <w:tcPr>
-            <w:tcW w:type="dxa" w:w="950"/>
-          </w:tcPr>
-          <w:p>
-            <w:pPr>
-              <w:pStyle w:val="Compact"/>
-              <w:jc w:val="left"/>
-            </w:pPr>
-            <w:r>
-              <w:t xml:space="preserve">R</w:t>
-            </w:r>
-          </w:p>
-        </w:tc>
-        <w:tc>
-          <w:tcPr>
-            <w:tcW w:type="dxa" w:w="950"/>
-          </w:tcPr>
-          <w:p>
-            <w:pPr>
-              <w:pStyle w:val="Compact"/>
-              <w:jc w:val="left"/>
-            </w:pPr>
-            <w:r>
-              <w:t xml:space="preserve">I</w:t>
-            </w:r>
-          </w:p>
-        </w:tc>
-      </w:tr>
-      <w:tr>
-        <w:tc>
-          <w:tcPr>
-            <w:tcW w:type="dxa" w:w="2041"/>
-          </w:tcPr>
-          <w:p>
-            <w:pPr>
-              <w:pStyle w:val="Compact"/>
-              <w:jc w:val="left"/>
-            </w:pPr>
-            <w:r>
-              <w:t xml:space="preserve">Ra mắt dịch vụ/gói mới</w:t>
-            </w:r>
-          </w:p>
-        </w:tc>
-        <w:tc>
-          <w:tcPr>
-            <w:tcW w:type="dxa" w:w="950"/>
-          </w:tcPr>
-          <w:p>
-            <w:pPr>
-              <w:pStyle w:val="Compact"/>
-              <w:jc w:val="left"/>
-            </w:pPr>
-            <w:r>
-              <w:t xml:space="preserve">A (duyệt)</w:t>
-            </w:r>
-          </w:p>
-        </w:tc>
-        <w:tc>
-          <w:tcPr>
-            <w:tcW w:type="dxa" w:w="950"/>
-          </w:tcPr>
-          <w:p>
-            <w:pPr>
-              <w:pStyle w:val="Compact"/>
-              <w:jc w:val="left"/>
-            </w:pPr>
-            <w:r>
-              <w:rPr>
-                <w:bCs/>
-                <w:b/>
-              </w:rPr>
-              <w:t xml:space="preserve">A</w:t>
-            </w:r>
-            <w:r>
-              <w:t xml:space="preserve">/R</w:t>
-            </w:r>
-          </w:p>
-        </w:tc>
-        <w:tc>
-          <w:tcPr>
-            <w:tcW w:type="dxa" w:w="950"/>
-          </w:tcPr>
-          <w:p>
-            <w:pPr>
-              <w:pStyle w:val="Compact"/>
-              <w:jc w:val="left"/>
-            </w:pPr>
-            <w:r>
-              <w:t xml:space="preserve">C</w:t>
-            </w:r>
-          </w:p>
-        </w:tc>
-        <w:tc>
-          <w:tcPr>
-            <w:tcW w:type="dxa" w:w="950"/>
-          </w:tcPr>
-          <w:p>
-            <w:pPr>
-              <w:pStyle w:val="Compact"/>
-              <w:jc w:val="left"/>
-            </w:pPr>
-            <w:r>
-              <w:t xml:space="preserve">C (B4 test)</w:t>
-            </w:r>
-          </w:p>
-        </w:tc>
-        <w:tc>
-          <w:tcPr>
-            <w:tcW w:type="dxa" w:w="950"/>
-          </w:tcPr>
-          <w:p>
-            <w:pPr>
-              <w:pStyle w:val="Compact"/>
-              <w:jc w:val="left"/>
-            </w:pPr>
-            <w:r>
-              <w:t xml:space="preserve">R</w:t>
-            </w:r>
-          </w:p>
-        </w:tc>
-        <w:tc>
-          <w:tcPr>
-            <w:tcW w:type="dxa" w:w="950"/>
-          </w:tcPr>
-          <w:p>
-            <w:pPr>
-              <w:pStyle w:val="Compact"/>
-              <w:jc w:val="left"/>
-            </w:pPr>
-            <w:r>
-              <w:t xml:space="preserve">I</w:t>
-            </w:r>
-          </w:p>
-        </w:tc>
-        <w:tc>
-          <w:tcPr>
-            <w:tcW w:type="dxa" w:w="950"/>
-          </w:tcPr>
-          <w:p>
-            <w:pPr>
-              <w:pStyle w:val="Compact"/>
-              <w:jc w:val="left"/>
-            </w:pPr>
-            <w:r>
-              <w:t xml:space="preserve">C</w:t>
-            </w:r>
-          </w:p>
-        </w:tc>
-        <w:tc>
-          <w:tcPr>
-            <w:tcW w:type="dxa" w:w="950"/>
-          </w:tcPr>
-          <w:p>
-            <w:pPr>
-              <w:pStyle w:val="Compact"/>
-              <w:jc w:val="left"/>
-            </w:pPr>
-            <w:r>
-              <w:t xml:space="preserve">R</w:t>
-            </w:r>
-          </w:p>
-        </w:tc>
-      </w:tr>
-      <w:tr>
-        <w:tc>
-          <w:tcPr>
-            <w:tcW w:type="dxa" w:w="2041"/>
-          </w:tcPr>
-          <w:p>
-            <w:pPr>
-              <w:pStyle w:val="Compact"/>
-              <w:jc w:val="left"/>
-            </w:pPr>
-            <w:r>
-              <w:t xml:space="preserve">Chương trình khuyến mại</w:t>
-            </w:r>
-          </w:p>
-        </w:tc>
-        <w:tc>
-          <w:tcPr>
-            <w:tcW w:type="dxa" w:w="950"/>
-          </w:tcPr>
-          <w:p>
-            <w:pPr>
-              <w:pStyle w:val="Compact"/>
-              <w:jc w:val="left"/>
-            </w:pPr>
-            <w:r>
-              <w:t xml:space="preserve">I</w:t>
-            </w:r>
-          </w:p>
-        </w:tc>
-        <w:tc>
-          <w:tcPr>
-            <w:tcW w:type="dxa" w:w="950"/>
-          </w:tcPr>
-          <w:p>
-            <w:pPr>
-              <w:pStyle w:val="Compact"/>
-              <w:jc w:val="left"/>
-            </w:pPr>
-            <w:r>
-              <w:t xml:space="preserve">C</w:t>
-            </w:r>
-          </w:p>
-        </w:tc>
-        <w:tc>
-          <w:tcPr>
-            <w:tcW w:type="dxa" w:w="950"/>
-          </w:tcPr>
-          <w:p>
-            <w:pPr>
-              <w:pStyle w:val="Compact"/>
-              <w:jc w:val="left"/>
-            </w:pPr>
-            <w:r>
-              <w:rPr>
-                <w:bCs/>
-                <w:b/>
-              </w:rPr>
-              <w:t xml:space="preserve">A</w:t>
-            </w:r>
-            <w:r>
-              <w:t xml:space="preserve">/R</w:t>
-            </w:r>
-          </w:p>
-        </w:tc>
-        <w:tc>
-          <w:tcPr>
-            <w:tcW w:type="dxa" w:w="950"/>
-          </w:tcPr>
-          <w:p>
-            <w:pPr>
-              <w:pStyle w:val="Compact"/>
-              <w:jc w:val="left"/>
-            </w:pPr>
-            <w:r>
-              <w:t xml:space="preserve">C (B3 duyệt nội dung)</w:t>
-            </w:r>
-          </w:p>
-        </w:tc>
-        <w:tc>
-          <w:tcPr>
-            <w:tcW w:type="dxa" w:w="950"/>
-          </w:tcPr>
-          <w:p>
-            <w:pPr>
-              <w:pStyle w:val="Compact"/>
-              <w:jc w:val="left"/>
-            </w:pPr>
-            <w:r>
-              <w:t xml:space="preserve">I</w:t>
-            </w:r>
-          </w:p>
-        </w:tc>
-        <w:tc>
-          <w:tcPr>
-            <w:tcW w:type="dxa" w:w="950"/>
-          </w:tcPr>
-          <w:p>
-            <w:pPr>
-              <w:pStyle w:val="Compact"/>
-              <w:jc w:val="left"/>
-            </w:pPr>
-            <w:r>
-              <w:t xml:space="preserve">I</w:t>
-            </w:r>
-          </w:p>
-        </w:tc>
-        <w:tc>
-          <w:tcPr>
-            <w:tcW w:type="dxa" w:w="950"/>
-          </w:tcPr>
-          <w:p>
-            <w:pPr>
-              <w:pStyle w:val="Compact"/>
-              <w:jc w:val="left"/>
-            </w:pPr>
-            <w:r>
-              <w:t xml:space="preserve">C</w:t>
-            </w:r>
-          </w:p>
-        </w:tc>
-        <w:tc>
-          <w:tcPr>
-            <w:tcW w:type="dxa" w:w="950"/>
-          </w:tcPr>
-          <w:p>
-            <w:pPr>
-              <w:pStyle w:val="Compact"/>
-              <w:jc w:val="left"/>
-            </w:pPr>
-            <w:r>
-              <w:t xml:space="preserve">I</w:t>
-            </w:r>
-          </w:p>
-        </w:tc>
-      </w:tr>
-      <w:tr>
-        <w:tc>
-          <w:tcPr>
-            <w:tcW w:type="dxa" w:w="2041"/>
-          </w:tcPr>
-          <w:p>
-            <w:pPr>
-              <w:pStyle w:val="Compact"/>
-              <w:jc w:val="left"/>
-            </w:pPr>
-            <w:r>
-              <w:t xml:space="preserve">Xử lý sự cố trừ cước sai</w:t>
-            </w:r>
-          </w:p>
-        </w:tc>
-        <w:tc>
-          <w:tcPr>
-            <w:tcW w:type="dxa" w:w="950"/>
-          </w:tcPr>
-          <w:p>
-            <w:pPr>
-              <w:pStyle w:val="Compact"/>
-              <w:jc w:val="left"/>
-            </w:pPr>
-            <w:r>
-              <w:t xml:space="preserve">I (ngay)</w:t>
-            </w:r>
-          </w:p>
-        </w:tc>
-        <w:tc>
-          <w:tcPr>
-            <w:tcW w:type="dxa" w:w="950"/>
-          </w:tcPr>
-          <w:p>
-            <w:pPr>
-              <w:pStyle w:val="Compact"/>
-              <w:jc w:val="left"/>
-            </w:pPr>
-            <w:r>
-              <w:t xml:space="preserve">C</w:t>
-            </w:r>
-          </w:p>
-        </w:tc>
-        <w:tc>
-          <w:tcPr>
-            <w:tcW w:type="dxa" w:w="950"/>
-          </w:tcPr>
-          <w:p>
-            <w:pPr>
-              <w:pStyle w:val="Compact"/>
-              <w:jc w:val="left"/>
-            </w:pPr>
-            <w:r>
-              <w:t xml:space="preserve">I</w:t>
-            </w:r>
-          </w:p>
-        </w:tc>
-        <w:tc>
-          <w:tcPr>
-            <w:tcW w:type="dxa" w:w="950"/>
-          </w:tcPr>
-          <w:p>
-            <w:pPr>
-              <w:pStyle w:val="Compact"/>
-              <w:jc w:val="left"/>
-            </w:pPr>
-            <w:r>
-              <w:rPr>
-                <w:bCs/>
-                <w:b/>
-              </w:rPr>
-              <w:t xml:space="preserve">A</w:t>
-            </w:r>
-            <w:r>
-              <w:t xml:space="preserve">/R (B1)</w:t>
-            </w:r>
-          </w:p>
-        </w:tc>
-        <w:tc>
-          <w:tcPr>
-            <w:tcW w:type="dxa" w:w="950"/>
-          </w:tcPr>
-          <w:p>
-            <w:pPr>
-              <w:pStyle w:val="Compact"/>
-              <w:jc w:val="left"/>
-            </w:pPr>
-            <w:r>
-              <w:t xml:space="preserve">C</w:t>
-            </w:r>
-          </w:p>
-        </w:tc>
-        <w:tc>
-          <w:tcPr>
-            <w:tcW w:type="dxa" w:w="950"/>
-          </w:tcPr>
-          <w:p>
-            <w:pPr>
-              <w:pStyle w:val="Compact"/>
-              <w:jc w:val="left"/>
-            </w:pPr>
-            <w:r>
-              <w:t xml:space="preserve">C</w:t>
-            </w:r>
-          </w:p>
-        </w:tc>
-        <w:tc>
-          <w:tcPr>
-            <w:tcW w:type="dxa" w:w="950"/>
-          </w:tcPr>
-          <w:p>
-            <w:pPr>
-              <w:pStyle w:val="Compact"/>
-              <w:jc w:val="left"/>
-            </w:pPr>
-            <w:r>
-              <w:t xml:space="preserve">C</w:t>
-            </w:r>
-          </w:p>
-        </w:tc>
-        <w:tc>
-          <w:tcPr>
-            <w:tcW w:type="dxa" w:w="950"/>
-          </w:tcPr>
-          <w:p>
-            <w:pPr>
-              <w:pStyle w:val="Compact"/>
-              <w:jc w:val="left"/>
-            </w:pPr>
-            <w:r>
-              <w:t xml:space="preserve">I</w:t>
-            </w:r>
-          </w:p>
-        </w:tc>
-      </w:tr>
-      <w:tr>
-        <w:tc>
-          <w:tcPr>
-            <w:tcW w:type="dxa" w:w="2041"/>
-          </w:tcPr>
-          <w:p>
-            <w:pPr>
-              <w:pStyle w:val="Compact"/>
-              <w:jc w:val="left"/>
-            </w:pPr>
-            <w:r>
-              <w:t xml:space="preserve">Khiếu nại &amp; hoàn tiền</w:t>
-            </w:r>
-          </w:p>
-        </w:tc>
-        <w:tc>
-          <w:tcPr>
-            <w:tcW w:type="dxa" w:w="950"/>
-          </w:tcPr>
-          <w:p>
-            <w:pPr>
-              <w:pStyle w:val="Compact"/>
-              <w:jc w:val="left"/>
-            </w:pPr>
-            <w:r>
-              <w:t xml:space="preserve">I</w:t>
-            </w:r>
-          </w:p>
-        </w:tc>
-        <w:tc>
-          <w:tcPr>
-            <w:tcW w:type="dxa" w:w="950"/>
-          </w:tcPr>
-          <w:p>
-            <w:pPr>
-              <w:pStyle w:val="Compact"/>
-              <w:jc w:val="left"/>
-            </w:pPr>
-            <w:r>
-              <w:t xml:space="preserve">C</w:t>
-            </w:r>
-          </w:p>
-        </w:tc>
-        <w:tc>
-          <w:tcPr>
-            <w:tcW w:type="dxa" w:w="950"/>
-          </w:tcPr>
-          <w:p>
-            <w:pPr>
-              <w:pStyle w:val="Compact"/>
-              <w:jc w:val="left"/>
-            </w:pPr>
-            <w:r>
-              <w:t xml:space="preserve">I</w:t>
-            </w:r>
-          </w:p>
-        </w:tc>
-        <w:tc>
-          <w:tcPr>
-            <w:tcW w:type="dxa" w:w="950"/>
-          </w:tcPr>
-          <w:p>
-            <w:pPr>
-              <w:pStyle w:val="Compact"/>
-              <w:jc w:val="left"/>
-            </w:pPr>
-            <w:r>
-              <w:rPr>
-                <w:bCs/>
-                <w:b/>
-              </w:rPr>
-              <w:t xml:space="preserve">A</w:t>
-            </w:r>
-            <w:r>
-              <w:t xml:space="preserve">/R (B2)</w:t>
-            </w:r>
-          </w:p>
-        </w:tc>
-        <w:tc>
-          <w:tcPr>
-            <w:tcW w:type="dxa" w:w="950"/>
-          </w:tcPr>
-          <w:p>
-            <w:pPr>
-              <w:pStyle w:val="Compact"/>
-              <w:jc w:val="left"/>
-            </w:pPr>
-            <w:r>
-              <w:t xml:space="preserve">C</w:t>
-            </w:r>
-          </w:p>
-        </w:tc>
-        <w:tc>
-          <w:tcPr>
-            <w:tcW w:type="dxa" w:w="950"/>
-          </w:tcPr>
-          <w:p>
-            <w:pPr>
-              <w:pStyle w:val="Compact"/>
-              <w:jc w:val="left"/>
-            </w:pPr>
-            <w:r>
-              <w:t xml:space="preserve">I</w:t>
-            </w:r>
-          </w:p>
-        </w:tc>
-        <w:tc>
-          <w:tcPr>
-            <w:tcW w:type="dxa" w:w="950"/>
-          </w:tcPr>
-          <w:p>
-            <w:pPr>
-              <w:pStyle w:val="Compact"/>
-              <w:jc w:val="left"/>
-            </w:pPr>
-            <w:r>
-              <w:t xml:space="preserve">I</w:t>
-            </w:r>
-          </w:p>
-        </w:tc>
-        <w:tc>
-          <w:tcPr>
-            <w:tcW w:type="dxa" w:w="950"/>
-          </w:tcPr>
-          <w:p>
-            <w:pPr>
-              <w:pStyle w:val="Compact"/>
-              <w:jc w:val="left"/>
-            </w:pPr>
-            <w:r>
-              <w:t xml:space="preserve">I</w:t>
-            </w:r>
-          </w:p>
-        </w:tc>
-      </w:tr>
-      <w:tr>
-        <w:tc>
-          <w:tcPr>
-            <w:tcW w:type="dxa" w:w="2041"/>
-          </w:tcPr>
-          <w:p>
-            <w:pPr>
-              <w:pStyle w:val="Compact"/>
-              <w:jc w:val="left"/>
-            </w:pPr>
-            <w:r>
-              <w:t xml:space="preserve">Kiểm tra tuân thủ kịch bản CP</w:t>
-            </w:r>
-          </w:p>
-        </w:tc>
-        <w:tc>
-          <w:tcPr>
-            <w:tcW w:type="dxa" w:w="950"/>
-          </w:tcPr>
-          <w:p>
-            <w:pPr>
-              <w:pStyle w:val="Compact"/>
-              <w:jc w:val="left"/>
-            </w:pPr>
-            <w:r>
-              <w:t xml:space="preserve">I</w:t>
-            </w:r>
-          </w:p>
-        </w:tc>
-        <w:tc>
-          <w:tcPr>
-            <w:tcW w:type="dxa" w:w="950"/>
-          </w:tcPr>
-          <w:p>
-            <w:pPr>
-              <w:pStyle w:val="Compact"/>
-              <w:jc w:val="left"/>
-            </w:pPr>
-            <w:r>
-              <w:t xml:space="preserve">C</w:t>
-            </w:r>
-          </w:p>
-        </w:tc>
-        <w:tc>
-          <w:tcPr>
-            <w:tcW w:type="dxa" w:w="950"/>
-          </w:tcPr>
-          <w:p>
-            <w:pPr>
-              <w:pStyle w:val="Compact"/>
-              <w:jc w:val="left"/>
-            </w:pPr>
-            <w:r>
-              <w:t xml:space="preserve">C</w:t>
-            </w:r>
-          </w:p>
-        </w:tc>
-        <w:tc>
-          <w:tcPr>
-            <w:tcW w:type="dxa" w:w="950"/>
-          </w:tcPr>
-          <w:p>
-            <w:pPr>
-              <w:pStyle w:val="Compact"/>
-              <w:jc w:val="left"/>
-            </w:pPr>
-            <w:r>
-              <w:rPr>
-                <w:bCs/>
-                <w:b/>
-              </w:rPr>
-              <w:t xml:space="preserve">A</w:t>
-            </w:r>
-            <w:r>
-              <w:t xml:space="preserve">/R (B3)</w:t>
-            </w:r>
-          </w:p>
-        </w:tc>
-        <w:tc>
-          <w:tcPr>
-            <w:tcW w:type="dxa" w:w="950"/>
-          </w:tcPr>
-          <w:p>
-            <w:pPr>
-              <w:pStyle w:val="Compact"/>
-              <w:jc w:val="left"/>
-            </w:pPr>
-            <w:r>
-              <w:t xml:space="preserve">R</w:t>
-            </w:r>
-          </w:p>
-        </w:tc>
-        <w:tc>
-          <w:tcPr>
-            <w:tcW w:type="dxa" w:w="950"/>
-          </w:tcPr>
-          <w:p>
-            <w:pPr>
-              <w:pStyle w:val="Compact"/>
-              <w:jc w:val="left"/>
-            </w:pPr>
-            <w:r>
-              <w:t xml:space="preserve">I</w:t>
-            </w:r>
-          </w:p>
-        </w:tc>
-        <w:tc>
-          <w:tcPr>
-            <w:tcW w:type="dxa" w:w="950"/>
-          </w:tcPr>
-          <w:p>
-            <w:pPr>
-              <w:pStyle w:val="Compact"/>
-              <w:jc w:val="left"/>
-            </w:pPr>
-            <w:r>
-              <w:t xml:space="preserve">I</w:t>
-            </w:r>
-          </w:p>
-        </w:tc>
-        <w:tc>
-          <w:tcPr>
-            <w:tcW w:type="dxa" w:w="950"/>
-          </w:tcPr>
-          <w:p>
-            <w:pPr>
-              <w:pStyle w:val="Compact"/>
-              <w:jc w:val="left"/>
-            </w:pPr>
-            <w:r>
-              <w:t xml:space="preserve">I</w:t>
-            </w:r>
-          </w:p>
-        </w:tc>
-      </w:tr>
-      <w:tr>
-        <w:tc>
-          <w:tcPr>
-            <w:tcW w:type="dxa" w:w="2041"/>
-          </w:tcPr>
-          <w:p>
-            <w:pPr>
-              <w:pStyle w:val="Compact"/>
-              <w:jc w:val="left"/>
-            </w:pPr>
-            <w:r>
-              <w:t xml:space="preserve">Đối soát &amp; thanh toán CP</w:t>
-            </w:r>
-          </w:p>
-        </w:tc>
-        <w:tc>
-          <w:tcPr>
-            <w:tcW w:type="dxa" w:w="950"/>
-          </w:tcPr>
-          <w:p>
-            <w:pPr>
-              <w:pStyle w:val="Compact"/>
-              <w:jc w:val="left"/>
-            </w:pPr>
-            <w:r>
-              <w:t xml:space="preserve">A (ký)</w:t>
-            </w:r>
-          </w:p>
-        </w:tc>
-        <w:tc>
-          <w:tcPr>
-            <w:tcW w:type="dxa" w:w="950"/>
-          </w:tcPr>
-          <w:p>
-            <w:pPr>
-              <w:pStyle w:val="Compact"/>
-              <w:jc w:val="left"/>
-            </w:pPr>
-            <w:r>
-              <w:t xml:space="preserve">C</w:t>
-            </w:r>
-          </w:p>
-        </w:tc>
-        <w:tc>
-          <w:tcPr>
-            <w:tcW w:type="dxa" w:w="950"/>
-          </w:tcPr>
-          <w:p>
-            <w:pPr>
-              <w:pStyle w:val="Compact"/>
-              <w:jc w:val="left"/>
-            </w:pPr>
-            <w:r>
-              <w:t xml:space="preserve">I</w:t>
-            </w:r>
-          </w:p>
-        </w:tc>
-        <w:tc>
-          <w:tcPr>
-            <w:tcW w:type="dxa" w:w="950"/>
-          </w:tcPr>
-          <w:p>
-            <w:pPr>
-              <w:pStyle w:val="Compact"/>
-              <w:jc w:val="left"/>
-            </w:pPr>
-            <w:r>
-              <w:t xml:space="preserve">I</w:t>
-            </w:r>
-          </w:p>
-        </w:tc>
-        <w:tc>
-          <w:tcPr>
-            <w:tcW w:type="dxa" w:w="950"/>
-          </w:tcPr>
-          <w:p>
-            <w:pPr>
-              <w:pStyle w:val="Compact"/>
-              <w:jc w:val="left"/>
-            </w:pPr>
-            <w:r>
-              <w:t xml:space="preserve">C</w:t>
-            </w:r>
-          </w:p>
-        </w:tc>
-        <w:tc>
-          <w:tcPr>
-            <w:tcW w:type="dxa" w:w="950"/>
-          </w:tcPr>
-          <w:p>
-            <w:pPr>
-              <w:pStyle w:val="Compact"/>
-              <w:jc w:val="left"/>
-            </w:pPr>
-            <w:r>
-              <w:rPr>
-                <w:bCs/>
-                <w:b/>
-              </w:rPr>
-              <w:t xml:space="preserve">R</w:t>
-            </w:r>
-          </w:p>
-        </w:tc>
-        <w:tc>
-          <w:tcPr>
-            <w:tcW w:type="dxa" w:w="950"/>
-          </w:tcPr>
-          <w:p>
-            <w:pPr>
-              <w:pStyle w:val="Compact"/>
-              <w:jc w:val="left"/>
-            </w:pPr>
-            <w:r>
-              <w:t xml:space="preserve">C</w:t>
-            </w:r>
-          </w:p>
-        </w:tc>
-        <w:tc>
-          <w:tcPr>
-            <w:tcW w:type="dxa" w:w="950"/>
-          </w:tcPr>
-          <w:p>
-            <w:pPr>
-              <w:pStyle w:val="Compact"/>
-              <w:jc w:val="left"/>
-            </w:pPr>
-            <w:r>
-              <w:t xml:space="preserve">I</w:t>
-            </w:r>
-          </w:p>
-        </w:tc>
-      </w:tr>
-      <w:tr>
-        <w:tc>
-          <w:tcPr>
-            <w:tcW w:type="dxa" w:w="2041"/>
-          </w:tcPr>
-          <w:p>
-            <w:pPr>
-              <w:pStyle w:val="Compact"/>
-              <w:jc w:val="left"/>
-            </w:pPr>
-            <w:r>
-              <w:t xml:space="preserve">Báo cáo doanh thu tuần/tháng</w:t>
-            </w:r>
-          </w:p>
-        </w:tc>
-        <w:tc>
-          <w:tcPr>
-            <w:tcW w:type="dxa" w:w="950"/>
-          </w:tcPr>
-          <w:p>
-            <w:pPr>
-              <w:pStyle w:val="Compact"/>
-              <w:jc w:val="left"/>
-            </w:pPr>
-            <w:r>
-              <w:t xml:space="preserve">I</w:t>
-            </w:r>
-          </w:p>
-        </w:tc>
-        <w:tc>
-          <w:tcPr>
-            <w:tcW w:type="dxa" w:w="950"/>
-          </w:tcPr>
-          <w:p>
-            <w:pPr>
-              <w:pStyle w:val="Compact"/>
-              <w:jc w:val="left"/>
-            </w:pPr>
-            <w:r>
-              <w:t xml:space="preserve">C</w:t>
-            </w:r>
-          </w:p>
-        </w:tc>
-        <w:tc>
-          <w:tcPr>
-            <w:tcW w:type="dxa" w:w="950"/>
-          </w:tcPr>
-          <w:p>
-            <w:pPr>
-              <w:pStyle w:val="Compact"/>
-              <w:jc w:val="left"/>
-            </w:pPr>
-            <w:r>
-              <w:t xml:space="preserve">C</w:t>
-            </w:r>
-          </w:p>
-        </w:tc>
-        <w:tc>
-          <w:tcPr>
-            <w:tcW w:type="dxa" w:w="950"/>
-          </w:tcPr>
-          <w:p>
-            <w:pPr>
-              <w:pStyle w:val="Compact"/>
-              <w:jc w:val="left"/>
-            </w:pPr>
-            <w:r>
-              <w:t xml:space="preserve">I</w:t>
-            </w:r>
-          </w:p>
-        </w:tc>
-        <w:tc>
-          <w:tcPr>
-            <w:tcW w:type="dxa" w:w="950"/>
-          </w:tcPr>
-          <w:p>
-            <w:pPr>
-              <w:pStyle w:val="Compact"/>
-              <w:jc w:val="left"/>
-            </w:pPr>
-            <w:r>
-              <w:t xml:space="preserve">I</w:t>
-            </w:r>
-          </w:p>
-        </w:tc>
-        <w:tc>
-          <w:tcPr>
-            <w:tcW w:type="dxa" w:w="950"/>
-          </w:tcPr>
-          <w:p>
-            <w:pPr>
-              <w:pStyle w:val="Compact"/>
-              <w:jc w:val="left"/>
-            </w:pPr>
-            <w:r>
-              <w:t xml:space="preserve">C</w:t>
-            </w:r>
-          </w:p>
-        </w:tc>
-        <w:tc>
-          <w:tcPr>
-            <w:tcW w:type="dxa" w:w="950"/>
-          </w:tcPr>
-          <w:p>
-            <w:pPr>
-              <w:pStyle w:val="Compact"/>
-              <w:jc w:val="left"/>
-            </w:pPr>
-            <w:r>
-              <w:rPr>
-                <w:bCs/>
-                <w:b/>
-              </w:rPr>
-              <w:t xml:space="preserve">A</w:t>
-            </w:r>
-            <w:r>
-              <w:t xml:space="preserve">/R</w:t>
-            </w:r>
-          </w:p>
-        </w:tc>
-        <w:tc>
-          <w:tcPr>
-            <w:tcW w:type="dxa" w:w="950"/>
-          </w:tcPr>
-          <w:p>
-            <w:pPr>
-              <w:pStyle w:val="Compact"/>
-              <w:jc w:val="left"/>
-            </w:pPr>
-            <w:r>
-              <w:t xml:space="preserve">I</w:t>
-            </w:r>
-          </w:p>
-        </w:tc>
-      </w:tr>
-      <w:tr>
-        <w:tc>
-          <w:tcPr>
-            <w:tcW w:type="dxa" w:w="2041"/>
-          </w:tcPr>
-          <w:p>
-            <w:pPr>
-              <w:pStyle w:val="Compact"/>
-              <w:jc w:val="left"/>
-            </w:pPr>
-            <w:r>
-              <w:t xml:space="preserve">Ký/gia hạn/chấm dứt hợp đồng CP</w:t>
-            </w:r>
-          </w:p>
-        </w:tc>
-        <w:tc>
-          <w:tcPr>
-            <w:tcW w:type="dxa" w:w="950"/>
-          </w:tcPr>
-          <w:p>
-            <w:pPr>
-              <w:pStyle w:val="Compact"/>
-              <w:jc w:val="left"/>
-            </w:pPr>
-            <w:r>
-              <w:rPr>
-                <w:bCs/>
-                <w:b/>
-              </w:rPr>
-              <w:t xml:space="preserve">A</w:t>
-            </w:r>
-          </w:p>
-        </w:tc>
-        <w:tc>
-          <w:tcPr>
-            <w:tcW w:type="dxa" w:w="950"/>
-          </w:tcPr>
-          <w:p>
-            <w:pPr>
-              <w:pStyle w:val="Compact"/>
-              <w:jc w:val="left"/>
-            </w:pPr>
-            <w:r>
-              <w:t xml:space="preserve">C</w:t>
-            </w:r>
-          </w:p>
-        </w:tc>
-        <w:tc>
-          <w:tcPr>
-            <w:tcW w:type="dxa" w:w="950"/>
-          </w:tcPr>
-          <w:p>
-            <w:pPr>
-              <w:pStyle w:val="Compact"/>
-              <w:jc w:val="left"/>
-            </w:pPr>
-            <w:r>
-              <w:t xml:space="preserve">I</w:t>
-            </w:r>
-          </w:p>
-        </w:tc>
-        <w:tc>
-          <w:tcPr>
-            <w:tcW w:type="dxa" w:w="950"/>
-          </w:tcPr>
-          <w:p>
-            <w:pPr>
-              <w:pStyle w:val="Compact"/>
-              <w:jc w:val="left"/>
-            </w:pPr>
-            <w:r>
-              <w:t xml:space="preserve">C</w:t>
-            </w:r>
-          </w:p>
-        </w:tc>
-        <w:tc>
-          <w:tcPr>
-            <w:tcW w:type="dxa" w:w="950"/>
-          </w:tcPr>
-          <w:p>
-            <w:pPr>
-              <w:pStyle w:val="Compact"/>
-              <w:jc w:val="left"/>
-            </w:pPr>
-            <w:r>
-              <w:t xml:space="preserve">R</w:t>
-            </w:r>
-          </w:p>
-        </w:tc>
-        <w:tc>
-          <w:tcPr>
-            <w:tcW w:type="dxa" w:w="950"/>
-          </w:tcPr>
-          <w:p>
-            <w:pPr>
-              <w:pStyle w:val="Compact"/>
-              <w:jc w:val="left"/>
-            </w:pPr>
-            <w:r>
-              <w:t xml:space="preserve">C</w:t>
-            </w:r>
-          </w:p>
-        </w:tc>
-        <w:tc>
-          <w:tcPr>
-            <w:tcW w:type="dxa" w:w="950"/>
-          </w:tcPr>
-          <w:p>
-            <w:pPr>
-              <w:pStyle w:val="Compact"/>
-              <w:jc w:val="left"/>
-            </w:pPr>
-            <w:r>
-              <w:t xml:space="preserve">C</w:t>
-            </w:r>
-          </w:p>
-        </w:tc>
-        <w:tc>
-          <w:tcPr>
-            <w:tcW w:type="dxa" w:w="950"/>
-          </w:tcPr>
-          <w:p>
-            <w:pPr>
-              <w:pStyle w:val="Compact"/>
-              <w:jc w:val="left"/>
-            </w:pPr>
-            <w:r>
-              <w:t xml:space="preserve">I</w:t>
-            </w:r>
-          </w:p>
-        </w:tc>
-      </w:tr>
-      <w:tr>
-        <w:tc>
-          <w:tcPr>
-            <w:tcW w:type="dxa" w:w="2041"/>
-          </w:tcPr>
-          <w:p>
-            <w:pPr>
-              <w:pStyle w:val="Compact"/>
-              <w:jc w:val="left"/>
-            </w:pPr>
-            <w:r>
-              <w:t xml:space="preserve">Đề xuất dừng dịch vụ yếu kém</w:t>
-            </w:r>
-          </w:p>
-        </w:tc>
-        <w:tc>
-          <w:tcPr>
-            <w:tcW w:type="dxa" w:w="950"/>
-          </w:tcPr>
-          <w:p>
-            <w:pPr>
-              <w:pStyle w:val="Compact"/>
-              <w:jc w:val="left"/>
-            </w:pPr>
-            <w:r>
-              <w:rPr>
-                <w:bCs/>
-                <w:b/>
-              </w:rPr>
-              <w:t xml:space="preserve">A</w:t>
-            </w:r>
-          </w:p>
-        </w:tc>
-        <w:tc>
-          <w:tcPr>
-            <w:tcW w:type="dxa" w:w="950"/>
-          </w:tcPr>
-          <w:p>
-            <w:pPr>
-              <w:pStyle w:val="Compact"/>
-              <w:jc w:val="left"/>
-            </w:pPr>
-            <w:r>
-              <w:t xml:space="preserve">R</w:t>
-            </w:r>
-          </w:p>
-        </w:tc>
-        <w:tc>
-          <w:tcPr>
-            <w:tcW w:type="dxa" w:w="950"/>
-          </w:tcPr>
-          <w:p>
-            <w:pPr>
-              <w:pStyle w:val="Compact"/>
-              <w:jc w:val="left"/>
-            </w:pPr>
-            <w:r>
-              <w:t xml:space="preserve">C</w:t>
-            </w:r>
-          </w:p>
-        </w:tc>
-        <w:tc>
-          <w:tcPr>
-            <w:tcW w:type="dxa" w:w="950"/>
-          </w:tcPr>
-          <w:p>
-            <w:pPr>
-              <w:pStyle w:val="Compact"/>
-              <w:jc w:val="left"/>
-            </w:pPr>
-            <w:r>
-              <w:t xml:space="preserve">C</w:t>
-            </w:r>
-          </w:p>
-        </w:tc>
-        <w:tc>
-          <w:tcPr>
-            <w:tcW w:type="dxa" w:w="950"/>
-          </w:tcPr>
-          <w:p>
-            <w:pPr>
-              <w:pStyle w:val="Compact"/>
-              <w:jc w:val="left"/>
-            </w:pPr>
-            <w:r>
-              <w:t xml:space="preserve">C</w:t>
-            </w:r>
-          </w:p>
-        </w:tc>
-        <w:tc>
-          <w:tcPr>
-            <w:tcW w:type="dxa" w:w="950"/>
-          </w:tcPr>
-          <w:p>
-            <w:pPr>
-              <w:pStyle w:val="Compact"/>
-              <w:jc w:val="left"/>
-            </w:pPr>
-            <w:r>
-              <w:t xml:space="preserve">C</w:t>
-            </w:r>
-          </w:p>
-        </w:tc>
-        <w:tc>
-          <w:tcPr>
-            <w:tcW w:type="dxa" w:w="950"/>
-          </w:tcPr>
-          <w:p>
-            <w:pPr>
-              <w:pStyle w:val="Compact"/>
-              <w:jc w:val="left"/>
-            </w:pPr>
-            <w:r>
-              <w:t xml:space="preserve">R</w:t>
-            </w:r>
-          </w:p>
-        </w:tc>
-        <w:tc>
-          <w:tcPr>
-            <w:tcW w:type="dxa" w:w="950"/>
-          </w:tcPr>
-          <w:p>
-            <w:pPr>
-              <w:pStyle w:val="Compact"/>
-              <w:jc w:val="left"/>
-            </w:pPr>
-            <w:r>
-              <w:t xml:space="preserve">I</w:t>
-            </w:r>
-          </w:p>
-        </w:tc>
-      </w:tr>
-      <w:tr>
-        <w:tc>
-          <w:tcPr>
-            <w:tcW w:type="dxa" w:w="2041"/>
-          </w:tcPr>
-          <w:p>
-            <w:pPr>
-              <w:pStyle w:val="Compact"/>
-              <w:jc w:val="left"/>
-            </w:pPr>
-            <w:r>
-              <w:t xml:space="preserve">Hồ sơ thủ tục (KBDV, UAT, công văn)</w:t>
-            </w:r>
-          </w:p>
-        </w:tc>
-        <w:tc>
-          <w:tcPr>
-            <w:tcW w:type="dxa" w:w="950"/>
-          </w:tcPr>
-          <w:p>
-            <w:pPr>
-              <w:pStyle w:val="Compact"/>
-              <w:jc w:val="left"/>
-            </w:pPr>
-            <w:r>
-              <w:t xml:space="preserve">I</w:t>
-            </w:r>
-          </w:p>
-        </w:tc>
-        <w:tc>
-          <w:tcPr>
-            <w:tcW w:type="dxa" w:w="950"/>
-          </w:tcPr>
-          <w:p>
-            <w:pPr>
-              <w:pStyle w:val="Compact"/>
-              <w:jc w:val="left"/>
-            </w:pPr>
-            <w:r>
-              <w:t xml:space="preserve">C</w:t>
-            </w:r>
-          </w:p>
-        </w:tc>
-        <w:tc>
-          <w:tcPr>
-            <w:tcW w:type="dxa" w:w="950"/>
-          </w:tcPr>
-          <w:p>
-            <w:pPr>
-              <w:pStyle w:val="Compact"/>
-              <w:jc w:val="left"/>
-            </w:pPr>
-            <w:r>
-              <w:t xml:space="preserve">I</w:t>
-            </w:r>
-          </w:p>
-        </w:tc>
-        <w:tc>
-          <w:tcPr>
-            <w:tcW w:type="dxa" w:w="950"/>
-          </w:tcPr>
-          <w:p>
-            <w:pPr>
-              <w:pStyle w:val="Compact"/>
-              <w:jc w:val="left"/>
-            </w:pPr>
-            <w:r>
-              <w:t xml:space="preserve">C (B4)</w:t>
-            </w:r>
-          </w:p>
-        </w:tc>
-        <w:tc>
-          <w:tcPr>
-            <w:tcW w:type="dxa" w:w="950"/>
-          </w:tcPr>
-          <w:p>
-            <w:pPr>
-              <w:pStyle w:val="Compact"/>
-              <w:jc w:val="left"/>
-            </w:pPr>
-            <w:r>
-              <w:t xml:space="preserve">C</w:t>
-            </w:r>
-          </w:p>
-        </w:tc>
-        <w:tc>
-          <w:tcPr>
-            <w:tcW w:type="dxa" w:w="950"/>
-          </w:tcPr>
-          <w:p>
-            <w:pPr>
-              <w:pStyle w:val="Compact"/>
-              <w:jc w:val="left"/>
-            </w:pPr>
-            <w:r>
-              <w:t xml:space="preserve">I</w:t>
-            </w:r>
-          </w:p>
-        </w:tc>
-        <w:tc>
-          <w:tcPr>
-            <w:tcW w:type="dxa" w:w="950"/>
-          </w:tcPr>
-          <w:p>
-            <w:pPr>
-              <w:pStyle w:val="Compact"/>
-              <w:jc w:val="left"/>
-            </w:pPr>
-            <w:r>
-              <w:t xml:space="preserve">I</w:t>
-            </w:r>
-          </w:p>
-        </w:tc>
-        <w:tc>
-          <w:tcPr>
-            <w:tcW w:type="dxa" w:w="950"/>
-          </w:tcPr>
-          <w:p>
-            <w:pPr>
-              <w:pStyle w:val="Compact"/>
-              <w:jc w:val="left"/>
-            </w:pPr>
-            <w:r>
-              <w:rPr>
-                <w:bCs/>
-                <w:b/>
-              </w:rPr>
-              <w:t xml:space="preserve">A</w:t>
-            </w:r>
-            <w:r>
-              <w:t xml:space="preserve">/R</w:t>
+              <w:t xml:space="preserve">Nhóm chủ trì</w:t>
+            </w:r>
+          </w:p>
+        </w:tc>
+        <w:tc>
+          <w:tcPr/>
+          <w:p>
+            <w:pPr>
+              <w:pStyle w:val="Compact"/>
+              <w:jc w:val="left"/>
+            </w:pPr>
+            <w:r>
+              <w:t xml:space="preserve">Phát triển</w:t>
+            </w:r>
+          </w:p>
+        </w:tc>
+        <w:tc>
+          <w:tcPr/>
+          <w:p>
+            <w:pPr>
+              <w:pStyle w:val="Compact"/>
+              <w:jc w:val="left"/>
+            </w:pPr>
+            <w:r>
+              <w:t xml:space="preserve">Thanh toán &amp; HĐ</w:t>
+            </w:r>
+          </w:p>
+        </w:tc>
+        <w:tc>
+          <w:tcPr/>
+          <w:p>
+            <w:pPr>
+              <w:pStyle w:val="Compact"/>
+              <w:jc w:val="left"/>
+            </w:pPr>
+            <w:r>
+              <w:t xml:space="preserve">Phát triển</w:t>
+            </w:r>
+          </w:p>
+        </w:tc>
+        <w:tc>
+          <w:tcPr/>
+          <w:p>
+            <w:pPr>
+              <w:pStyle w:val="Compact"/>
+              <w:jc w:val="left"/>
+            </w:pPr>
+            <w:r>
+              <w:t xml:space="preserve">Phát triển → Quản lý DV</w:t>
+            </w:r>
+          </w:p>
+        </w:tc>
+        <w:tc>
+          <w:tcPr/>
+          <w:p>
+            <w:pPr>
+              <w:pStyle w:val="Compact"/>
+              <w:jc w:val="left"/>
+            </w:pPr>
+            <w:r>
+              <w:t xml:space="preserve">Quản lý DV</w:t>
             </w:r>
           </w:p>
         </w:tc>
       </w:tr>
     </w:tbl>
-    <w:bookmarkEnd w:id="25"/>
-    <w:bookmarkStart w:id="26" w:name="Xf5e9a6b8e828d485973926708f4f9531e8d0b64"/>
     <w:p>
       <w:pPr>
-        <w:pStyle w:val="Heading2"/>
-      </w:pPr>
-      <w:r>
-        <w:t xml:space="preserve">5. KPI theo vị trí (gợi ý — 3 chỉ số/người là đủ)</w:t>
+        <w:pStyle w:val="BodyText"/>
+      </w:pPr>
+      <w:r>
+        <w:t xml:space="preserve">Nhóm Thanh toán &amp; HĐ phụ trách hợp đồng, đối soát, thanh toán</w:t>
+      </w:r>
+      <w:r>
+        <w:t xml:space="preserve"> </w:t>
+      </w:r>
+      <w:r>
+        <w:rPr>
+          <w:bCs/>
+          <w:b/>
+        </w:rPr>
+        <w:t xml:space="preserve">suốt vòng đời</w:t>
+      </w:r>
+      <w:r>
+        <w:t xml:space="preserve"> </w:t>
+      </w:r>
+      <w:r>
+        <w:t xml:space="preserve">dịch vụ.</w:t>
       </w:r>
     </w:p>
     <w:tbl>
@@ -3612,6 +2115,2342 @@
               <w:rPr>
                 <w:b/>
               </w:rPr>
+              <w:t xml:space="preserve">Mốc</w:t>
+            </w:r>
+          </w:p>
+        </w:tc>
+        <w:tc>
+          <w:tcPr>
+            <w:shd w:val="clear" w:color="auto" w:fill="DDEBF7"/>
+          </w:tcPr>
+          <w:p>
+            <w:pPr>
+              <w:pStyle w:val="Compact"/>
+              <w:jc w:val="left"/>
+            </w:pPr>
+            <w:r>
+              <w:rPr>
+                <w:b/>
+              </w:rPr>
+              <w:t xml:space="preserve">Nhóm giao</w:t>
+            </w:r>
+          </w:p>
+        </w:tc>
+        <w:tc>
+          <w:tcPr>
+            <w:shd w:val="clear" w:color="auto" w:fill="DDEBF7"/>
+          </w:tcPr>
+          <w:p>
+            <w:pPr>
+              <w:pStyle w:val="Compact"/>
+              <w:jc w:val="left"/>
+            </w:pPr>
+            <w:r>
+              <w:rPr>
+                <w:b/>
+              </w:rPr>
+              <w:t xml:space="preserve">Nhóm nhận</w:t>
+            </w:r>
+          </w:p>
+        </w:tc>
+        <w:tc>
+          <w:tcPr>
+            <w:shd w:val="clear" w:color="auto" w:fill="DDEBF7"/>
+          </w:tcPr>
+          <w:p>
+            <w:pPr>
+              <w:pStyle w:val="Compact"/>
+              <w:jc w:val="left"/>
+            </w:pPr>
+            <w:r>
+              <w:rPr>
+                <w:b/>
+              </w:rPr>
+              <w:t xml:space="preserve">Điều kiện bàn giao</w:t>
+            </w:r>
+          </w:p>
+        </w:tc>
+      </w:tr>
+      <w:tr>
+        <w:tc>
+          <w:tcPr/>
+          <w:p>
+            <w:pPr>
+              <w:pStyle w:val="Compact"/>
+              <w:jc w:val="left"/>
+            </w:pPr>
+            <w:r>
+              <w:t xml:space="preserve">Có CP/đối tác cho DV mới</w:t>
+            </w:r>
+          </w:p>
+        </w:tc>
+        <w:tc>
+          <w:tcPr/>
+          <w:p>
+            <w:pPr>
+              <w:pStyle w:val="Compact"/>
+              <w:jc w:val="left"/>
+            </w:pPr>
+            <w:r>
+              <w:t xml:space="preserve">Phát triển</w:t>
+            </w:r>
+          </w:p>
+        </w:tc>
+        <w:tc>
+          <w:tcPr/>
+          <w:p>
+            <w:pPr>
+              <w:pStyle w:val="Compact"/>
+              <w:jc w:val="left"/>
+            </w:pPr>
+            <w:r>
+              <w:t xml:space="preserve">Thanh toán &amp; HĐ</w:t>
+            </w:r>
+          </w:p>
+        </w:tc>
+        <w:tc>
+          <w:tcPr/>
+          <w:p>
+            <w:pPr>
+              <w:pStyle w:val="Compact"/>
+              <w:jc w:val="left"/>
+            </w:pPr>
+            <w:r>
+              <w:t xml:space="preserve">Hồ sơ CP đã thẩm định, phương án chia sẻ doanh thu đã duyệt</w:t>
+            </w:r>
+          </w:p>
+        </w:tc>
+      </w:tr>
+      <w:tr>
+        <w:tc>
+          <w:tcPr/>
+          <w:p>
+            <w:pPr>
+              <w:pStyle w:val="Compact"/>
+              <w:jc w:val="left"/>
+            </w:pPr>
+            <w:r>
+              <w:t xml:space="preserve">Hợp đồng ký xong</w:t>
+            </w:r>
+          </w:p>
+        </w:tc>
+        <w:tc>
+          <w:tcPr/>
+          <w:p>
+            <w:pPr>
+              <w:pStyle w:val="Compact"/>
+              <w:jc w:val="left"/>
+            </w:pPr>
+            <w:r>
+              <w:t xml:space="preserve">Thanh toán &amp; HĐ</w:t>
+            </w:r>
+          </w:p>
+        </w:tc>
+        <w:tc>
+          <w:tcPr/>
+          <w:p>
+            <w:pPr>
+              <w:pStyle w:val="Compact"/>
+              <w:jc w:val="left"/>
+            </w:pPr>
+            <w:r>
+              <w:t xml:space="preserve">Phát triển</w:t>
+            </w:r>
+          </w:p>
+        </w:tc>
+        <w:tc>
+          <w:tcPr/>
+          <w:p>
+            <w:pPr>
+              <w:pStyle w:val="Compact"/>
+              <w:jc w:val="left"/>
+            </w:pPr>
+            <w:r>
+              <w:t xml:space="preserve">Hợp đồng/phụ lục có hiệu lực, đã lưu hồ sơ</w:t>
+            </w:r>
+          </w:p>
+        </w:tc>
+      </w:tr>
+      <w:tr>
+        <w:tc>
+          <w:tcPr/>
+          <w:p>
+            <w:pPr>
+              <w:pStyle w:val="Compact"/>
+              <w:jc w:val="left"/>
+            </w:pPr>
+            <w:r>
+              <w:rPr>
+                <w:bCs/>
+                <w:b/>
+              </w:rPr>
+              <w:t xml:space="preserve">Ra mắt dịch vụ</w:t>
+            </w:r>
+          </w:p>
+        </w:tc>
+        <w:tc>
+          <w:tcPr/>
+          <w:p>
+            <w:pPr>
+              <w:pStyle w:val="Compact"/>
+              <w:jc w:val="left"/>
+            </w:pPr>
+            <w:r>
+              <w:t xml:space="preserve">Phát triển</w:t>
+            </w:r>
+          </w:p>
+        </w:tc>
+        <w:tc>
+          <w:tcPr/>
+          <w:p>
+            <w:pPr>
+              <w:pStyle w:val="Compact"/>
+              <w:jc w:val="left"/>
+            </w:pPr>
+            <w:r>
+              <w:t xml:space="preserve">Quản lý DV</w:t>
+            </w:r>
+          </w:p>
+        </w:tc>
+        <w:tc>
+          <w:tcPr/>
+          <w:p>
+            <w:pPr>
+              <w:pStyle w:val="Compact"/>
+              <w:jc w:val="left"/>
+            </w:pPr>
+            <w:r>
+              <w:rPr>
+                <w:bCs/>
+                <w:b/>
+              </w:rPr>
+              <w:t xml:space="preserve">Giai đoạn kèm 1–3 tháng:</w:t>
+            </w:r>
+            <w:r>
+              <w:t xml:space="preserve"> </w:t>
+            </w:r>
+            <w:r>
+              <w:t xml:space="preserve">Phát triển vẫn chịu trách nhiệm cùng; bàn giao hẳn khi dịch vụ chạy ổn định, có biên bản (mô tả DV, kịch bản, đầu mối kỹ thuật, chỉ tiêu)</w:t>
+            </w:r>
+          </w:p>
+        </w:tc>
+      </w:tr>
+      <w:tr>
+        <w:tc>
+          <w:tcPr/>
+          <w:p>
+            <w:pPr>
+              <w:pStyle w:val="Compact"/>
+              <w:jc w:val="left"/>
+            </w:pPr>
+            <w:r>
+              <w:t xml:space="preserve">Hằng tháng</w:t>
+            </w:r>
+          </w:p>
+        </w:tc>
+        <w:tc>
+          <w:tcPr/>
+          <w:p>
+            <w:pPr>
+              <w:pStyle w:val="Compact"/>
+              <w:jc w:val="left"/>
+            </w:pPr>
+            <w:r>
+              <w:t xml:space="preserve">Quản lý DV</w:t>
+            </w:r>
+          </w:p>
+        </w:tc>
+        <w:tc>
+          <w:tcPr/>
+          <w:p>
+            <w:pPr>
+              <w:pStyle w:val="Compact"/>
+              <w:jc w:val="left"/>
+            </w:pPr>
+            <w:r>
+              <w:t xml:space="preserve">Thanh toán &amp; HĐ</w:t>
+            </w:r>
+          </w:p>
+        </w:tc>
+        <w:tc>
+          <w:tcPr/>
+          <w:p>
+            <w:pPr>
+              <w:pStyle w:val="Compact"/>
+              <w:jc w:val="left"/>
+            </w:pPr>
+            <w:r>
+              <w:t xml:space="preserve">Số liệu doanh thu/sản lượng chốt kỳ, xác nhận các khoản hoàn tiền/giảm trừ</w:t>
+            </w:r>
+          </w:p>
+        </w:tc>
+      </w:tr>
+      <w:tr>
+        <w:tc>
+          <w:tcPr/>
+          <w:p>
+            <w:pPr>
+              <w:pStyle w:val="Compact"/>
+              <w:jc w:val="left"/>
+            </w:pPr>
+            <w:r>
+              <w:t xml:space="preserve">Quyết định dừng dịch vụ</w:t>
+            </w:r>
+          </w:p>
+        </w:tc>
+        <w:tc>
+          <w:tcPr/>
+          <w:p>
+            <w:pPr>
+              <w:pStyle w:val="Compact"/>
+              <w:jc w:val="left"/>
+            </w:pPr>
+            <w:r>
+              <w:t xml:space="preserve">Quản lý DV đề xuất, Trưởng phòng duyệt</w:t>
+            </w:r>
+          </w:p>
+        </w:tc>
+        <w:tc>
+          <w:tcPr/>
+          <w:p>
+            <w:pPr>
+              <w:pStyle w:val="Compact"/>
+              <w:jc w:val="left"/>
+            </w:pPr>
+            <w:r>
+              <w:t xml:space="preserve">Thanh toán &amp; HĐ</w:t>
+            </w:r>
+          </w:p>
+        </w:tc>
+        <w:tc>
+          <w:tcPr/>
+          <w:p>
+            <w:pPr>
+              <w:pStyle w:val="Compact"/>
+              <w:jc w:val="left"/>
+            </w:pPr>
+            <w:r>
+              <w:t xml:space="preserve">Thanh lý hợp đồng, đối soát kỳ cuối, chốt công nợ</w:t>
+            </w:r>
+          </w:p>
+        </w:tc>
+      </w:tr>
+    </w:tbl>
+    <w:bookmarkEnd w:id="25"/>
+    <w:bookmarkStart w:id="26" w:name="phối-hợp-với-đơn-vị-ngoài-phòng"/>
+    <w:p>
+      <w:pPr>
+        <w:pStyle w:val="Heading2"/>
+      </w:pPr>
+      <w:r>
+        <w:t xml:space="preserve">5. Phối hợp với đơn vị ngoài phòng</w:t>
+      </w:r>
+    </w:p>
+    <w:p>
+      <w:pPr>
+        <w:pStyle w:val="FirstParagraph"/>
+      </w:pPr>
+      <w:r>
+        <w:t xml:space="preserve">Phòng</w:t>
+      </w:r>
+      <w:r>
+        <w:t xml:space="preserve"> </w:t>
+      </w:r>
+      <w:r>
+        <w:rPr>
+          <w:bCs/>
+          <w:b/>
+        </w:rPr>
+        <w:t xml:space="preserve">không làm thay</w:t>
+      </w:r>
+      <w:r>
+        <w:t xml:space="preserve"> </w:t>
+      </w:r>
+      <w:r>
+        <w:t xml:space="preserve">các đơn vị này, nhưng</w:t>
+      </w:r>
+      <w:r>
+        <w:t xml:space="preserve"> </w:t>
+      </w:r>
+      <w:r>
+        <w:rPr>
+          <w:bCs/>
+          <w:b/>
+        </w:rPr>
+        <w:t xml:space="preserve">phải là bên đặt yêu cầu, theo dõi và chịu trách nhiệm kết quả cuối</w:t>
+      </w:r>
+      <w:r>
+        <w:t xml:space="preserve"> </w:t>
+      </w:r>
+      <w:r>
+        <w:t xml:space="preserve">đối với dịch vụ của mình. Mỗi đơn vị có</w:t>
+      </w:r>
+      <w:r>
+        <w:t xml:space="preserve"> </w:t>
+      </w:r>
+      <w:r>
+        <w:rPr>
+          <w:bCs/>
+          <w:b/>
+        </w:rPr>
+        <w:t xml:space="preserve">1 đầu mối cố định</w:t>
+      </w:r>
+      <w:r>
+        <w:t xml:space="preserve"> </w:t>
+      </w:r>
+      <w:r>
+        <w:t xml:space="preserve">trong phòng.</w:t>
+      </w:r>
+    </w:p>
+    <w:tbl>
+      <w:tblPr>
+        <w:tblStyle w:val="Table"/>
+        <w:tblW w:type="pct" w:w="5000"/>
+        <w:tblLook w:firstRow="1" w:lastRow="0" w:firstColumn="0" w:lastColumn="0" w:noHBand="0" w:noVBand="0" w:val="0020"/>
+        <w:jc w:val="start"/>
+      </w:tblPr>
+      <w:tblGrid>
+        <w:gridCol w:w="1980"/>
+        <w:gridCol w:w="1980"/>
+        <w:gridCol w:w="1980"/>
+        <w:gridCol w:w="1980"/>
+      </w:tblGrid>
+      <w:tr>
+        <w:trPr>
+          <w:tblHeader w:val="true"/>
+          <w:tblHeader w:val="true"/>
+        </w:trPr>
+        <w:tc>
+          <w:tcPr>
+            <w:shd w:val="clear" w:color="auto" w:fill="DDEBF7"/>
+          </w:tcPr>
+          <w:p>
+            <w:pPr>
+              <w:pStyle w:val="Compact"/>
+              <w:jc w:val="left"/>
+            </w:pPr>
+            <w:r>
+              <w:rPr>
+                <w:b/>
+              </w:rPr>
+              <w:t xml:space="preserve">Đơn vị ngoài phòng</w:t>
+            </w:r>
+          </w:p>
+        </w:tc>
+        <w:tc>
+          <w:tcPr>
+            <w:shd w:val="clear" w:color="auto" w:fill="DDEBF7"/>
+          </w:tcPr>
+          <w:p>
+            <w:pPr>
+              <w:pStyle w:val="Compact"/>
+              <w:jc w:val="left"/>
+            </w:pPr>
+            <w:r>
+              <w:rPr>
+                <w:b/>
+              </w:rPr>
+              <w:t xml:space="preserve">Họ làm</w:t>
+            </w:r>
+          </w:p>
+        </w:tc>
+        <w:tc>
+          <w:tcPr>
+            <w:shd w:val="clear" w:color="auto" w:fill="DDEBF7"/>
+          </w:tcPr>
+          <w:p>
+            <w:pPr>
+              <w:pStyle w:val="Compact"/>
+              <w:jc w:val="left"/>
+            </w:pPr>
+            <w:r>
+              <w:rPr>
+                <w:b/>
+              </w:rPr>
+              <w:t xml:space="preserve">Phòng làm</w:t>
+            </w:r>
+          </w:p>
+        </w:tc>
+        <w:tc>
+          <w:tcPr>
+            <w:shd w:val="clear" w:color="auto" w:fill="DDEBF7"/>
+          </w:tcPr>
+          <w:p>
+            <w:pPr>
+              <w:pStyle w:val="Compact"/>
+              <w:jc w:val="left"/>
+            </w:pPr>
+            <w:r>
+              <w:rPr>
+                <w:b/>
+              </w:rPr>
+              <w:t xml:space="preserve">Đầu mối trong phòng</w:t>
+            </w:r>
+          </w:p>
+        </w:tc>
+      </w:tr>
+      <w:tr>
+        <w:tc>
+          <w:tcPr/>
+          <w:p>
+            <w:pPr>
+              <w:pStyle w:val="Compact"/>
+              <w:jc w:val="left"/>
+            </w:pPr>
+            <w:r>
+              <w:rPr>
+                <w:bCs/>
+                <w:b/>
+              </w:rPr>
+              <w:t xml:space="preserve">Kỹ thuật / vận hành hệ thống</w:t>
+            </w:r>
+            <w:r>
+              <w:t xml:space="preserve"> </w:t>
+            </w:r>
+            <w:r>
+              <w:t xml:space="preserve">(SDP, tính cước, đầu số)</w:t>
+            </w:r>
+          </w:p>
+        </w:tc>
+        <w:tc>
+          <w:tcPr/>
+          <w:p>
+            <w:pPr>
+              <w:pStyle w:val="Compact"/>
+              <w:jc w:val="left"/>
+            </w:pPr>
+            <w:r>
+              <w:t xml:space="preserve">Cấu hình, giám sát hệ thống, khắc phục sự cố</w:t>
+            </w:r>
+          </w:p>
+        </w:tc>
+        <w:tc>
+          <w:tcPr/>
+          <w:p>
+            <w:pPr>
+              <w:pStyle w:val="Compact"/>
+              <w:jc w:val="left"/>
+            </w:pPr>
+            <w:r>
+              <w:t xml:space="preserve">Báo sự cố, xác nhận ảnh hưởng doanh thu, nghiệm thu sau khắc phục, yêu cầu cấu hình DV mới</w:t>
+            </w:r>
+          </w:p>
+        </w:tc>
+        <w:tc>
+          <w:tcPr/>
+          <w:p>
+            <w:pPr>
+              <w:pStyle w:val="Compact"/>
+              <w:jc w:val="left"/>
+            </w:pPr>
+            <w:r>
+              <w:t xml:space="preserve">QL6 (sự cố chung), người quản lý từng DV</w:t>
+            </w:r>
+          </w:p>
+        </w:tc>
+      </w:tr>
+      <w:tr>
+        <w:tc>
+          <w:tcPr/>
+          <w:p>
+            <w:pPr>
+              <w:pStyle w:val="Compact"/>
+              <w:jc w:val="left"/>
+            </w:pPr>
+            <w:r>
+              <w:rPr>
+                <w:bCs/>
+                <w:b/>
+              </w:rPr>
+              <w:t xml:space="preserve">CSKH / tổng đài</w:t>
+            </w:r>
+          </w:p>
+        </w:tc>
+        <w:tc>
+          <w:tcPr/>
+          <w:p>
+            <w:pPr>
+              <w:pStyle w:val="Compact"/>
+              <w:jc w:val="left"/>
+            </w:pPr>
+            <w:r>
+              <w:t xml:space="preserve">Tiếp nhận và trả lời khiếu nại, hoàn tiền theo quy trình</w:t>
+            </w:r>
+          </w:p>
+        </w:tc>
+        <w:tc>
+          <w:tcPr/>
+          <w:p>
+            <w:pPr>
+              <w:pStyle w:val="Compact"/>
+              <w:jc w:val="left"/>
+            </w:pPr>
+            <w:r>
+              <w:t xml:space="preserve">Cung cấp kịch bản trả lời, xác minh nguyên nhân, xử lý gốc rễ với CP, theo dõi tỷ lệ khiếu nại</w:t>
+            </w:r>
+          </w:p>
+        </w:tc>
+        <w:tc>
+          <w:tcPr/>
+          <w:p>
+            <w:pPr>
+              <w:pStyle w:val="Compact"/>
+              <w:jc w:val="left"/>
+            </w:pPr>
+            <w:r>
+              <w:t xml:space="preserve">QL6</w:t>
+            </w:r>
+          </w:p>
+        </w:tc>
+      </w:tr>
+      <w:tr>
+        <w:tc>
+          <w:tcPr/>
+          <w:p>
+            <w:pPr>
+              <w:pStyle w:val="Compact"/>
+              <w:jc w:val="left"/>
+            </w:pPr>
+            <w:r>
+              <w:rPr>
+                <w:bCs/>
+                <w:b/>
+              </w:rPr>
+              <w:t xml:space="preserve">Kinh doanh / Marketing / kênh bán</w:t>
+            </w:r>
+          </w:p>
+        </w:tc>
+        <w:tc>
+          <w:tcPr/>
+          <w:p>
+            <w:pPr>
+              <w:pStyle w:val="Compact"/>
+              <w:jc w:val="left"/>
+            </w:pPr>
+            <w:r>
+              <w:t xml:space="preserve">Chương trình bán hàng, khuyến mại, truyền thông</w:t>
+            </w:r>
+          </w:p>
+        </w:tc>
+        <w:tc>
+          <w:tcPr/>
+          <w:p>
+            <w:pPr>
+              <w:pStyle w:val="Compact"/>
+              <w:jc w:val="left"/>
+            </w:pPr>
+            <w:r>
+              <w:t xml:space="preserve">Đề xuất gói/chương trình, cung cấp thông tin DV, duyệt nội dung đúng kịch bản</w:t>
+            </w:r>
+          </w:p>
+        </w:tc>
+        <w:tc>
+          <w:tcPr/>
+          <w:p>
+            <w:pPr>
+              <w:pStyle w:val="Compact"/>
+              <w:jc w:val="left"/>
+            </w:pPr>
+            <w:r>
+              <w:t xml:space="preserve">Người quản lý từng DV; PT1 cho DV mới</w:t>
+            </w:r>
+          </w:p>
+        </w:tc>
+      </w:tr>
+      <w:tr>
+        <w:tc>
+          <w:tcPr/>
+          <w:p>
+            <w:pPr>
+              <w:pStyle w:val="Compact"/>
+              <w:jc w:val="left"/>
+            </w:pPr>
+            <w:r>
+              <w:rPr>
+                <w:bCs/>
+                <w:b/>
+              </w:rPr>
+              <w:t xml:space="preserve">Pháp chế</w:t>
+            </w:r>
+          </w:p>
+        </w:tc>
+        <w:tc>
+          <w:tcPr/>
+          <w:p>
+            <w:pPr>
+              <w:pStyle w:val="Compact"/>
+              <w:jc w:val="left"/>
+            </w:pPr>
+            <w:r>
+              <w:t xml:space="preserve">Rà soát hợp đồng, tư vấn tuân thủ</w:t>
+            </w:r>
+          </w:p>
+        </w:tc>
+        <w:tc>
+          <w:tcPr/>
+          <w:p>
+            <w:pPr>
+              <w:pStyle w:val="Compact"/>
+              <w:jc w:val="left"/>
+            </w:pPr>
+            <w:r>
+              <w:t xml:space="preserve">Gửi hồ sơ, tiếp thu ý kiến, cập nhật quy định mới cho nhóm</w:t>
+            </w:r>
+          </w:p>
+        </w:tc>
+        <w:tc>
+          <w:tcPr/>
+          <w:p>
+            <w:pPr>
+              <w:pStyle w:val="Compact"/>
+              <w:jc w:val="left"/>
+            </w:pPr>
+            <w:r>
+              <w:t xml:space="preserve">TT1</w:t>
+            </w:r>
+          </w:p>
+        </w:tc>
+      </w:tr>
+      <w:tr>
+        <w:tc>
+          <w:tcPr/>
+          <w:p>
+            <w:pPr>
+              <w:pStyle w:val="Compact"/>
+              <w:jc w:val="left"/>
+            </w:pPr>
+            <w:r>
+              <w:rPr>
+                <w:bCs/>
+                <w:b/>
+              </w:rPr>
+              <w:t xml:space="preserve">Tài chính – Kế toán</w:t>
+            </w:r>
+          </w:p>
+        </w:tc>
+        <w:tc>
+          <w:tcPr/>
+          <w:p>
+            <w:pPr>
+              <w:pStyle w:val="Compact"/>
+              <w:jc w:val="left"/>
+            </w:pPr>
+            <w:r>
+              <w:t xml:space="preserve">Hạch toán, chi trả, hóa đơn</w:t>
+            </w:r>
+          </w:p>
+        </w:tc>
+        <w:tc>
+          <w:tcPr/>
+          <w:p>
+            <w:pPr>
+              <w:pStyle w:val="Compact"/>
+              <w:jc w:val="left"/>
+            </w:pPr>
+            <w:r>
+              <w:t xml:space="preserve">Lập hồ sơ thanh toán, đối chiếu công nợ</w:t>
+            </w:r>
+          </w:p>
+        </w:tc>
+        <w:tc>
+          <w:tcPr/>
+          <w:p>
+            <w:pPr>
+              <w:pStyle w:val="Compact"/>
+              <w:jc w:val="left"/>
+            </w:pPr>
+            <w:r>
+              <w:t xml:space="preserve">TT3</w:t>
+            </w:r>
+          </w:p>
+        </w:tc>
+      </w:tr>
+      <w:tr>
+        <w:tc>
+          <w:tcPr/>
+          <w:p>
+            <w:pPr>
+              <w:pStyle w:val="Compact"/>
+              <w:jc w:val="left"/>
+            </w:pPr>
+            <w:r>
+              <w:rPr>
+                <w:bCs/>
+                <w:b/>
+              </w:rPr>
+              <w:t xml:space="preserve">Đơn vị cấp trên / nhà mạng</w:t>
+            </w:r>
+          </w:p>
+        </w:tc>
+        <w:tc>
+          <w:tcPr/>
+          <w:p>
+            <w:pPr>
+              <w:pStyle w:val="Compact"/>
+              <w:jc w:val="left"/>
+            </w:pPr>
+            <w:r>
+              <w:t xml:space="preserve">Phê duyệt dịch vụ, chính sách</w:t>
+            </w:r>
+          </w:p>
+        </w:tc>
+        <w:tc>
+          <w:tcPr/>
+          <w:p>
+            <w:pPr>
+              <w:pStyle w:val="Compact"/>
+              <w:jc w:val="left"/>
+            </w:pPr>
+            <w:r>
+              <w:t xml:space="preserve">Công văn, KBDV, báo cáo định kỳ</w:t>
+            </w:r>
+          </w:p>
+        </w:tc>
+        <w:tc>
+          <w:tcPr/>
+          <w:p>
+            <w:pPr>
+              <w:pStyle w:val="Compact"/>
+              <w:jc w:val="left"/>
+            </w:pPr>
+            <w:r>
+              <w:t xml:space="preserve">PT2/PT3 (DV mới), QL6 (báo cáo)</w:t>
+            </w:r>
+          </w:p>
+        </w:tc>
+      </w:tr>
+    </w:tbl>
+    <w:p>
+      <w:pPr>
+        <w:pStyle w:val="BlockText"/>
+      </w:pPr>
+      <w:r>
+        <w:t xml:space="preserve">Nên thống nhất bằng văn bản (biên bản phối hợp hoặc quy chế) với Kỹ thuật và CSKH: thời gian phản hồi sự cố, khiếu nại; ai được quyết định tạm dừng dịch vụ khi có sự cố trừ cước sai.</w:t>
+      </w:r>
+    </w:p>
+    <w:bookmarkEnd w:id="26"/>
+    <w:bookmarkStart w:id="27" w:name="ai-làm-gì-bảng-raci"/>
+    <w:p>
+      <w:pPr>
+        <w:pStyle w:val="Heading2"/>
+      </w:pPr>
+      <w:r>
+        <w:t xml:space="preserve">6. Ai làm gì — bảng RACI</w:t>
+      </w:r>
+    </w:p>
+    <w:p>
+      <w:pPr>
+        <w:pStyle w:val="FirstParagraph"/>
+      </w:pPr>
+      <w:r>
+        <w:t xml:space="preserve">R = Người làm ·</w:t>
+      </w:r>
+      <w:r>
+        <w:t xml:space="preserve"> </w:t>
+      </w:r>
+      <w:r>
+        <w:rPr>
+          <w:bCs/>
+          <w:b/>
+        </w:rPr>
+        <w:t xml:space="preserve">A = Người chịu trách nhiệm cuối (chỉ 1)</w:t>
+      </w:r>
+      <w:r>
+        <w:t xml:space="preserve"> </w:t>
+      </w:r>
+      <w:r>
+        <w:t xml:space="preserve">· C = Được hỏi ý kiến · I = Được thông báo ·</w:t>
+      </w:r>
+      <w:r>
+        <w:t xml:space="preserve"> </w:t>
+      </w:r>
+      <w:r>
+        <w:rPr>
+          <w:iCs/>
+          <w:i/>
+        </w:rPr>
+        <w:t xml:space="preserve">Ngoài</w:t>
+      </w:r>
+      <w:r>
+        <w:t xml:space="preserve"> </w:t>
+      </w:r>
+      <w:r>
+        <w:t xml:space="preserve">= đơn vị ngoài phòng</w:t>
+      </w:r>
+    </w:p>
+    <w:tbl>
+      <w:tblPr>
+        <w:tblStyle w:val="Table"/>
+        <w:tblW w:type="pct" w:w="5000"/>
+        <w:tblLook w:firstRow="1" w:lastRow="0" w:firstColumn="0" w:lastColumn="0" w:noHBand="0" w:noVBand="0" w:val="0020"/>
+        <w:jc w:val="start"/>
+      </w:tblPr>
+      <w:tblGrid>
+        <w:gridCol w:w="2835"/>
+        <w:gridCol w:w="1361"/>
+        <w:gridCol w:w="1361"/>
+        <w:gridCol w:w="1361"/>
+        <w:gridCol w:w="1361"/>
+        <w:gridCol w:w="1361"/>
+      </w:tblGrid>
+      <w:tr>
+        <w:trPr>
+          <w:tblHeader w:val="true"/>
+          <w:tblHeader w:val="true"/>
+        </w:trPr>
+        <w:tc>
+          <w:tcPr>
+            <w:tcW w:type="dxa" w:w="2835"/>
+            <w:shd w:val="clear" w:color="auto" w:fill="DDEBF7"/>
+          </w:tcPr>
+          <w:p>
+            <w:pPr>
+              <w:pStyle w:val="Compact"/>
+              <w:jc w:val="left"/>
+            </w:pPr>
+            <w:r>
+              <w:rPr>
+                <w:b/>
+              </w:rPr>
+              <w:t xml:space="preserve">Công việc</w:t>
+            </w:r>
+          </w:p>
+        </w:tc>
+        <w:tc>
+          <w:tcPr>
+            <w:tcW w:type="dxa" w:w="1361"/>
+            <w:shd w:val="clear" w:color="auto" w:fill="DDEBF7"/>
+          </w:tcPr>
+          <w:p>
+            <w:pPr>
+              <w:pStyle w:val="Compact"/>
+              <w:jc w:val="left"/>
+            </w:pPr>
+            <w:r>
+              <w:rPr>
+                <w:b/>
+              </w:rPr>
+              <w:t xml:space="preserve">Trưởng phòng</w:t>
+            </w:r>
+          </w:p>
+        </w:tc>
+        <w:tc>
+          <w:tcPr>
+            <w:tcW w:type="dxa" w:w="1361"/>
+            <w:shd w:val="clear" w:color="auto" w:fill="DDEBF7"/>
+          </w:tcPr>
+          <w:p>
+            <w:pPr>
+              <w:pStyle w:val="Compact"/>
+              <w:jc w:val="left"/>
+            </w:pPr>
+            <w:r>
+              <w:rPr>
+                <w:b/>
+              </w:rPr>
+              <w:t xml:space="preserve">Quản lý DV</w:t>
+            </w:r>
+          </w:p>
+        </w:tc>
+        <w:tc>
+          <w:tcPr>
+            <w:tcW w:type="dxa" w:w="1361"/>
+            <w:shd w:val="clear" w:color="auto" w:fill="DDEBF7"/>
+          </w:tcPr>
+          <w:p>
+            <w:pPr>
+              <w:pStyle w:val="Compact"/>
+              <w:jc w:val="left"/>
+            </w:pPr>
+            <w:r>
+              <w:rPr>
+                <w:b/>
+              </w:rPr>
+              <w:t xml:space="preserve">Phát triển</w:t>
+            </w:r>
+          </w:p>
+        </w:tc>
+        <w:tc>
+          <w:tcPr>
+            <w:tcW w:type="dxa" w:w="1361"/>
+            <w:shd w:val="clear" w:color="auto" w:fill="DDEBF7"/>
+          </w:tcPr>
+          <w:p>
+            <w:pPr>
+              <w:pStyle w:val="Compact"/>
+              <w:jc w:val="left"/>
+            </w:pPr>
+            <w:r>
+              <w:rPr>
+                <w:b/>
+              </w:rPr>
+              <w:t xml:space="preserve">Thanh toán &amp; HĐ</w:t>
+            </w:r>
+          </w:p>
+        </w:tc>
+        <w:tc>
+          <w:tcPr>
+            <w:tcW w:type="dxa" w:w="1361"/>
+            <w:shd w:val="clear" w:color="auto" w:fill="DDEBF7"/>
+          </w:tcPr>
+          <w:p>
+            <w:pPr>
+              <w:pStyle w:val="Compact"/>
+              <w:jc w:val="left"/>
+            </w:pPr>
+            <w:r>
+              <w:rPr>
+                <w:b/>
+              </w:rPr>
+              <w:t xml:space="preserve">Ngoài phòng</w:t>
+            </w:r>
+          </w:p>
+        </w:tc>
+      </w:tr>
+      <w:tr>
+        <w:tc>
+          <w:tcPr>
+            <w:tcW w:type="dxa" w:w="2835"/>
+          </w:tcPr>
+          <w:p>
+            <w:pPr>
+              <w:pStyle w:val="Compact"/>
+              <w:jc w:val="left"/>
+            </w:pPr>
+            <w:r>
+              <w:t xml:space="preserve">Kế hoạch doanh thu năm/quý</w:t>
+            </w:r>
+          </w:p>
+        </w:tc>
+        <w:tc>
+          <w:tcPr>
+            <w:tcW w:type="dxa" w:w="1361"/>
+          </w:tcPr>
+          <w:p>
+            <w:pPr>
+              <w:pStyle w:val="Compact"/>
+              <w:jc w:val="left"/>
+            </w:pPr>
+            <w:r>
+              <w:rPr>
+                <w:bCs/>
+                <w:b/>
+              </w:rPr>
+              <w:t xml:space="preserve">A</w:t>
+            </w:r>
+          </w:p>
+        </w:tc>
+        <w:tc>
+          <w:tcPr>
+            <w:tcW w:type="dxa" w:w="1361"/>
+          </w:tcPr>
+          <w:p>
+            <w:pPr>
+              <w:pStyle w:val="Compact"/>
+              <w:jc w:val="left"/>
+            </w:pPr>
+            <w:r>
+              <w:t xml:space="preserve">R</w:t>
+            </w:r>
+          </w:p>
+        </w:tc>
+        <w:tc>
+          <w:tcPr>
+            <w:tcW w:type="dxa" w:w="1361"/>
+          </w:tcPr>
+          <w:p>
+            <w:pPr>
+              <w:pStyle w:val="Compact"/>
+              <w:jc w:val="left"/>
+            </w:pPr>
+            <w:r>
+              <w:t xml:space="preserve">C</w:t>
+            </w:r>
+          </w:p>
+        </w:tc>
+        <w:tc>
+          <w:tcPr>
+            <w:tcW w:type="dxa" w:w="1361"/>
+          </w:tcPr>
+          <w:p>
+            <w:pPr>
+              <w:pStyle w:val="Compact"/>
+              <w:jc w:val="left"/>
+            </w:pPr>
+            <w:r>
+              <w:t xml:space="preserve">C</w:t>
+            </w:r>
+          </w:p>
+        </w:tc>
+        <w:tc>
+          <w:tcPr>
+            <w:tcW w:type="dxa" w:w="1361"/>
+          </w:tcPr>
+          <w:p>
+            <w:pPr>
+              <w:pStyle w:val="Compact"/>
+              <w:jc w:val="left"/>
+            </w:pPr>
+            <w:r>
+              <w:t xml:space="preserve">I</w:t>
+            </w:r>
+          </w:p>
+        </w:tc>
+      </w:tr>
+      <w:tr>
+        <w:tc>
+          <w:tcPr>
+            <w:tcW w:type="dxa" w:w="2835"/>
+          </w:tcPr>
+          <w:p>
+            <w:pPr>
+              <w:pStyle w:val="Compact"/>
+              <w:jc w:val="left"/>
+            </w:pPr>
+            <w:r>
+              <w:t xml:space="preserve">Nghiên cứu, đề xuất DV mới</w:t>
+            </w:r>
+          </w:p>
+        </w:tc>
+        <w:tc>
+          <w:tcPr>
+            <w:tcW w:type="dxa" w:w="1361"/>
+          </w:tcPr>
+          <w:p>
+            <w:pPr>
+              <w:pStyle w:val="Compact"/>
+              <w:jc w:val="left"/>
+            </w:pPr>
+            <w:r>
+              <w:t xml:space="preserve">A (duyệt)</w:t>
+            </w:r>
+          </w:p>
+        </w:tc>
+        <w:tc>
+          <w:tcPr>
+            <w:tcW w:type="dxa" w:w="1361"/>
+          </w:tcPr>
+          <w:p>
+            <w:pPr>
+              <w:pStyle w:val="Compact"/>
+              <w:jc w:val="left"/>
+            </w:pPr>
+            <w:r>
+              <w:t xml:space="preserve">C</w:t>
+            </w:r>
+          </w:p>
+        </w:tc>
+        <w:tc>
+          <w:tcPr>
+            <w:tcW w:type="dxa" w:w="1361"/>
+          </w:tcPr>
+          <w:p>
+            <w:pPr>
+              <w:pStyle w:val="Compact"/>
+              <w:jc w:val="left"/>
+            </w:pPr>
+            <w:r>
+              <w:rPr>
+                <w:bCs/>
+                <w:b/>
+              </w:rPr>
+              <w:t xml:space="preserve">R</w:t>
+            </w:r>
+          </w:p>
+        </w:tc>
+        <w:tc>
+          <w:tcPr>
+            <w:tcW w:type="dxa" w:w="1361"/>
+          </w:tcPr>
+          <w:p>
+            <w:pPr>
+              <w:pStyle w:val="Compact"/>
+              <w:jc w:val="left"/>
+            </w:pPr>
+            <w:r>
+              <w:t xml:space="preserve">C</w:t>
+            </w:r>
+          </w:p>
+        </w:tc>
+        <w:tc>
+          <w:tcPr>
+            <w:tcW w:type="dxa" w:w="1361"/>
+          </w:tcPr>
+          <w:p>
+            <w:pPr>
+              <w:pStyle w:val="Compact"/>
+              <w:jc w:val="left"/>
+            </w:pPr>
+            <w:r>
+              <w:t xml:space="preserve">C (Kinh doanh)</w:t>
+            </w:r>
+          </w:p>
+        </w:tc>
+      </w:tr>
+      <w:tr>
+        <w:tc>
+          <w:tcPr>
+            <w:tcW w:type="dxa" w:w="2835"/>
+          </w:tcPr>
+          <w:p>
+            <w:pPr>
+              <w:pStyle w:val="Compact"/>
+              <w:jc w:val="left"/>
+            </w:pPr>
+            <w:r>
+              <w:t xml:space="preserve">Thẩm định CP/đối tác mới</w:t>
+            </w:r>
+          </w:p>
+        </w:tc>
+        <w:tc>
+          <w:tcPr>
+            <w:tcW w:type="dxa" w:w="1361"/>
+          </w:tcPr>
+          <w:p>
+            <w:pPr>
+              <w:pStyle w:val="Compact"/>
+              <w:jc w:val="left"/>
+            </w:pPr>
+            <w:r>
+              <w:t xml:space="preserve">A (duyệt)</w:t>
+            </w:r>
+          </w:p>
+        </w:tc>
+        <w:tc>
+          <w:tcPr>
+            <w:tcW w:type="dxa" w:w="1361"/>
+          </w:tcPr>
+          <w:p>
+            <w:pPr>
+              <w:pStyle w:val="Compact"/>
+              <w:jc w:val="left"/>
+            </w:pPr>
+            <w:r>
+              <w:t xml:space="preserve">C</w:t>
+            </w:r>
+          </w:p>
+        </w:tc>
+        <w:tc>
+          <w:tcPr>
+            <w:tcW w:type="dxa" w:w="1361"/>
+          </w:tcPr>
+          <w:p>
+            <w:pPr>
+              <w:pStyle w:val="Compact"/>
+              <w:jc w:val="left"/>
+            </w:pPr>
+            <w:r>
+              <w:rPr>
+                <w:bCs/>
+                <w:b/>
+              </w:rPr>
+              <w:t xml:space="preserve">R</w:t>
+            </w:r>
+          </w:p>
+        </w:tc>
+        <w:tc>
+          <w:tcPr>
+            <w:tcW w:type="dxa" w:w="1361"/>
+          </w:tcPr>
+          <w:p>
+            <w:pPr>
+              <w:pStyle w:val="Compact"/>
+              <w:jc w:val="left"/>
+            </w:pPr>
+            <w:r>
+              <w:t xml:space="preserve">R</w:t>
+            </w:r>
+          </w:p>
+        </w:tc>
+        <w:tc>
+          <w:tcPr>
+            <w:tcW w:type="dxa" w:w="1361"/>
+          </w:tcPr>
+          <w:p>
+            <w:pPr>
+              <w:pStyle w:val="Compact"/>
+              <w:jc w:val="left"/>
+            </w:pPr>
+            <w:r>
+              <w:t xml:space="preserve">C (Pháp chế)</w:t>
+            </w:r>
+          </w:p>
+        </w:tc>
+      </w:tr>
+      <w:tr>
+        <w:tc>
+          <w:tcPr>
+            <w:tcW w:type="dxa" w:w="2835"/>
+          </w:tcPr>
+          <w:p>
+            <w:pPr>
+              <w:pStyle w:val="Compact"/>
+              <w:jc w:val="left"/>
+            </w:pPr>
+            <w:r>
+              <w:t xml:space="preserve">Ký/gia hạn/thanh lý hợp đồng</w:t>
+            </w:r>
+          </w:p>
+        </w:tc>
+        <w:tc>
+          <w:tcPr>
+            <w:tcW w:type="dxa" w:w="1361"/>
+          </w:tcPr>
+          <w:p>
+            <w:pPr>
+              <w:pStyle w:val="Compact"/>
+              <w:jc w:val="left"/>
+            </w:pPr>
+            <w:r>
+              <w:rPr>
+                <w:bCs/>
+                <w:b/>
+              </w:rPr>
+              <w:t xml:space="preserve">A</w:t>
+            </w:r>
+            <w:r>
+              <w:t xml:space="preserve"> </w:t>
+            </w:r>
+            <w:r>
+              <w:t xml:space="preserve">(ký)</w:t>
+            </w:r>
+          </w:p>
+        </w:tc>
+        <w:tc>
+          <w:tcPr>
+            <w:tcW w:type="dxa" w:w="1361"/>
+          </w:tcPr>
+          <w:p>
+            <w:pPr>
+              <w:pStyle w:val="Compact"/>
+              <w:jc w:val="left"/>
+            </w:pPr>
+            <w:r>
+              <w:t xml:space="preserve">C</w:t>
+            </w:r>
+          </w:p>
+        </w:tc>
+        <w:tc>
+          <w:tcPr>
+            <w:tcW w:type="dxa" w:w="1361"/>
+          </w:tcPr>
+          <w:p>
+            <w:pPr>
+              <w:pStyle w:val="Compact"/>
+              <w:jc w:val="left"/>
+            </w:pPr>
+            <w:r>
+              <w:t xml:space="preserve">C</w:t>
+            </w:r>
+          </w:p>
+        </w:tc>
+        <w:tc>
+          <w:tcPr>
+            <w:tcW w:type="dxa" w:w="1361"/>
+          </w:tcPr>
+          <w:p>
+            <w:pPr>
+              <w:pStyle w:val="Compact"/>
+              <w:jc w:val="left"/>
+            </w:pPr>
+            <w:r>
+              <w:t xml:space="preserve">R</w:t>
+            </w:r>
+          </w:p>
+        </w:tc>
+        <w:tc>
+          <w:tcPr>
+            <w:tcW w:type="dxa" w:w="1361"/>
+          </w:tcPr>
+          <w:p>
+            <w:pPr>
+              <w:pStyle w:val="Compact"/>
+              <w:jc w:val="left"/>
+            </w:pPr>
+            <w:r>
+              <w:t xml:space="preserve">C (Pháp chế)</w:t>
+            </w:r>
+          </w:p>
+        </w:tc>
+      </w:tr>
+      <w:tr>
+        <w:tc>
+          <w:tcPr>
+            <w:tcW w:type="dxa" w:w="2835"/>
+          </w:tcPr>
+          <w:p>
+            <w:pPr>
+              <w:pStyle w:val="Compact"/>
+              <w:jc w:val="left"/>
+            </w:pPr>
+            <w:r>
+              <w:t xml:space="preserve">Triển khai DV mới (KBDV, UAT, công văn)</w:t>
+            </w:r>
+          </w:p>
+        </w:tc>
+        <w:tc>
+          <w:tcPr>
+            <w:tcW w:type="dxa" w:w="1361"/>
+          </w:tcPr>
+          <w:p>
+            <w:pPr>
+              <w:pStyle w:val="Compact"/>
+              <w:jc w:val="left"/>
+            </w:pPr>
+            <w:r>
+              <w:t xml:space="preserve">I</w:t>
+            </w:r>
+          </w:p>
+        </w:tc>
+        <w:tc>
+          <w:tcPr>
+            <w:tcW w:type="dxa" w:w="1361"/>
+          </w:tcPr>
+          <w:p>
+            <w:pPr>
+              <w:pStyle w:val="Compact"/>
+              <w:jc w:val="left"/>
+            </w:pPr>
+            <w:r>
+              <w:t xml:space="preserve">C</w:t>
+            </w:r>
+          </w:p>
+        </w:tc>
+        <w:tc>
+          <w:tcPr>
+            <w:tcW w:type="dxa" w:w="1361"/>
+          </w:tcPr>
+          <w:p>
+            <w:pPr>
+              <w:pStyle w:val="Compact"/>
+              <w:jc w:val="left"/>
+            </w:pPr>
+            <w:r>
+              <w:rPr>
+                <w:bCs/>
+                <w:b/>
+              </w:rPr>
+              <w:t xml:space="preserve">A</w:t>
+            </w:r>
+            <w:r>
+              <w:t xml:space="preserve">/R</w:t>
+            </w:r>
+          </w:p>
+        </w:tc>
+        <w:tc>
+          <w:tcPr>
+            <w:tcW w:type="dxa" w:w="1361"/>
+          </w:tcPr>
+          <w:p>
+            <w:pPr>
+              <w:pStyle w:val="Compact"/>
+              <w:jc w:val="left"/>
+            </w:pPr>
+            <w:r>
+              <w:t xml:space="preserve">I</w:t>
+            </w:r>
+          </w:p>
+        </w:tc>
+        <w:tc>
+          <w:tcPr>
+            <w:tcW w:type="dxa" w:w="1361"/>
+          </w:tcPr>
+          <w:p>
+            <w:pPr>
+              <w:pStyle w:val="Compact"/>
+              <w:jc w:val="left"/>
+            </w:pPr>
+            <w:r>
+              <w:t xml:space="preserve">R (Kỹ thuật)</w:t>
+            </w:r>
+          </w:p>
+        </w:tc>
+      </w:tr>
+      <w:tr>
+        <w:tc>
+          <w:tcPr>
+            <w:tcW w:type="dxa" w:w="2835"/>
+          </w:tcPr>
+          <w:p>
+            <w:pPr>
+              <w:pStyle w:val="Compact"/>
+              <w:jc w:val="left"/>
+            </w:pPr>
+            <w:r>
+              <w:t xml:space="preserve">Quản lý doanh thu, thuê bao DV đang chạy</w:t>
+            </w:r>
+          </w:p>
+        </w:tc>
+        <w:tc>
+          <w:tcPr>
+            <w:tcW w:type="dxa" w:w="1361"/>
+          </w:tcPr>
+          <w:p>
+            <w:pPr>
+              <w:pStyle w:val="Compact"/>
+              <w:jc w:val="left"/>
+            </w:pPr>
+            <w:r>
+              <w:t xml:space="preserve">I</w:t>
+            </w:r>
+          </w:p>
+        </w:tc>
+        <w:tc>
+          <w:tcPr>
+            <w:tcW w:type="dxa" w:w="1361"/>
+          </w:tcPr>
+          <w:p>
+            <w:pPr>
+              <w:pStyle w:val="Compact"/>
+              <w:jc w:val="left"/>
+            </w:pPr>
+            <w:r>
+              <w:rPr>
+                <w:bCs/>
+                <w:b/>
+              </w:rPr>
+              <w:t xml:space="preserve">A</w:t>
+            </w:r>
+            <w:r>
+              <w:t xml:space="preserve">/R</w:t>
+            </w:r>
+          </w:p>
+        </w:tc>
+        <w:tc>
+          <w:tcPr>
+            <w:tcW w:type="dxa" w:w="1361"/>
+          </w:tcPr>
+          <w:p>
+            <w:pPr>
+              <w:pStyle w:val="Compact"/>
+              <w:jc w:val="left"/>
+            </w:pPr>
+            <w:r>
+              <w:t xml:space="preserve">I</w:t>
+            </w:r>
+          </w:p>
+        </w:tc>
+        <w:tc>
+          <w:tcPr>
+            <w:tcW w:type="dxa" w:w="1361"/>
+          </w:tcPr>
+          <w:p>
+            <w:pPr>
+              <w:pStyle w:val="Compact"/>
+              <w:jc w:val="left"/>
+            </w:pPr>
+            <w:r>
+              <w:t xml:space="preserve">I</w:t>
+            </w:r>
+          </w:p>
+        </w:tc>
+        <w:tc>
+          <w:tcPr>
+            <w:tcW w:type="dxa" w:w="1361"/>
+          </w:tcPr>
+          <w:p>
+            <w:pPr>
+              <w:pStyle w:val="Compact"/>
+              <w:jc w:val="left"/>
+            </w:pPr>
+            <w:r>
+              <w:t xml:space="preserve">—</w:t>
+            </w:r>
+          </w:p>
+        </w:tc>
+      </w:tr>
+      <w:tr>
+        <w:tc>
+          <w:tcPr>
+            <w:tcW w:type="dxa" w:w="2835"/>
+          </w:tcPr>
+          <w:p>
+            <w:pPr>
+              <w:pStyle w:val="Compact"/>
+              <w:jc w:val="left"/>
+            </w:pPr>
+            <w:r>
+              <w:t xml:space="preserve">Kiểm tra kịch bản, tuân thủ của CP</w:t>
+            </w:r>
+          </w:p>
+        </w:tc>
+        <w:tc>
+          <w:tcPr>
+            <w:tcW w:type="dxa" w:w="1361"/>
+          </w:tcPr>
+          <w:p>
+            <w:pPr>
+              <w:pStyle w:val="Compact"/>
+              <w:jc w:val="left"/>
+            </w:pPr>
+            <w:r>
+              <w:t xml:space="preserve">I</w:t>
+            </w:r>
+          </w:p>
+        </w:tc>
+        <w:tc>
+          <w:tcPr>
+            <w:tcW w:type="dxa" w:w="1361"/>
+          </w:tcPr>
+          <w:p>
+            <w:pPr>
+              <w:pStyle w:val="Compact"/>
+              <w:jc w:val="left"/>
+            </w:pPr>
+            <w:r>
+              <w:rPr>
+                <w:bCs/>
+                <w:b/>
+              </w:rPr>
+              <w:t xml:space="preserve">A</w:t>
+            </w:r>
+            <w:r>
+              <w:t xml:space="preserve">/R (QL6)</w:t>
+            </w:r>
+          </w:p>
+        </w:tc>
+        <w:tc>
+          <w:tcPr>
+            <w:tcW w:type="dxa" w:w="1361"/>
+          </w:tcPr>
+          <w:p>
+            <w:pPr>
+              <w:pStyle w:val="Compact"/>
+              <w:jc w:val="left"/>
+            </w:pPr>
+            <w:r>
+              <w:t xml:space="preserve">C</w:t>
+            </w:r>
+          </w:p>
+        </w:tc>
+        <w:tc>
+          <w:tcPr>
+            <w:tcW w:type="dxa" w:w="1361"/>
+          </w:tcPr>
+          <w:p>
+            <w:pPr>
+              <w:pStyle w:val="Compact"/>
+              <w:jc w:val="left"/>
+            </w:pPr>
+            <w:r>
+              <w:t xml:space="preserve">C</w:t>
+            </w:r>
+          </w:p>
+        </w:tc>
+        <w:tc>
+          <w:tcPr>
+            <w:tcW w:type="dxa" w:w="1361"/>
+          </w:tcPr>
+          <w:p>
+            <w:pPr>
+              <w:pStyle w:val="Compact"/>
+              <w:jc w:val="left"/>
+            </w:pPr>
+            <w:r>
+              <w:t xml:space="preserve">C (Pháp chế)</w:t>
+            </w:r>
+          </w:p>
+        </w:tc>
+      </w:tr>
+      <w:tr>
+        <w:tc>
+          <w:tcPr>
+            <w:tcW w:type="dxa" w:w="2835"/>
+          </w:tcPr>
+          <w:p>
+            <w:pPr>
+              <w:pStyle w:val="Compact"/>
+              <w:jc w:val="left"/>
+            </w:pPr>
+            <w:r>
+              <w:t xml:space="preserve">Xử lý sự cố trừ cước sai</w:t>
+            </w:r>
+          </w:p>
+        </w:tc>
+        <w:tc>
+          <w:tcPr>
+            <w:tcW w:type="dxa" w:w="1361"/>
+          </w:tcPr>
+          <w:p>
+            <w:pPr>
+              <w:pStyle w:val="Compact"/>
+              <w:jc w:val="left"/>
+            </w:pPr>
+            <w:r>
+              <w:t xml:space="preserve">I (ngay)</w:t>
+            </w:r>
+          </w:p>
+        </w:tc>
+        <w:tc>
+          <w:tcPr>
+            <w:tcW w:type="dxa" w:w="1361"/>
+          </w:tcPr>
+          <w:p>
+            <w:pPr>
+              <w:pStyle w:val="Compact"/>
+              <w:jc w:val="left"/>
+            </w:pPr>
+            <w:r>
+              <w:rPr>
+                <w:bCs/>
+                <w:b/>
+              </w:rPr>
+              <w:t xml:space="preserve">A</w:t>
+            </w:r>
+            <w:r>
+              <w:t xml:space="preserve"> </w:t>
+            </w:r>
+            <w:r>
+              <w:t xml:space="preserve">(điều phối)</w:t>
+            </w:r>
+          </w:p>
+        </w:tc>
+        <w:tc>
+          <w:tcPr>
+            <w:tcW w:type="dxa" w:w="1361"/>
+          </w:tcPr>
+          <w:p>
+            <w:pPr>
+              <w:pStyle w:val="Compact"/>
+              <w:jc w:val="left"/>
+            </w:pPr>
+            <w:r>
+              <w:t xml:space="preserve">I</w:t>
+            </w:r>
+          </w:p>
+        </w:tc>
+        <w:tc>
+          <w:tcPr>
+            <w:tcW w:type="dxa" w:w="1361"/>
+          </w:tcPr>
+          <w:p>
+            <w:pPr>
+              <w:pStyle w:val="Compact"/>
+              <w:jc w:val="left"/>
+            </w:pPr>
+            <w:r>
+              <w:t xml:space="preserve">C</w:t>
+            </w:r>
+          </w:p>
+        </w:tc>
+        <w:tc>
+          <w:tcPr>
+            <w:tcW w:type="dxa" w:w="1361"/>
+          </w:tcPr>
+          <w:p>
+            <w:pPr>
+              <w:pStyle w:val="Compact"/>
+              <w:jc w:val="left"/>
+            </w:pPr>
+            <w:r>
+              <w:t xml:space="preserve">R (Kỹ thuật)</w:t>
+            </w:r>
+          </w:p>
+        </w:tc>
+      </w:tr>
+      <w:tr>
+        <w:tc>
+          <w:tcPr>
+            <w:tcW w:type="dxa" w:w="2835"/>
+          </w:tcPr>
+          <w:p>
+            <w:pPr>
+              <w:pStyle w:val="Compact"/>
+              <w:jc w:val="left"/>
+            </w:pPr>
+            <w:r>
+              <w:t xml:space="preserve">Khiếu nại, hoàn tiền</w:t>
+            </w:r>
+          </w:p>
+        </w:tc>
+        <w:tc>
+          <w:tcPr>
+            <w:tcW w:type="dxa" w:w="1361"/>
+          </w:tcPr>
+          <w:p>
+            <w:pPr>
+              <w:pStyle w:val="Compact"/>
+              <w:jc w:val="left"/>
+            </w:pPr>
+            <w:r>
+              <w:t xml:space="preserve">I</w:t>
+            </w:r>
+          </w:p>
+        </w:tc>
+        <w:tc>
+          <w:tcPr>
+            <w:tcW w:type="dxa" w:w="1361"/>
+          </w:tcPr>
+          <w:p>
+            <w:pPr>
+              <w:pStyle w:val="Compact"/>
+              <w:jc w:val="left"/>
+            </w:pPr>
+            <w:r>
+              <w:rPr>
+                <w:bCs/>
+                <w:b/>
+              </w:rPr>
+              <w:t xml:space="preserve">A</w:t>
+            </w:r>
+            <w:r>
+              <w:t xml:space="preserve"> </w:t>
+            </w:r>
+            <w:r>
+              <w:t xml:space="preserve">(xử lý gốc rễ)</w:t>
+            </w:r>
+          </w:p>
+        </w:tc>
+        <w:tc>
+          <w:tcPr>
+            <w:tcW w:type="dxa" w:w="1361"/>
+          </w:tcPr>
+          <w:p>
+            <w:pPr>
+              <w:pStyle w:val="Compact"/>
+              <w:jc w:val="left"/>
+            </w:pPr>
+            <w:r>
+              <w:t xml:space="preserve">I</w:t>
+            </w:r>
+          </w:p>
+        </w:tc>
+        <w:tc>
+          <w:tcPr>
+            <w:tcW w:type="dxa" w:w="1361"/>
+          </w:tcPr>
+          <w:p>
+            <w:pPr>
+              <w:pStyle w:val="Compact"/>
+              <w:jc w:val="left"/>
+            </w:pPr>
+            <w:r>
+              <w:t xml:space="preserve">C</w:t>
+            </w:r>
+          </w:p>
+        </w:tc>
+        <w:tc>
+          <w:tcPr>
+            <w:tcW w:type="dxa" w:w="1361"/>
+          </w:tcPr>
+          <w:p>
+            <w:pPr>
+              <w:pStyle w:val="Compact"/>
+              <w:jc w:val="left"/>
+            </w:pPr>
+            <w:r>
+              <w:t xml:space="preserve">R (CSKH)</w:t>
+            </w:r>
+          </w:p>
+        </w:tc>
+      </w:tr>
+      <w:tr>
+        <w:tc>
+          <w:tcPr>
+            <w:tcW w:type="dxa" w:w="2835"/>
+          </w:tcPr>
+          <w:p>
+            <w:pPr>
+              <w:pStyle w:val="Compact"/>
+              <w:jc w:val="left"/>
+            </w:pPr>
+            <w:r>
+              <w:t xml:space="preserve">Chương trình khuyến mại cho DV</w:t>
+            </w:r>
+          </w:p>
+        </w:tc>
+        <w:tc>
+          <w:tcPr>
+            <w:tcW w:type="dxa" w:w="1361"/>
+          </w:tcPr>
+          <w:p>
+            <w:pPr>
+              <w:pStyle w:val="Compact"/>
+              <w:jc w:val="left"/>
+            </w:pPr>
+            <w:r>
+              <w:t xml:space="preserve">I</w:t>
+            </w:r>
+          </w:p>
+        </w:tc>
+        <w:tc>
+          <w:tcPr>
+            <w:tcW w:type="dxa" w:w="1361"/>
+          </w:tcPr>
+          <w:p>
+            <w:pPr>
+              <w:pStyle w:val="Compact"/>
+              <w:jc w:val="left"/>
+            </w:pPr>
+            <w:r>
+              <w:rPr>
+                <w:bCs/>
+                <w:b/>
+              </w:rPr>
+              <w:t xml:space="preserve">A</w:t>
+            </w:r>
+            <w:r>
+              <w:t xml:space="preserve">/C</w:t>
+            </w:r>
+          </w:p>
+        </w:tc>
+        <w:tc>
+          <w:tcPr>
+            <w:tcW w:type="dxa" w:w="1361"/>
+          </w:tcPr>
+          <w:p>
+            <w:pPr>
+              <w:pStyle w:val="Compact"/>
+              <w:jc w:val="left"/>
+            </w:pPr>
+            <w:r>
+              <w:t xml:space="preserve">I</w:t>
+            </w:r>
+          </w:p>
+        </w:tc>
+        <w:tc>
+          <w:tcPr>
+            <w:tcW w:type="dxa" w:w="1361"/>
+          </w:tcPr>
+          <w:p>
+            <w:pPr>
+              <w:pStyle w:val="Compact"/>
+              <w:jc w:val="left"/>
+            </w:pPr>
+            <w:r>
+              <w:t xml:space="preserve">I</w:t>
+            </w:r>
+          </w:p>
+        </w:tc>
+        <w:tc>
+          <w:tcPr>
+            <w:tcW w:type="dxa" w:w="1361"/>
+          </w:tcPr>
+          <w:p>
+            <w:pPr>
+              <w:pStyle w:val="Compact"/>
+              <w:jc w:val="left"/>
+            </w:pPr>
+            <w:r>
+              <w:t xml:space="preserve">R (Kinh doanh)</w:t>
+            </w:r>
+          </w:p>
+        </w:tc>
+      </w:tr>
+      <w:tr>
+        <w:tc>
+          <w:tcPr>
+            <w:tcW w:type="dxa" w:w="2835"/>
+          </w:tcPr>
+          <w:p>
+            <w:pPr>
+              <w:pStyle w:val="Compact"/>
+              <w:jc w:val="left"/>
+            </w:pPr>
+            <w:r>
+              <w:t xml:space="preserve">Đối soát doanh thu chia sẻ</w:t>
+            </w:r>
+          </w:p>
+        </w:tc>
+        <w:tc>
+          <w:tcPr>
+            <w:tcW w:type="dxa" w:w="1361"/>
+          </w:tcPr>
+          <w:p>
+            <w:pPr>
+              <w:pStyle w:val="Compact"/>
+              <w:jc w:val="left"/>
+            </w:pPr>
+            <w:r>
+              <w:t xml:space="preserve">I</w:t>
+            </w:r>
+          </w:p>
+        </w:tc>
+        <w:tc>
+          <w:tcPr>
+            <w:tcW w:type="dxa" w:w="1361"/>
+          </w:tcPr>
+          <w:p>
+            <w:pPr>
+              <w:pStyle w:val="Compact"/>
+              <w:jc w:val="left"/>
+            </w:pPr>
+            <w:r>
+              <w:t xml:space="preserve">C (cấp số liệu)</w:t>
+            </w:r>
+          </w:p>
+        </w:tc>
+        <w:tc>
+          <w:tcPr>
+            <w:tcW w:type="dxa" w:w="1361"/>
+          </w:tcPr>
+          <w:p>
+            <w:pPr>
+              <w:pStyle w:val="Compact"/>
+              <w:jc w:val="left"/>
+            </w:pPr>
+            <w:r>
+              <w:t xml:space="preserve">I</w:t>
+            </w:r>
+          </w:p>
+        </w:tc>
+        <w:tc>
+          <w:tcPr>
+            <w:tcW w:type="dxa" w:w="1361"/>
+          </w:tcPr>
+          <w:p>
+            <w:pPr>
+              <w:pStyle w:val="Compact"/>
+              <w:jc w:val="left"/>
+            </w:pPr>
+            <w:r>
+              <w:rPr>
+                <w:bCs/>
+                <w:b/>
+              </w:rPr>
+              <w:t xml:space="preserve">A</w:t>
+            </w:r>
+            <w:r>
+              <w:t xml:space="preserve">/R (TT2)</w:t>
+            </w:r>
+          </w:p>
+        </w:tc>
+        <w:tc>
+          <w:tcPr>
+            <w:tcW w:type="dxa" w:w="1361"/>
+          </w:tcPr>
+          <w:p>
+            <w:pPr>
+              <w:pStyle w:val="Compact"/>
+              <w:jc w:val="left"/>
+            </w:pPr>
+            <w:r>
+              <w:t xml:space="preserve">—</w:t>
+            </w:r>
+          </w:p>
+        </w:tc>
+      </w:tr>
+      <w:tr>
+        <w:tc>
+          <w:tcPr>
+            <w:tcW w:type="dxa" w:w="2835"/>
+          </w:tcPr>
+          <w:p>
+            <w:pPr>
+              <w:pStyle w:val="Compact"/>
+              <w:jc w:val="left"/>
+            </w:pPr>
+            <w:r>
+              <w:t xml:space="preserve">Thanh toán CP, theo dõi công nợ</w:t>
+            </w:r>
+          </w:p>
+        </w:tc>
+        <w:tc>
+          <w:tcPr>
+            <w:tcW w:type="dxa" w:w="1361"/>
+          </w:tcPr>
+          <w:p>
+            <w:pPr>
+              <w:pStyle w:val="Compact"/>
+              <w:jc w:val="left"/>
+            </w:pPr>
+            <w:r>
+              <w:t xml:space="preserve">A (ký)</w:t>
+            </w:r>
+          </w:p>
+        </w:tc>
+        <w:tc>
+          <w:tcPr>
+            <w:tcW w:type="dxa" w:w="1361"/>
+          </w:tcPr>
+          <w:p>
+            <w:pPr>
+              <w:pStyle w:val="Compact"/>
+              <w:jc w:val="left"/>
+            </w:pPr>
+            <w:r>
+              <w:t xml:space="preserve">I</w:t>
+            </w:r>
+          </w:p>
+        </w:tc>
+        <w:tc>
+          <w:tcPr>
+            <w:tcW w:type="dxa" w:w="1361"/>
+          </w:tcPr>
+          <w:p>
+            <w:pPr>
+              <w:pStyle w:val="Compact"/>
+              <w:jc w:val="left"/>
+            </w:pPr>
+            <w:r>
+              <w:t xml:space="preserve">I</w:t>
+            </w:r>
+          </w:p>
+        </w:tc>
+        <w:tc>
+          <w:tcPr>
+            <w:tcW w:type="dxa" w:w="1361"/>
+          </w:tcPr>
+          <w:p>
+            <w:pPr>
+              <w:pStyle w:val="Compact"/>
+              <w:jc w:val="left"/>
+            </w:pPr>
+            <w:r>
+              <w:rPr>
+                <w:bCs/>
+                <w:b/>
+              </w:rPr>
+              <w:t xml:space="preserve">R</w:t>
+            </w:r>
+            <w:r>
+              <w:t xml:space="preserve"> </w:t>
+            </w:r>
+            <w:r>
+              <w:t xml:space="preserve">(TT3)</w:t>
+            </w:r>
+          </w:p>
+        </w:tc>
+        <w:tc>
+          <w:tcPr>
+            <w:tcW w:type="dxa" w:w="1361"/>
+          </w:tcPr>
+          <w:p>
+            <w:pPr>
+              <w:pStyle w:val="Compact"/>
+              <w:jc w:val="left"/>
+            </w:pPr>
+            <w:r>
+              <w:t xml:space="preserve">R (Kế toán)</w:t>
+            </w:r>
+          </w:p>
+        </w:tc>
+      </w:tr>
+      <w:tr>
+        <w:tc>
+          <w:tcPr>
+            <w:tcW w:type="dxa" w:w="2835"/>
+          </w:tcPr>
+          <w:p>
+            <w:pPr>
+              <w:pStyle w:val="Compact"/>
+              <w:jc w:val="left"/>
+            </w:pPr>
+            <w:r>
+              <w:t xml:space="preserve">Báo cáo doanh thu tuần/tháng</w:t>
+            </w:r>
+          </w:p>
+        </w:tc>
+        <w:tc>
+          <w:tcPr>
+            <w:tcW w:type="dxa" w:w="1361"/>
+          </w:tcPr>
+          <w:p>
+            <w:pPr>
+              <w:pStyle w:val="Compact"/>
+              <w:jc w:val="left"/>
+            </w:pPr>
+            <w:r>
+              <w:t xml:space="preserve">I</w:t>
+            </w:r>
+          </w:p>
+        </w:tc>
+        <w:tc>
+          <w:tcPr>
+            <w:tcW w:type="dxa" w:w="1361"/>
+          </w:tcPr>
+          <w:p>
+            <w:pPr>
+              <w:pStyle w:val="Compact"/>
+              <w:jc w:val="left"/>
+            </w:pPr>
+            <w:r>
+              <w:rPr>
+                <w:bCs/>
+                <w:b/>
+              </w:rPr>
+              <w:t xml:space="preserve">A</w:t>
+            </w:r>
+            <w:r>
+              <w:t xml:space="preserve">/R (QL6)</w:t>
+            </w:r>
+          </w:p>
+        </w:tc>
+        <w:tc>
+          <w:tcPr>
+            <w:tcW w:type="dxa" w:w="1361"/>
+          </w:tcPr>
+          <w:p>
+            <w:pPr>
+              <w:pStyle w:val="Compact"/>
+              <w:jc w:val="left"/>
+            </w:pPr>
+            <w:r>
+              <w:t xml:space="preserve">I</w:t>
+            </w:r>
+          </w:p>
+        </w:tc>
+        <w:tc>
+          <w:tcPr>
+            <w:tcW w:type="dxa" w:w="1361"/>
+          </w:tcPr>
+          <w:p>
+            <w:pPr>
+              <w:pStyle w:val="Compact"/>
+              <w:jc w:val="left"/>
+            </w:pPr>
+            <w:r>
+              <w:t xml:space="preserve">C</w:t>
+            </w:r>
+          </w:p>
+        </w:tc>
+        <w:tc>
+          <w:tcPr>
+            <w:tcW w:type="dxa" w:w="1361"/>
+          </w:tcPr>
+          <w:p>
+            <w:pPr>
+              <w:pStyle w:val="Compact"/>
+              <w:jc w:val="left"/>
+            </w:pPr>
+            <w:r>
+              <w:t xml:space="preserve">I</w:t>
+            </w:r>
+          </w:p>
+        </w:tc>
+      </w:tr>
+      <w:tr>
+        <w:tc>
+          <w:tcPr>
+            <w:tcW w:type="dxa" w:w="2835"/>
+          </w:tcPr>
+          <w:p>
+            <w:pPr>
+              <w:pStyle w:val="Compact"/>
+              <w:jc w:val="left"/>
+            </w:pPr>
+            <w:r>
+              <w:t xml:space="preserve">Đề xuất dừng DV yếu kém</w:t>
+            </w:r>
+          </w:p>
+        </w:tc>
+        <w:tc>
+          <w:tcPr>
+            <w:tcW w:type="dxa" w:w="1361"/>
+          </w:tcPr>
+          <w:p>
+            <w:pPr>
+              <w:pStyle w:val="Compact"/>
+              <w:jc w:val="left"/>
+            </w:pPr>
+            <w:r>
+              <w:rPr>
+                <w:bCs/>
+                <w:b/>
+              </w:rPr>
+              <w:t xml:space="preserve">A</w:t>
+            </w:r>
+          </w:p>
+        </w:tc>
+        <w:tc>
+          <w:tcPr>
+            <w:tcW w:type="dxa" w:w="1361"/>
+          </w:tcPr>
+          <w:p>
+            <w:pPr>
+              <w:pStyle w:val="Compact"/>
+              <w:jc w:val="left"/>
+            </w:pPr>
+            <w:r>
+              <w:t xml:space="preserve">R</w:t>
+            </w:r>
+          </w:p>
+        </w:tc>
+        <w:tc>
+          <w:tcPr>
+            <w:tcW w:type="dxa" w:w="1361"/>
+          </w:tcPr>
+          <w:p>
+            <w:pPr>
+              <w:pStyle w:val="Compact"/>
+              <w:jc w:val="left"/>
+            </w:pPr>
+            <w:r>
+              <w:t xml:space="preserve">C</w:t>
+            </w:r>
+          </w:p>
+        </w:tc>
+        <w:tc>
+          <w:tcPr>
+            <w:tcW w:type="dxa" w:w="1361"/>
+          </w:tcPr>
+          <w:p>
+            <w:pPr>
+              <w:pStyle w:val="Compact"/>
+              <w:jc w:val="left"/>
+            </w:pPr>
+            <w:r>
+              <w:t xml:space="preserve">C</w:t>
+            </w:r>
+          </w:p>
+        </w:tc>
+        <w:tc>
+          <w:tcPr>
+            <w:tcW w:type="dxa" w:w="1361"/>
+          </w:tcPr>
+          <w:p>
+            <w:pPr>
+              <w:pStyle w:val="Compact"/>
+              <w:jc w:val="left"/>
+            </w:pPr>
+            <w:r>
+              <w:t xml:space="preserve">I</w:t>
+            </w:r>
+          </w:p>
+        </w:tc>
+      </w:tr>
+    </w:tbl>
+    <w:bookmarkEnd w:id="27"/>
+    <w:bookmarkStart w:id="28" w:name="Xf5e9a6b8e828d485973926708f4f9531e8d0b64"/>
+    <w:p>
+      <w:pPr>
+        <w:pStyle w:val="Heading2"/>
+      </w:pPr>
+      <w:r>
+        <w:t xml:space="preserve">7. KPI theo vị trí (gợi ý — 3 chỉ số/người là đủ)</w:t>
+      </w:r>
+    </w:p>
+    <w:tbl>
+      <w:tblPr>
+        <w:tblStyle w:val="Table"/>
+        <w:tblW w:type="pct" w:w="5000"/>
+        <w:tblLook w:firstRow="1" w:lastRow="0" w:firstColumn="0" w:lastColumn="0" w:noHBand="0" w:noVBand="0" w:val="0020"/>
+        <w:jc w:val="start"/>
+      </w:tblPr>
+      <w:tblGrid>
+        <w:gridCol w:w="1980"/>
+        <w:gridCol w:w="1980"/>
+        <w:gridCol w:w="1980"/>
+        <w:gridCol w:w="1980"/>
+      </w:tblGrid>
+      <w:tr>
+        <w:trPr>
+          <w:tblHeader w:val="true"/>
+          <w:tblHeader w:val="true"/>
+        </w:trPr>
+        <w:tc>
+          <w:tcPr>
+            <w:shd w:val="clear" w:color="auto" w:fill="DDEBF7"/>
+          </w:tcPr>
+          <w:p>
+            <w:pPr>
+              <w:pStyle w:val="Compact"/>
+              <w:jc w:val="left"/>
+            </w:pPr>
+            <w:r>
+              <w:rPr>
+                <w:b/>
+              </w:rPr>
               <w:t xml:space="preserve">Vị trí</w:t>
             </w:r>
           </w:p>
@@ -3677,7 +4516,7 @@
               <w:jc w:val="left"/>
             </w:pPr>
             <w:r>
-              <w:t xml:space="preserve">Trưởng bộ phận</w:t>
+              <w:t xml:space="preserve">Trưởng phòng</w:t>
             </w:r>
           </w:p>
         </w:tc>
@@ -3727,19 +4566,69 @@
               <w:jc w:val="left"/>
             </w:pPr>
             <w:r>
-              <w:t xml:space="preserve">Chủ dịch vụ (A1–A3)</w:t>
-            </w:r>
-          </w:p>
-        </w:tc>
-        <w:tc>
-          <w:tcPr/>
-          <w:p>
-            <w:pPr>
-              <w:pStyle w:val="Compact"/>
-              <w:jc w:val="left"/>
-            </w:pPr>
-            <w:r>
-              <w:t xml:space="preserve">Doanh thu dịch vụ so kế hoạch</w:t>
+              <w:t xml:space="preserve">QL1 Trưởng nhóm Quản lý DV</w:t>
+            </w:r>
+          </w:p>
+        </w:tc>
+        <w:tc>
+          <w:tcPr/>
+          <w:p>
+            <w:pPr>
+              <w:pStyle w:val="Compact"/>
+              <w:jc w:val="left"/>
+            </w:pPr>
+            <w:r>
+              <w:t xml:space="preserve">Doanh thu nhóm DV đang chạy so kế hoạch</w:t>
+            </w:r>
+          </w:p>
+        </w:tc>
+        <w:tc>
+          <w:tcPr/>
+          <w:p>
+            <w:pPr>
+              <w:pStyle w:val="Compact"/>
+              <w:jc w:val="left"/>
+            </w:pPr>
+            <w:r>
+              <w:t xml:space="preserve">Doanh thu Bundle</w:t>
+            </w:r>
+          </w:p>
+        </w:tc>
+        <w:tc>
+          <w:tcPr/>
+          <w:p>
+            <w:pPr>
+              <w:pStyle w:val="Compact"/>
+              <w:jc w:val="left"/>
+            </w:pPr>
+            <w:r>
+              <w:t xml:space="preserve">Báo cáo/đề xuất danh mục đúng hạn</w:t>
+            </w:r>
+          </w:p>
+        </w:tc>
+      </w:tr>
+      <w:tr>
+        <w:tc>
+          <w:tcPr/>
+          <w:p>
+            <w:pPr>
+              <w:pStyle w:val="Compact"/>
+              <w:jc w:val="left"/>
+            </w:pPr>
+            <w:r>
+              <w:t xml:space="preserve">QL2–QL5 Quản lý từng DV</w:t>
+            </w:r>
+          </w:p>
+        </w:tc>
+        <w:tc>
+          <w:tcPr/>
+          <w:p>
+            <w:pPr>
+              <w:pStyle w:val="Compact"/>
+              <w:jc w:val="left"/>
+            </w:pPr>
+            <w:r>
+              <w:t xml:space="preserve">Doanh thu DV so kế hoạch</w:t>
             </w:r>
           </w:p>
         </w:tc>
@@ -3763,271 +4652,171 @@
               <w:jc w:val="left"/>
             </w:pPr>
             <w:r>
-              <w:t xml:space="preserve">Tỷ lệ khiếu nại của dịch vụ mình</w:t>
-            </w:r>
-          </w:p>
-        </w:tc>
-      </w:tr>
-      <w:tr>
-        <w:tc>
-          <w:tcPr/>
-          <w:p>
-            <w:pPr>
-              <w:pStyle w:val="Compact"/>
-              <w:jc w:val="left"/>
-            </w:pPr>
-            <w:r>
-              <w:t xml:space="preserve">A4 Tăng trưởng</w:t>
-            </w:r>
-          </w:p>
-        </w:tc>
-        <w:tc>
-          <w:tcPr/>
-          <w:p>
-            <w:pPr>
-              <w:pStyle w:val="Compact"/>
-              <w:jc w:val="left"/>
-            </w:pPr>
-            <w:r>
-              <w:t xml:space="preserve">Thuê bao mới thực (sau 30 ngày còn giữ)</w:t>
-            </w:r>
-          </w:p>
-        </w:tc>
-        <w:tc>
-          <w:tcPr/>
-          <w:p>
-            <w:pPr>
-              <w:pStyle w:val="Compact"/>
-              <w:jc w:val="left"/>
-            </w:pPr>
-            <w:r>
-              <w:t xml:space="preserve">Hiệu quả chi phí khuyến mại (doanh thu/chi phí)</w:t>
-            </w:r>
-          </w:p>
-        </w:tc>
-        <w:tc>
-          <w:tcPr/>
-          <w:p>
-            <w:pPr>
-              <w:pStyle w:val="Compact"/>
-              <w:jc w:val="left"/>
-            </w:pPr>
-            <w:r>
-              <w:t xml:space="preserve">Tỷ lệ chuyển đổi chiến dịch</w:t>
-            </w:r>
-          </w:p>
-        </w:tc>
-      </w:tr>
-      <w:tr>
-        <w:tc>
-          <w:tcPr/>
-          <w:p>
-            <w:pPr>
-              <w:pStyle w:val="Compact"/>
-              <w:jc w:val="left"/>
-            </w:pPr>
-            <w:r>
-              <w:t xml:space="preserve">B1 Giám sát &amp; sự cố</w:t>
-            </w:r>
-          </w:p>
-        </w:tc>
-        <w:tc>
-          <w:tcPr/>
-          <w:p>
-            <w:pPr>
-              <w:pStyle w:val="Compact"/>
-              <w:jc w:val="left"/>
-            </w:pPr>
-            <w:r>
-              <w:t xml:space="preserve">Thời gian phát hiện → khắc phục sự cố</w:t>
-            </w:r>
-          </w:p>
-        </w:tc>
-        <w:tc>
-          <w:tcPr/>
-          <w:p>
-            <w:pPr>
-              <w:pStyle w:val="Compact"/>
-              <w:jc w:val="left"/>
-            </w:pPr>
-            <w:r>
-              <w:t xml:space="preserve">Số sự cố lặp lại</w:t>
-            </w:r>
-          </w:p>
-        </w:tc>
-        <w:tc>
-          <w:tcPr/>
-          <w:p>
-            <w:pPr>
-              <w:pStyle w:val="Compact"/>
-              <w:jc w:val="left"/>
-            </w:pPr>
-            <w:r>
-              <w:t xml:space="preserve">% thời gian dịch vụ hoạt động</w:t>
-            </w:r>
-          </w:p>
-        </w:tc>
-      </w:tr>
-      <w:tr>
-        <w:tc>
-          <w:tcPr/>
-          <w:p>
-            <w:pPr>
-              <w:pStyle w:val="Compact"/>
-              <w:jc w:val="left"/>
-            </w:pPr>
-            <w:r>
-              <w:t xml:space="preserve">B2 Khiếu nại</w:t>
-            </w:r>
-          </w:p>
-        </w:tc>
-        <w:tc>
-          <w:tcPr/>
-          <w:p>
-            <w:pPr>
-              <w:pStyle w:val="Compact"/>
-              <w:jc w:val="left"/>
-            </w:pPr>
-            <w:r>
-              <w:t xml:space="preserve">% khiếu nại xử lý đúng hạn</w:t>
-            </w:r>
-          </w:p>
-        </w:tc>
-        <w:tc>
-          <w:tcPr/>
-          <w:p>
-            <w:pPr>
-              <w:pStyle w:val="Compact"/>
-              <w:jc w:val="left"/>
-            </w:pPr>
-            <w:r>
-              <w:t xml:space="preserve">Thời gian xử lý trung bình</w:t>
-            </w:r>
-          </w:p>
-        </w:tc>
-        <w:tc>
-          <w:tcPr/>
-          <w:p>
-            <w:pPr>
-              <w:pStyle w:val="Compact"/>
-              <w:jc w:val="left"/>
-            </w:pPr>
-            <w:r>
-              <w:t xml:space="preserve">Tỷ lệ khiếu nại lặp lại</w:t>
-            </w:r>
-          </w:p>
-        </w:tc>
-      </w:tr>
-      <w:tr>
-        <w:tc>
-          <w:tcPr/>
-          <w:p>
-            <w:pPr>
-              <w:pStyle w:val="Compact"/>
-              <w:jc w:val="left"/>
-            </w:pPr>
-            <w:r>
-              <w:t xml:space="preserve">B3 Tuân thủ</w:t>
-            </w:r>
-          </w:p>
-        </w:tc>
-        <w:tc>
-          <w:tcPr/>
-          <w:p>
-            <w:pPr>
-              <w:pStyle w:val="Compact"/>
-              <w:jc w:val="left"/>
-            </w:pPr>
-            <w:r>
-              <w:t xml:space="preserve">Số CP/kịch bản được kiểm tra/tháng</w:t>
-            </w:r>
-          </w:p>
-        </w:tc>
-        <w:tc>
-          <w:tcPr/>
-          <w:p>
-            <w:pPr>
-              <w:pStyle w:val="Compact"/>
-              <w:jc w:val="left"/>
-            </w:pPr>
-            <w:r>
-              <w:t xml:space="preserve">Số vi phạm phát hiện trước khi bị phản ánh</w:t>
-            </w:r>
-          </w:p>
-        </w:tc>
-        <w:tc>
-          <w:tcPr/>
-          <w:p>
-            <w:pPr>
-              <w:pStyle w:val="Compact"/>
-              <w:jc w:val="left"/>
-            </w:pPr>
-            <w:r>
-              <w:t xml:space="preserve">0 vi phạm tin nhắn rác</w:t>
-            </w:r>
-          </w:p>
-        </w:tc>
-      </w:tr>
-      <w:tr>
-        <w:tc>
-          <w:tcPr/>
-          <w:p>
-            <w:pPr>
-              <w:pStyle w:val="Compact"/>
-              <w:jc w:val="left"/>
-            </w:pPr>
-            <w:r>
-              <w:t xml:space="preserve">B4 Kiểm thử &amp; chất lượng</w:t>
-            </w:r>
-          </w:p>
-        </w:tc>
-        <w:tc>
-          <w:tcPr/>
-          <w:p>
-            <w:pPr>
-              <w:pStyle w:val="Compact"/>
-              <w:jc w:val="left"/>
-            </w:pPr>
-            <w:r>
-              <w:t xml:space="preserve">% dịch vụ được test luồng trừ cước định kỳ</w:t>
-            </w:r>
-          </w:p>
-        </w:tc>
-        <w:tc>
-          <w:tcPr/>
-          <w:p>
-            <w:pPr>
-              <w:pStyle w:val="Compact"/>
-              <w:jc w:val="left"/>
-            </w:pPr>
-            <w:r>
-              <w:t xml:space="preserve">Lỗi lọt ra sau UAT</w:t>
-            </w:r>
-          </w:p>
-        </w:tc>
-        <w:tc>
-          <w:tcPr/>
-          <w:p>
-            <w:pPr>
-              <w:pStyle w:val="Compact"/>
-              <w:jc w:val="left"/>
-            </w:pPr>
-            <w:r>
-              <w:t xml:space="preserve">Đúng hạn UAT</w:t>
-            </w:r>
-          </w:p>
-        </w:tc>
-      </w:tr>
-      <w:tr>
-        <w:tc>
-          <w:tcPr/>
-          <w:p>
-            <w:pPr>
-              <w:pStyle w:val="Compact"/>
-              <w:jc w:val="left"/>
-            </w:pPr>
-            <w:r>
-              <w:t xml:space="preserve">C1 Đối tác</w:t>
+              <w:t xml:space="preserve">Tỷ lệ khiếu nại của DV</w:t>
+            </w:r>
+          </w:p>
+        </w:tc>
+      </w:tr>
+      <w:tr>
+        <w:tc>
+          <w:tcPr/>
+          <w:p>
+            <w:pPr>
+              <w:pStyle w:val="Compact"/>
+              <w:jc w:val="left"/>
+            </w:pPr>
+            <w:r>
+              <w:t xml:space="preserve">QL6 Số liệu &amp; chất lượng</w:t>
+            </w:r>
+          </w:p>
+        </w:tc>
+        <w:tc>
+          <w:tcPr/>
+          <w:p>
+            <w:pPr>
+              <w:pStyle w:val="Compact"/>
+              <w:jc w:val="left"/>
+            </w:pPr>
+            <w:r>
+              <w:t xml:space="preserve">Báo cáo đúng hạn, chính xác</w:t>
+            </w:r>
+          </w:p>
+        </w:tc>
+        <w:tc>
+          <w:tcPr/>
+          <w:p>
+            <w:pPr>
+              <w:pStyle w:val="Compact"/>
+              <w:jc w:val="left"/>
+            </w:pPr>
+            <w:r>
+              <w:t xml:space="preserve">Số CP/kịch bản kiểm tra mỗi tháng</w:t>
+            </w:r>
+          </w:p>
+        </w:tc>
+        <w:tc>
+          <w:tcPr/>
+          <w:p>
+            <w:pPr>
+              <w:pStyle w:val="Compact"/>
+              <w:jc w:val="left"/>
+            </w:pPr>
+            <w:r>
+              <w:t xml:space="preserve">Số bất thường phát hiện trước khi bị phản ánh</w:t>
+            </w:r>
+          </w:p>
+        </w:tc>
+      </w:tr>
+      <w:tr>
+        <w:tc>
+          <w:tcPr/>
+          <w:p>
+            <w:pPr>
+              <w:pStyle w:val="Compact"/>
+              <w:jc w:val="left"/>
+            </w:pPr>
+            <w:r>
+              <w:t xml:space="preserve">PT1 Trưởng nhóm Phát triển</w:t>
+            </w:r>
+          </w:p>
+        </w:tc>
+        <w:tc>
+          <w:tcPr/>
+          <w:p>
+            <w:pPr>
+              <w:pStyle w:val="Compact"/>
+              <w:jc w:val="left"/>
+            </w:pPr>
+            <w:r>
+              <w:t xml:space="preserve">Doanh thu từ DV mới (12 tháng đầu)</w:t>
+            </w:r>
+          </w:p>
+        </w:tc>
+        <w:tc>
+          <w:tcPr/>
+          <w:p>
+            <w:pPr>
+              <w:pStyle w:val="Compact"/>
+              <w:jc w:val="left"/>
+            </w:pPr>
+            <w:r>
+              <w:t xml:space="preserve">Số DV mới ra mắt đúng kế hoạch</w:t>
+            </w:r>
+          </w:p>
+        </w:tc>
+        <w:tc>
+          <w:tcPr/>
+          <w:p>
+            <w:pPr>
+              <w:pStyle w:val="Compact"/>
+              <w:jc w:val="left"/>
+            </w:pPr>
+            <w:r>
+              <w:t xml:space="preserve">Tỷ lệ DV mới đạt chỉ tiêu sau 6 tháng</w:t>
+            </w:r>
+          </w:p>
+        </w:tc>
+      </w:tr>
+      <w:tr>
+        <w:tc>
+          <w:tcPr/>
+          <w:p>
+            <w:pPr>
+              <w:pStyle w:val="Compact"/>
+              <w:jc w:val="left"/>
+            </w:pPr>
+            <w:r>
+              <w:t xml:space="preserve">PT2, PT3 Triển khai DV mới</w:t>
+            </w:r>
+          </w:p>
+        </w:tc>
+        <w:tc>
+          <w:tcPr/>
+          <w:p>
+            <w:pPr>
+              <w:pStyle w:val="Compact"/>
+              <w:jc w:val="left"/>
+            </w:pPr>
+            <w:r>
+              <w:t xml:space="preserve">% dự án đúng hạn</w:t>
+            </w:r>
+          </w:p>
+        </w:tc>
+        <w:tc>
+          <w:tcPr/>
+          <w:p>
+            <w:pPr>
+              <w:pStyle w:val="Compact"/>
+              <w:jc w:val="left"/>
+            </w:pPr>
+            <w:r>
+              <w:t xml:space="preserve">Hồ sơ (KBDV, công văn) đạt ngay lần đầu</w:t>
+            </w:r>
+          </w:p>
+        </w:tc>
+        <w:tc>
+          <w:tcPr/>
+          <w:p>
+            <w:pPr>
+              <w:pStyle w:val="Compact"/>
+              <w:jc w:val="left"/>
+            </w:pPr>
+            <w:r>
+              <w:t xml:space="preserve">Lỗi phát sinh sau ra mắt</w:t>
+            </w:r>
+          </w:p>
+        </w:tc>
+      </w:tr>
+      <w:tr>
+        <w:tc>
+          <w:tcPr/>
+          <w:p>
+            <w:pPr>
+              <w:pStyle w:val="Compact"/>
+              <w:jc w:val="left"/>
+            </w:pPr>
+            <w:r>
+              <w:t xml:space="preserve">TT1 Trưởng nhóm Thanh toán &amp; HĐ</w:t>
             </w:r>
           </w:p>
         </w:tc>
@@ -4051,33 +4840,33 @@
               <w:jc w:val="left"/>
             </w:pPr>
             <w:r>
-              <w:t xml:space="preserve">Điểm đánh giá CP định kỳ</w:t>
-            </w:r>
-          </w:p>
-        </w:tc>
-        <w:tc>
-          <w:tcPr/>
-          <w:p>
-            <w:pPr>
-              <w:pStyle w:val="Compact"/>
-              <w:jc w:val="left"/>
-            </w:pPr>
-            <w:r>
-              <w:t xml:space="preserve">Doanh thu từ CP mới</w:t>
-            </w:r>
-          </w:p>
-        </w:tc>
-      </w:tr>
-      <w:tr>
-        <w:tc>
-          <w:tcPr/>
-          <w:p>
-            <w:pPr>
-              <w:pStyle w:val="Compact"/>
-              <w:jc w:val="left"/>
-            </w:pPr>
-            <w:r>
-              <w:t xml:space="preserve">C2 Đối soát</w:t>
+              <w:t xml:space="preserve">Không có hợp đồng hết hạn mà DV vẫn chạy</w:t>
+            </w:r>
+          </w:p>
+        </w:tc>
+        <w:tc>
+          <w:tcPr/>
+          <w:p>
+            <w:pPr>
+              <w:pStyle w:val="Compact"/>
+              <w:jc w:val="left"/>
+            </w:pPr>
+            <w:r>
+              <w:t xml:space="preserve">Thời gian ký hợp đồng/phụ lục</w:t>
+            </w:r>
+          </w:p>
+        </w:tc>
+      </w:tr>
+      <w:tr>
+        <w:tc>
+          <w:tcPr/>
+          <w:p>
+            <w:pPr>
+              <w:pStyle w:val="Compact"/>
+              <w:jc w:val="left"/>
+            </w:pPr>
+            <w:r>
+              <w:t xml:space="preserve">TT2 Đối soát</w:t>
             </w:r>
           </w:p>
         </w:tc>
@@ -4113,107 +4902,57 @@
               <w:jc w:val="left"/>
             </w:pPr>
             <w:r>
-              <w:t xml:space="preserve">0 sai sót thanh toán</w:t>
-            </w:r>
-          </w:p>
-        </w:tc>
-      </w:tr>
-      <w:tr>
-        <w:tc>
-          <w:tcPr/>
-          <w:p>
-            <w:pPr>
-              <w:pStyle w:val="Compact"/>
-              <w:jc w:val="left"/>
-            </w:pPr>
-            <w:r>
-              <w:t xml:space="preserve">C3 Dữ liệu</w:t>
-            </w:r>
-          </w:p>
-        </w:tc>
-        <w:tc>
-          <w:tcPr/>
-          <w:p>
-            <w:pPr>
-              <w:pStyle w:val="Compact"/>
-              <w:jc w:val="left"/>
-            </w:pPr>
-            <w:r>
-              <w:t xml:space="preserve">Báo cáo đúng hạn</w:t>
-            </w:r>
-          </w:p>
-        </w:tc>
-        <w:tc>
-          <w:tcPr/>
-          <w:p>
-            <w:pPr>
-              <w:pStyle w:val="Compact"/>
-              <w:jc w:val="left"/>
-            </w:pPr>
-            <w:r>
-              <w:t xml:space="preserve">Độ chính xác số liệu</w:t>
-            </w:r>
-          </w:p>
-        </w:tc>
-        <w:tc>
-          <w:tcPr/>
-          <w:p>
-            <w:pPr>
-              <w:pStyle w:val="Compact"/>
-              <w:jc w:val="left"/>
-            </w:pPr>
-            <w:r>
-              <w:t xml:space="preserve">Số cảnh báo bất thường phát hiện sớm</w:t>
-            </w:r>
-          </w:p>
-        </w:tc>
-      </w:tr>
-      <w:tr>
-        <w:tc>
-          <w:tcPr/>
-          <w:p>
-            <w:pPr>
-              <w:pStyle w:val="Compact"/>
-              <w:jc w:val="left"/>
-            </w:pPr>
-            <w:r>
-              <w:t xml:space="preserve">C4 PMO</w:t>
-            </w:r>
-          </w:p>
-        </w:tc>
-        <w:tc>
-          <w:tcPr/>
-          <w:p>
-            <w:pPr>
-              <w:pStyle w:val="Compact"/>
-              <w:jc w:val="left"/>
-            </w:pPr>
-            <w:r>
-              <w:t xml:space="preserve">% dự án/dịch vụ mới đúng hạn</w:t>
-            </w:r>
-          </w:p>
-        </w:tc>
-        <w:tc>
-          <w:tcPr/>
-          <w:p>
-            <w:pPr>
-              <w:pStyle w:val="Compact"/>
-              <w:jc w:val="left"/>
-            </w:pPr>
-            <w:r>
-              <w:t xml:space="preserve">Hồ sơ đầy đủ ngay lần nộp đầu</w:t>
-            </w:r>
-          </w:p>
-        </w:tc>
-        <w:tc>
-          <w:tcPr/>
-          <w:p>
-            <w:pPr>
-              <w:pStyle w:val="Compact"/>
-              <w:jc w:val="left"/>
-            </w:pPr>
-            <w:r>
-              <w:t xml:space="preserve">—</w:t>
+              <w:t xml:space="preserve">Số kỳ đối soát còn treo</w:t>
+            </w:r>
+          </w:p>
+        </w:tc>
+      </w:tr>
+      <w:tr>
+        <w:tc>
+          <w:tcPr/>
+          <w:p>
+            <w:pPr>
+              <w:pStyle w:val="Compact"/>
+              <w:jc w:val="left"/>
+            </w:pPr>
+            <w:r>
+              <w:t xml:space="preserve">TT3 Thanh toán &amp; công nợ</w:t>
+            </w:r>
+          </w:p>
+        </w:tc>
+        <w:tc>
+          <w:tcPr/>
+          <w:p>
+            <w:pPr>
+              <w:pStyle w:val="Compact"/>
+              <w:jc w:val="left"/>
+            </w:pPr>
+            <w:r>
+              <w:t xml:space="preserve">Thanh toán đúng hạn</w:t>
+            </w:r>
+          </w:p>
+        </w:tc>
+        <w:tc>
+          <w:tcPr/>
+          <w:p>
+            <w:pPr>
+              <w:pStyle w:val="Compact"/>
+              <w:jc w:val="left"/>
+            </w:pPr>
+            <w:r>
+              <w:t xml:space="preserve">0 sai sót chi trả</w:t>
+            </w:r>
+          </w:p>
+        </w:tc>
+        <w:tc>
+          <w:tcPr/>
+          <w:p>
+            <w:pPr>
+              <w:pStyle w:val="Compact"/>
+              <w:jc w:val="left"/>
+            </w:pPr>
+            <w:r>
+              <w:t xml:space="preserve">Công nợ quá hạn giảm</w:t>
             </w:r>
           </w:p>
         </w:tc>
@@ -4263,14 +5002,14 @@
         <w:t xml:space="preserve">= doanh thu ÷ số thuê bao bình quân.</w:t>
       </w:r>
     </w:p>
-    <w:bookmarkEnd w:id="26"/>
-    <w:bookmarkStart w:id="28" w:name="nhịp-vận-hành-lịch-họp-báo-cáo"/>
+    <w:bookmarkEnd w:id="28"/>
+    <w:bookmarkStart w:id="30" w:name="nhịp-vận-hành-lịch-họp-báo-cáo"/>
     <w:p>
       <w:pPr>
         <w:pStyle w:val="Heading2"/>
       </w:pPr>
       <w:r>
-        <w:t xml:space="preserve">6. Nhịp vận hành (lịch họp &amp; báo cáo)</w:t>
+        <w:t xml:space="preserve">8. Nhịp vận hành (lịch họp &amp; báo cáo)</w:t>
       </w:r>
     </w:p>
     <w:tbl>
@@ -4399,19 +5138,19 @@
               <w:jc w:val="left"/>
             </w:pPr>
             <w:r>
-              <w:t xml:space="preserve">Bảng số liệu tự động: doanh thu, đăng ký/hủy, khiếu nại hôm qua</w:t>
-            </w:r>
-          </w:p>
-        </w:tc>
-        <w:tc>
-          <w:tcPr/>
-          <w:p>
-            <w:pPr>
-              <w:pStyle w:val="Compact"/>
-              <w:jc w:val="left"/>
-            </w:pPr>
-            <w:r>
-              <w:t xml:space="preserve">C3 gửi, cả khối xem</w:t>
+              <w:t xml:space="preserve">Bảng số liệu: doanh thu, đăng ký/hủy, khiếu nại hôm qua</w:t>
+            </w:r>
+          </w:p>
+        </w:tc>
+        <w:tc>
+          <w:tcPr/>
+          <w:p>
+            <w:pPr>
+              <w:pStyle w:val="Compact"/>
+              <w:jc w:val="left"/>
+            </w:pPr>
+            <w:r>
+              <w:t xml:space="preserve">QL6 gửi, cả phòng xem</w:t>
             </w:r>
           </w:p>
         </w:tc>
@@ -4461,19 +5200,19 @@
               <w:jc w:val="left"/>
             </w:pPr>
             <w:r>
-              <w:t xml:space="preserve">Họp giao ban khối</w:t>
-            </w:r>
-          </w:p>
-        </w:tc>
-        <w:tc>
-          <w:tcPr/>
-          <w:p>
-            <w:pPr>
-              <w:pStyle w:val="Compact"/>
-              <w:jc w:val="left"/>
-            </w:pPr>
-            <w:r>
-              <w:t xml:space="preserve">Bạn + 3 trưởng nhóm</w:t>
+              <w:t xml:space="preserve">Giao ban phòng</w:t>
+            </w:r>
+          </w:p>
+        </w:tc>
+        <w:tc>
+          <w:tcPr/>
+          <w:p>
+            <w:pPr>
+              <w:pStyle w:val="Compact"/>
+              <w:jc w:val="left"/>
+            </w:pPr>
+            <w:r>
+              <w:t xml:space="preserve">Trưởng phòng + 3 trưởng nhóm</w:t>
             </w:r>
           </w:p>
         </w:tc>
@@ -4535,7 +5274,7 @@
               <w:jc w:val="left"/>
             </w:pPr>
             <w:r>
-              <w:t xml:space="preserve">Trưởng nhóm + 3 thành viên</w:t>
+              <w:t xml:space="preserve">Trưởng nhóm + thành viên</w:t>
             </w:r>
           </w:p>
         </w:tc>
@@ -4597,7 +5336,7 @@
               <w:jc w:val="left"/>
             </w:pPr>
             <w:r>
-              <w:t xml:space="preserve">Bạn + chủ DV + C2, C3</w:t>
+              <w:t xml:space="preserve">Trưởng phòng + nhóm Quản lý DV + TT2</w:t>
             </w:r>
           </w:p>
         </w:tc>
@@ -4621,7 +5360,7 @@
               <w:jc w:val="left"/>
             </w:pPr>
             <w:r>
-              <w:t xml:space="preserve">Mỗi dịch vụ: Đầu tư / Duy trì / Thu hoạch / Dừng</w:t>
+              <w:t xml:space="preserve">Mỗi DV: Đầu tư / Duy trì / Thử nghiệm / Dừng</w:t>
             </w:r>
           </w:p>
         </w:tc>
@@ -4647,6 +5386,68 @@
               <w:jc w:val="left"/>
             </w:pPr>
             <w:r>
+              <w:t xml:space="preserve">Họp phối hợp với Kỹ thuật &amp; CSKH</w:t>
+            </w:r>
+          </w:p>
+        </w:tc>
+        <w:tc>
+          <w:tcPr/>
+          <w:p>
+            <w:pPr>
+              <w:pStyle w:val="Compact"/>
+              <w:jc w:val="left"/>
+            </w:pPr>
+            <w:r>
+              <w:t xml:space="preserve">QL6 + quản lý DV liên quan</w:t>
+            </w:r>
+          </w:p>
+        </w:tc>
+        <w:tc>
+          <w:tcPr/>
+          <w:p>
+            <w:pPr>
+              <w:pStyle w:val="Compact"/>
+              <w:jc w:val="left"/>
+            </w:pPr>
+            <w:r>
+              <w:t xml:space="preserve">30–60 phút</w:t>
+            </w:r>
+          </w:p>
+        </w:tc>
+        <w:tc>
+          <w:tcPr/>
+          <w:p>
+            <w:pPr>
+              <w:pStyle w:val="Compact"/>
+              <w:jc w:val="left"/>
+            </w:pPr>
+            <w:r>
+              <w:t xml:space="preserve">Sự cố, khiếu nại lặp lại, việc tồn</w:t>
+            </w:r>
+          </w:p>
+        </w:tc>
+      </w:tr>
+      <w:tr>
+        <w:tc>
+          <w:tcPr/>
+          <w:p>
+            <w:pPr>
+              <w:pStyle w:val="Compact"/>
+              <w:jc w:val="left"/>
+            </w:pPr>
+            <w:r>
+              <w:t xml:space="preserve">Hằng tháng</w:t>
+            </w:r>
+          </w:p>
+        </w:tc>
+        <w:tc>
+          <w:tcPr/>
+          <w:p>
+            <w:pPr>
+              <w:pStyle w:val="Compact"/>
+              <w:jc w:val="left"/>
+            </w:pPr>
+            <w:r>
               <w:t xml:space="preserve">1:1 với từng trưởng nhóm</w:t>
             </w:r>
           </w:p>
@@ -4659,7 +5460,7 @@
               <w:jc w:val="left"/>
             </w:pPr>
             <w:r>
-              <w:t xml:space="preserve">Bạn + từng trưởng nhóm</w:t>
+              <w:t xml:space="preserve">Trưởng phòng + từng trưởng nhóm</w:t>
             </w:r>
           </w:p>
         </w:tc>
@@ -4683,7 +5484,7 @@
               <w:jc w:val="left"/>
             </w:pPr>
             <w:r>
-              <w:t xml:space="preserve">Phát triển con người, vướng mắc</w:t>
+              <w:t xml:space="preserve">Con người, vướng mắc</w:t>
             </w:r>
           </w:p>
         </w:tc>
@@ -4721,7 +5522,7 @@
               <w:jc w:val="left"/>
             </w:pPr>
             <w:r>
-              <w:t xml:space="preserve">Cả khối</w:t>
+              <w:t xml:space="preserve">Cả phòng</w:t>
             </w:r>
           </w:p>
         </w:tc>
@@ -4751,7 +5552,7 @@
         </w:tc>
       </w:tr>
     </w:tbl>
-    <w:bookmarkStart w:id="27" w:name="Xd6a5af7dd12cd36f646d289113448e7f1c905c3"/>
+    <w:bookmarkStart w:id="29" w:name="Xd6a5af7dd12cd36f646d289113448e7f1c905c3"/>
     <w:p>
       <w:pPr>
         <w:pStyle w:val="Heading3"/>
@@ -4857,7 +5658,7 @@
               <w:t xml:space="preserve"> </w:t>
             </w:r>
             <w:r>
-              <w:t xml:space="preserve">– dồn khuyến mại, kênh bán</w:t>
+              <w:t xml:space="preserve">– đề xuất khuyến mại, kênh bán với Kinh doanh</w:t>
             </w:r>
           </w:p>
         </w:tc>
@@ -4879,7 +5680,7 @@
               <w:t xml:space="preserve"> </w:t>
             </w:r>
             <w:r>
-              <w:t xml:space="preserve">– cắt chi phí, giữ chân thuê bao</w:t>
+              <w:t xml:space="preserve">– giữ chân thuê bao, đàm phán lại tỷ lệ chia sẻ</w:t>
             </w:r>
           </w:p>
         </w:tc>
@@ -4941,7 +5742,7 @@
               <w:t xml:space="preserve"> </w:t>
             </w:r>
             <w:r>
-              <w:t xml:space="preserve">– lên kế hoạch đóng dịch vụ an toàn</w:t>
+              <w:t xml:space="preserve">– kế hoạch đóng DV an toàn, thanh lý hợp đồng</w:t>
             </w:r>
           </w:p>
         </w:tc>
@@ -4952,7 +5753,7 @@
         <w:pStyle w:val="BlockText"/>
       </w:pPr>
       <w:r>
-        <w:t xml:space="preserve">Bất kỳ dịch vụ nào có</w:t>
+        <w:t xml:space="preserve">Dịch vụ nào có</w:t>
       </w:r>
       <w:r>
         <w:t xml:space="preserve"> </w:t>
@@ -4971,15 +5772,15 @@
         <w:t xml:space="preserve">→ kiểm tra ngay, thường là dấu hiệu đăng ký ngoài ý muốn của thuê bao.</w:t>
       </w:r>
     </w:p>
-    <w:bookmarkEnd w:id="27"/>
-    <w:bookmarkEnd w:id="28"/>
-    <w:bookmarkStart w:id="29" w:name="rủi-ro-lớn-nhất-và-cách-phòng"/>
+    <w:bookmarkEnd w:id="29"/>
+    <w:bookmarkEnd w:id="30"/>
+    <w:bookmarkStart w:id="31" w:name="rủi-ro-lớn-nhất-và-cách-phòng"/>
     <w:p>
       <w:pPr>
         <w:pStyle w:val="Heading2"/>
       </w:pPr>
       <w:r>
-        <w:t xml:space="preserve">7. Rủi ro lớn nhất và cách phòng</w:t>
+        <w:t xml:space="preserve">9. Rủi ro lớn nhất và cách phòng</w:t>
       </w:r>
     </w:p>
     <w:tbl>
@@ -5060,31 +5861,87 @@
               <w:jc w:val="left"/>
             </w:pPr>
             <w:r>
-              <w:t xml:space="preserve">Mất kiến thức khi bàn giao</w:t>
-            </w:r>
-          </w:p>
-        </w:tc>
-        <w:tc>
-          <w:tcPr/>
-          <w:p>
-            <w:pPr>
-              <w:pStyle w:val="Compact"/>
-              <w:jc w:val="left"/>
-            </w:pPr>
-            <w:r>
-              <w:t xml:space="preserve">Người bàn giao chuyển đi, không ai biết mật khẩu, đầu mối, lịch sử sự cố</w:t>
-            </w:r>
-          </w:p>
-        </w:tc>
-        <w:tc>
-          <w:tcPr/>
-          <w:p>
-            <w:pPr>
-              <w:pStyle w:val="Compact"/>
-              <w:jc w:val="left"/>
-            </w:pPr>
-            <w:r>
-              <w:t xml:space="preserve">Checklist bàn giao bắt buộc (Phần II), ký xác nhận từng dịch vụ</w:t>
+              <w:t xml:space="preserve">Mất kiến thức khi tiếp nhận</w:t>
+            </w:r>
+          </w:p>
+        </w:tc>
+        <w:tc>
+          <w:tcPr/>
+          <w:p>
+            <w:pPr>
+              <w:pStyle w:val="Compact"/>
+              <w:jc w:val="left"/>
+            </w:pPr>
+            <w:r>
+              <w:t xml:space="preserve">Không ai biết đầu mối, mật khẩu, lịch sử sự cố của DV mới về</w:t>
+            </w:r>
+          </w:p>
+        </w:tc>
+        <w:tc>
+          <w:tcPr/>
+          <w:p>
+            <w:pPr>
+              <w:pStyle w:val="Compact"/>
+              <w:jc w:val="left"/>
+            </w:pPr>
+            <w:r>
+              <w:t xml:space="preserve">Checklist bàn giao bắt buộc (Phần II), ký biên bản từng DV</w:t>
+            </w:r>
+          </w:p>
+        </w:tc>
+      </w:tr>
+      <w:tr>
+        <w:tc>
+          <w:tcPr/>
+          <w:p>
+            <w:pPr>
+              <w:pStyle w:val="Compact"/>
+              <w:jc w:val="left"/>
+            </w:pPr>
+            <w:r>
+              <w:t xml:space="preserve">Rơi việc ở ranh giới với đơn vị ngoài phòng</w:t>
+            </w:r>
+          </w:p>
+        </w:tc>
+        <w:tc>
+          <w:tcPr/>
+          <w:p>
+            <w:pPr>
+              <w:pStyle w:val="Compact"/>
+              <w:jc w:val="left"/>
+            </w:pPr>
+            <w:r>
+              <w:t xml:space="preserve">Sự cố/khiếu nại</w:t>
+            </w:r>
+            <w:r>
+              <w:t xml:space="preserve"> </w:t>
+            </w:r>
+            <w:r>
+              <w:t xml:space="preserve">“</w:t>
+            </w:r>
+            <w:r>
+              <w:t xml:space="preserve">đá bóng</w:t>
+            </w:r>
+            <w:r>
+              <w:t xml:space="preserve">”</w:t>
+            </w:r>
+            <w:r>
+              <w:t xml:space="preserve"> </w:t>
+            </w:r>
+            <w:r>
+              <w:t xml:space="preserve">qua lại, không ai chốt</w:t>
+            </w:r>
+          </w:p>
+        </w:tc>
+        <w:tc>
+          <w:tcPr/>
+          <w:p>
+            <w:pPr>
+              <w:pStyle w:val="Compact"/>
+              <w:jc w:val="left"/>
+            </w:pPr>
+            <w:r>
+              <w:t xml:space="preserve">Đầu mối cố định (mục 5), biên bản phối hợp có thời hạn phản hồi</w:t>
             </w:r>
           </w:p>
         </w:tc>
@@ -5112,119 +5969,140 @@
             <w:r>
               <w:t xml:space="preserve">”</w:t>
             </w:r>
-          </w:p>
-        </w:tc>
-        <w:tc>
-          <w:tcPr/>
-          <w:p>
-            <w:pPr>
-              <w:pStyle w:val="Compact"/>
-              <w:jc w:val="left"/>
-            </w:pPr>
-            <w:r>
-              <w:t xml:space="preserve">Khiếu nại tăng, báo chí, cơ quan quản lý phản ánh</w:t>
-            </w:r>
-          </w:p>
-        </w:tc>
-        <w:tc>
-          <w:tcPr/>
-          <w:p>
-            <w:pPr>
-              <w:pStyle w:val="Compact"/>
-              <w:jc w:val="left"/>
-            </w:pPr>
-            <w:r>
-              <w:t xml:space="preserve">B3 kiểm tra kịch bản CP hằng tháng; B4 test luồng trừ cước định kỳ</w:t>
-            </w:r>
-          </w:p>
-        </w:tc>
-      </w:tr>
-      <w:tr>
-        <w:tc>
-          <w:tcPr/>
-          <w:p>
-            <w:pPr>
-              <w:pStyle w:val="Compact"/>
-              <w:jc w:val="left"/>
-            </w:pPr>
-            <w:r>
-              <w:t xml:space="preserve">Vi phạm tin nhắn rác / đăng ký không xác nhận</w:t>
-            </w:r>
-          </w:p>
-        </w:tc>
-        <w:tc>
-          <w:tcPr/>
-          <w:p>
-            <w:pPr>
-              <w:pStyle w:val="Compact"/>
-              <w:jc w:val="left"/>
-            </w:pPr>
-            <w:r>
-              <w:t xml:space="preserve">MT gửi hàng loạt, đăng ký không qua xác nhận</w:t>
-            </w:r>
-          </w:p>
-        </w:tc>
-        <w:tc>
-          <w:tcPr/>
-          <w:p>
-            <w:pPr>
-              <w:pStyle w:val="Compact"/>
-              <w:jc w:val="left"/>
-            </w:pPr>
-            <w:r>
-              <w:t xml:space="preserve">Kiểm soát nội dung tin trước khi gửi; tuân thủ Nghị định 91/2020/NĐ-CP và văn bản sửa đổi (nhờ pháp chế xác nhận bản hiện hành)</w:t>
-            </w:r>
-          </w:p>
-        </w:tc>
-      </w:tr>
-      <w:tr>
-        <w:tc>
-          <w:tcPr/>
-          <w:p>
-            <w:pPr>
-              <w:pStyle w:val="Compact"/>
-              <w:jc w:val="left"/>
-            </w:pPr>
-            <w:r>
-              <w:t xml:space="preserve">Thất thoát đối soát</w:t>
-            </w:r>
-          </w:p>
-        </w:tc>
-        <w:tc>
-          <w:tcPr/>
-          <w:p>
-            <w:pPr>
-              <w:pStyle w:val="Compact"/>
-              <w:jc w:val="left"/>
-            </w:pPr>
-            <w:r>
-              <w:t xml:space="preserve">Chênh lệch số liệu nhà mạng – CP kéo dài</w:t>
-            </w:r>
-          </w:p>
-        </w:tc>
-        <w:tc>
-          <w:tcPr/>
-          <w:p>
-            <w:pPr>
-              <w:pStyle w:val="Compact"/>
-              <w:jc w:val="left"/>
-            </w:pPr>
-            <w:r>
-              <w:t xml:space="preserve">C2 đối soát hằng tháng, ngưỡng cảnh báo 1%</w:t>
-            </w:r>
-          </w:p>
-        </w:tc>
-      </w:tr>
-      <w:tr>
-        <w:tc>
-          <w:tcPr/>
-          <w:p>
-            <w:pPr>
-              <w:pStyle w:val="Compact"/>
-              <w:jc w:val="left"/>
-            </w:pPr>
-            <w:r>
-              <w:t xml:space="preserve">Xung đột nhóm cũ – nhóm mới</w:t>
+            <w:r>
+              <w:t xml:space="preserve">, tin nhắn rác</w:t>
+            </w:r>
+          </w:p>
+        </w:tc>
+        <w:tc>
+          <w:tcPr/>
+          <w:p>
+            <w:pPr>
+              <w:pStyle w:val="Compact"/>
+              <w:jc w:val="left"/>
+            </w:pPr>
+            <w:r>
+              <w:t xml:space="preserve">Khiếu nại tăng, cơ quan quản lý phản ánh</w:t>
+            </w:r>
+          </w:p>
+        </w:tc>
+        <w:tc>
+          <w:tcPr/>
+          <w:p>
+            <w:pPr>
+              <w:pStyle w:val="Compact"/>
+              <w:jc w:val="left"/>
+            </w:pPr>
+            <w:r>
+              <w:t xml:space="preserve">QL6 kiểm tra kịch bản CP hằng tháng; tuân thủ Nghị định 91/2020/NĐ-CP và văn bản sửa đổi (nhờ pháp chế xác nhận bản hiện hành)</w:t>
+            </w:r>
+          </w:p>
+        </w:tc>
+      </w:tr>
+      <w:tr>
+        <w:tc>
+          <w:tcPr/>
+          <w:p>
+            <w:pPr>
+              <w:pStyle w:val="Compact"/>
+              <w:jc w:val="left"/>
+            </w:pPr>
+            <w:r>
+              <w:t xml:space="preserve">DV mới</w:t>
+            </w:r>
+            <w:r>
+              <w:t xml:space="preserve"> </w:t>
+            </w:r>
+            <w:r>
+              <w:t xml:space="preserve">“</w:t>
+            </w:r>
+            <w:r>
+              <w:t xml:space="preserve">bỏ rơi</w:t>
+            </w:r>
+            <w:r>
+              <w:t xml:space="preserve">”</w:t>
+            </w:r>
+            <w:r>
+              <w:t xml:space="preserve"> </w:t>
+            </w:r>
+            <w:r>
+              <w:t xml:space="preserve">sau ra mắt</w:t>
+            </w:r>
+          </w:p>
+        </w:tc>
+        <w:tc>
+          <w:tcPr/>
+          <w:p>
+            <w:pPr>
+              <w:pStyle w:val="Compact"/>
+              <w:jc w:val="left"/>
+            </w:pPr>
+            <w:r>
+              <w:t xml:space="preserve">Phát triển chuyển sang dự án khác, Quản lý DV chưa nắm</w:t>
+            </w:r>
+          </w:p>
+        </w:tc>
+        <w:tc>
+          <w:tcPr/>
+          <w:p>
+            <w:pPr>
+              <w:pStyle w:val="Compact"/>
+              <w:jc w:val="left"/>
+            </w:pPr>
+            <w:r>
+              <w:t xml:space="preserve">Giai đoạn kèm 1–3 tháng và biên bản bàn giao (mục 4)</w:t>
+            </w:r>
+          </w:p>
+        </w:tc>
+      </w:tr>
+      <w:tr>
+        <w:tc>
+          <w:tcPr/>
+          <w:p>
+            <w:pPr>
+              <w:pStyle w:val="Compact"/>
+              <w:jc w:val="left"/>
+            </w:pPr>
+            <w:r>
+              <w:t xml:space="preserve">Hợp đồng hết hạn nhưng DV vẫn chạy / thất thoát đối soát</w:t>
+            </w:r>
+          </w:p>
+        </w:tc>
+        <w:tc>
+          <w:tcPr/>
+          <w:p>
+            <w:pPr>
+              <w:pStyle w:val="Compact"/>
+              <w:jc w:val="left"/>
+            </w:pPr>
+            <w:r>
+              <w:t xml:space="preserve">Không có phụ lục, chênh lệch số liệu kéo dài</w:t>
+            </w:r>
+          </w:p>
+        </w:tc>
+        <w:tc>
+          <w:tcPr/>
+          <w:p>
+            <w:pPr>
+              <w:pStyle w:val="Compact"/>
+              <w:jc w:val="left"/>
+            </w:pPr>
+            <w:r>
+              <w:t xml:space="preserve">TT1 lập lịch hợp đồng sắp hết hạn trước 90 ngày; TT2 đối soát tháng, ngưỡng cảnh báo 1%</w:t>
+            </w:r>
+          </w:p>
+        </w:tc>
+      </w:tr>
+      <w:tr>
+        <w:tc>
+          <w:tcPr/>
+          <w:p>
+            <w:pPr>
+              <w:pStyle w:val="Compact"/>
+              <w:jc w:val="left"/>
+            </w:pPr>
+            <w:r>
+              <w:t xml:space="preserve">Xung đột người cũ – người mới</w:t>
             </w:r>
           </w:p>
         </w:tc>
@@ -5263,45 +6141,45 @@
               <w:jc w:val="left"/>
             </w:pPr>
             <w:r>
-              <w:t xml:space="preserve">Ghép cặp kèm cặp cũ–mới, mục tiêu chung của khối, không để nhóm nào toàn người cũ hoặc toàn người mới</w:t>
-            </w:r>
-          </w:p>
-        </w:tc>
-      </w:tr>
-      <w:tr>
-        <w:tc>
-          <w:tcPr/>
-          <w:p>
-            <w:pPr>
-              <w:pStyle w:val="Compact"/>
-              <w:jc w:val="left"/>
-            </w:pPr>
-            <w:r>
-              <w:t xml:space="preserve">Trưởng bộ phận quá tải</w:t>
-            </w:r>
-          </w:p>
-        </w:tc>
-        <w:tc>
-          <w:tcPr/>
-          <w:p>
-            <w:pPr>
-              <w:pStyle w:val="Compact"/>
-              <w:jc w:val="left"/>
-            </w:pPr>
-            <w:r>
-              <w:t xml:space="preserve">Bạn phải trả lời mọi câu hỏi kỹ thuật</w:t>
-            </w:r>
-          </w:p>
-        </w:tc>
-        <w:tc>
-          <w:tcPr/>
-          <w:p>
-            <w:pPr>
-              <w:pStyle w:val="Compact"/>
-              <w:jc w:val="left"/>
-            </w:pPr>
-            <w:r>
-              <w:t xml:space="preserve">Uỷ quyền rõ cho 3 trưởng nhóm; bạn chỉ quyết các việc trong cột</w:t>
+              <w:t xml:space="preserve">Ghép cặp dự phòng cũ–mới, mục tiêu chung của phòng</w:t>
+            </w:r>
+          </w:p>
+        </w:tc>
+      </w:tr>
+      <w:tr>
+        <w:tc>
+          <w:tcPr/>
+          <w:p>
+            <w:pPr>
+              <w:pStyle w:val="Compact"/>
+              <w:jc w:val="left"/>
+            </w:pPr>
+            <w:r>
+              <w:t xml:space="preserve">Trưởng phòng quá tải</w:t>
+            </w:r>
+          </w:p>
+        </w:tc>
+        <w:tc>
+          <w:tcPr/>
+          <w:p>
+            <w:pPr>
+              <w:pStyle w:val="Compact"/>
+              <w:jc w:val="left"/>
+            </w:pPr>
+            <w:r>
+              <w:t xml:space="preserve">Phải trả lời mọi câu hỏi</w:t>
+            </w:r>
+          </w:p>
+        </w:tc>
+        <w:tc>
+          <w:tcPr/>
+          <w:p>
+            <w:pPr>
+              <w:pStyle w:val="Compact"/>
+              <w:jc w:val="left"/>
+            </w:pPr>
+            <w:r>
+              <w:t xml:space="preserve">Ủy quyền rõ cho 3 trưởng nhóm; trưởng phòng chỉ quyết các việc cột</w:t>
             </w:r>
             <w:r>
               <w:t xml:space="preserve"> </w:t>
@@ -5319,20 +6197,20 @@
               <w:t xml:space="preserve"> </w:t>
             </w:r>
             <w:r>
-              <w:t xml:space="preserve">của mình ở mục 4</w:t>
+              <w:t xml:space="preserve">của mình ở mục 6</w:t>
             </w:r>
           </w:p>
         </w:tc>
       </w:tr>
     </w:tbl>
-    <w:bookmarkEnd w:id="29"/>
-    <w:bookmarkStart w:id="30" w:name="dữ-liệu-cần-thu-thập-để-chốt-mô-hình"/>
+    <w:bookmarkEnd w:id="31"/>
+    <w:bookmarkStart w:id="32" w:name="dữ-liệu-cần-thu-thập-để-chốt-mô-hình"/>
     <w:p>
       <w:pPr>
         <w:pStyle w:val="Heading2"/>
       </w:pPr>
       <w:r>
-        <w:t xml:space="preserve">8. Dữ liệu cần thu thập để chốt mô hình</w:t>
+        <w:t xml:space="preserve">10. Dữ liệu cần thu thập để chốt mô hình</w:t>
       </w:r>
     </w:p>
     <w:p>
@@ -5347,7 +6225,7 @@
       <w:pPr>
         <w:numPr>
           <w:ilvl w:val="0"/>
-          <w:numId w:val="1002"/>
+          <w:numId w:val="1004"/>
         </w:numPr>
         <w:pStyle w:val="Compact"/>
       </w:pPr>
@@ -5359,7 +6237,7 @@
       <w:pPr>
         <w:numPr>
           <w:ilvl w:val="0"/>
-          <w:numId w:val="1002"/>
+          <w:numId w:val="1004"/>
         </w:numPr>
         <w:pStyle w:val="Compact"/>
       </w:pPr>
@@ -5384,7 +6262,7 @@
       <w:pPr>
         <w:numPr>
           <w:ilvl w:val="0"/>
-          <w:numId w:val="1002"/>
+          <w:numId w:val="1004"/>
         </w:numPr>
         <w:pStyle w:val="Compact"/>
       </w:pPr>
@@ -5396,7 +6274,7 @@
       <w:pPr>
         <w:numPr>
           <w:ilvl w:val="0"/>
-          <w:numId w:val="1002"/>
+          <w:numId w:val="1004"/>
         </w:numPr>
         <w:pStyle w:val="Compact"/>
       </w:pPr>
@@ -5408,19 +6286,19 @@
       <w:pPr>
         <w:numPr>
           <w:ilvl w:val="0"/>
-          <w:numId w:val="1002"/>
+          <w:numId w:val="1004"/>
         </w:numPr>
         <w:pStyle w:val="Compact"/>
       </w:pPr>
       <w:r>
-        <w:t xml:space="preserve">Danh sách hệ thống, tài khoản quản trị, đầu mối kỹ thuật cho từng dịch vụ.</w:t>
+        <w:t xml:space="preserve">Đầu mối kỹ thuật, CSKH, kinh doanh đang hỗ trợ từng dịch vụ.</w:t>
       </w:r>
     </w:p>
     <w:p>
       <w:pPr>
         <w:numPr>
           <w:ilvl w:val="0"/>
-          <w:numId w:val="1002"/>
+          <w:numId w:val="1004"/>
         </w:numPr>
         <w:pStyle w:val="Compact"/>
       </w:pPr>
@@ -5483,9 +6361,9 @@
         <w:br w:type="page"/>
       </w:r>
     </w:p>
-    <w:bookmarkEnd w:id="30"/>
-    <w:bookmarkEnd w:id="31"/>
-    <w:bookmarkStart w:id="37" w:name="phần-ii.-kế-hoạch-tiếp-nhận-90-ngày"/>
+    <w:bookmarkEnd w:id="32"/>
+    <w:bookmarkEnd w:id="33"/>
+    <w:bookmarkStart w:id="39" w:name="phần-ii.-kế-hoạch-tiếp-nhận-90-ngày"/>
     <w:p>
       <w:pPr>
         <w:pStyle w:val="Heading1"/>
@@ -5512,10 +6390,10 @@
         <w:t xml:space="preserve">mà không làm gián đoạn doanh thu, không phát sinh khiếu nại do bàn giao</w:t>
       </w:r>
       <w:r>
-        <w:t xml:space="preserve">, đến ngày 90 vận hành ổn định theo mô hình 3 nhóm.</w:t>
+        <w:t xml:space="preserve">, đến ngày 90 vận hành ổn định theo 3 nhóm của phòng (Quản lý dịch vụ · Phát triển dịch vụ mới · Thanh toán &amp; quản lý hợp đồng).</w:t>
       </w:r>
     </w:p>
-    <w:bookmarkStart w:id="33" w:name="X869ea282e95feb4273fd4be06ae3c1bcb4abccd"/>
+    <w:bookmarkStart w:id="35" w:name="X869ea282e95feb4273fd4be06ae3c1bcb4abccd"/>
     <w:p>
       <w:pPr>
         <w:pStyle w:val="Heading2"/>
@@ -5656,7 +6534,7 @@
               <w:jc w:val="left"/>
             </w:pPr>
             <w:r>
-              <w:t xml:space="preserve">Trưởng BP</w:t>
+              <w:t xml:space="preserve">Trưởng phòng</w:t>
             </w:r>
           </w:p>
         </w:tc>
@@ -5694,19 +6572,19 @@
               <w:jc w:val="left"/>
             </w:pPr>
             <w:r>
-              <w:t xml:space="preserve">Chỉ định tạm 3 trưởng nhóm và chủ dịch vụ tạm thời</w:t>
-            </w:r>
-          </w:p>
-        </w:tc>
-        <w:tc>
-          <w:tcPr/>
-          <w:p>
-            <w:pPr>
-              <w:pStyle w:val="Compact"/>
-              <w:jc w:val="left"/>
-            </w:pPr>
-            <w:r>
-              <w:t xml:space="preserve">Trưởng BP</w:t>
+              <w:t xml:space="preserve">Giữ 3 trưởng nhóm hiện tại; chỉ định người quản lý tạm thời cho từng dịch vụ tiếp nhận</w:t>
+            </w:r>
+          </w:p>
+        </w:tc>
+        <w:tc>
+          <w:tcPr/>
+          <w:p>
+            <w:pPr>
+              <w:pStyle w:val="Compact"/>
+              <w:jc w:val="left"/>
+            </w:pPr>
+            <w:r>
+              <w:t xml:space="preserve">Trưởng phòng</w:t>
             </w:r>
           </w:p>
         </w:tc>
@@ -5756,7 +6634,7 @@
               <w:jc w:val="left"/>
             </w:pPr>
             <w:r>
-              <w:t xml:space="preserve">Trưởng BP</w:t>
+              <w:t xml:space="preserve">Trưởng phòng</w:t>
             </w:r>
           </w:p>
         </w:tc>
@@ -5794,19 +6672,19 @@
               <w:jc w:val="left"/>
             </w:pPr>
             <w:r>
-              <w:t xml:space="preserve">Thu thập 6 nhóm dữ liệu (Phần I, mục 8)</w:t>
-            </w:r>
-          </w:p>
-        </w:tc>
-        <w:tc>
-          <w:tcPr/>
-          <w:p>
-            <w:pPr>
-              <w:pStyle w:val="Compact"/>
-              <w:jc w:val="left"/>
-            </w:pPr>
-            <w:r>
-              <w:t xml:space="preserve">C3 + C4</w:t>
+              <w:t xml:space="preserve">Thu thập 6 nhóm dữ liệu (Phần I, mục 10)</w:t>
+            </w:r>
+          </w:p>
+        </w:tc>
+        <w:tc>
+          <w:tcPr/>
+          <w:p>
+            <w:pPr>
+              <w:pStyle w:val="Compact"/>
+              <w:jc w:val="left"/>
+            </w:pPr>
+            <w:r>
+              <w:t xml:space="preserve">QL6 + PT1</w:t>
             </w:r>
           </w:p>
         </w:tc>
@@ -5856,7 +6734,7 @@
               <w:jc w:val="left"/>
             </w:pPr>
             <w:r>
-              <w:t xml:space="preserve">Chủ DV tạm + bên bàn giao</w:t>
+              <w:t xml:space="preserve">Người quản lý DV tạm + bên bàn giao</w:t>
             </w:r>
           </w:p>
         </w:tc>
@@ -5906,19 +6784,19 @@
               <w:jc w:val="left"/>
             </w:pPr>
             <w:r>
-              <w:t xml:space="preserve">C3</w:t>
-            </w:r>
-          </w:p>
-        </w:tc>
-        <w:tc>
-          <w:tcPr/>
-          <w:p>
-            <w:pPr>
-              <w:pStyle w:val="Compact"/>
-              <w:jc w:val="left"/>
-            </w:pPr>
-            <w:r>
-              <w:t xml:space="preserve">Cả khối nhận báo cáo mỗi sáng</w:t>
+              <w:t xml:space="preserve">QL6</w:t>
+            </w:r>
+          </w:p>
+        </w:tc>
+        <w:tc>
+          <w:tcPr/>
+          <w:p>
+            <w:pPr>
+              <w:pStyle w:val="Compact"/>
+              <w:jc w:val="left"/>
+            </w:pPr>
+            <w:r>
+              <w:t xml:space="preserve">Cả phòng nhận báo cáo mỗi sáng</w:t>
             </w:r>
           </w:p>
         </w:tc>
@@ -5956,7 +6834,7 @@
               <w:jc w:val="left"/>
             </w:pPr>
             <w:r>
-              <w:t xml:space="preserve">B2, C1, C2</w:t>
+              <w:t xml:space="preserve">QL6, TT1, TT2</w:t>
             </w:r>
           </w:p>
         </w:tc>
@@ -6006,7 +6884,7 @@
               <w:jc w:val="left"/>
             </w:pPr>
             <w:r>
-              <w:t xml:space="preserve">Trưởng BP + trưởng nhóm</w:t>
+              <w:t xml:space="preserve">Trưởng phòng + trưởng nhóm</w:t>
             </w:r>
           </w:p>
         </w:tc>
@@ -6024,7 +6902,7 @@
         </w:tc>
       </w:tr>
     </w:tbl>
-    <w:bookmarkStart w:id="32" w:name="checklist-bàn-giao-cho-mỗi-dịch-vụ"/>
+    <w:bookmarkStart w:id="34" w:name="checklist-bàn-giao-cho-mỗi-dịch-vụ"/>
     <w:p>
       <w:pPr>
         <w:pStyle w:val="Heading3"/>
@@ -6037,7 +6915,7 @@
       <w:pPr>
         <w:numPr>
           <w:ilvl w:val="0"/>
-          <w:numId w:val="1003"/>
+          <w:numId w:val="1005"/>
         </w:numPr>
         <w:pStyle w:val="Compact"/>
       </w:pPr>
@@ -6049,7 +6927,7 @@
       <w:pPr>
         <w:numPr>
           <w:ilvl w:val="0"/>
-          <w:numId w:val="1003"/>
+          <w:numId w:val="1005"/>
         </w:numPr>
         <w:pStyle w:val="Compact"/>
       </w:pPr>
@@ -6061,7 +6939,7 @@
       <w:pPr>
         <w:numPr>
           <w:ilvl w:val="0"/>
-          <w:numId w:val="1003"/>
+          <w:numId w:val="1005"/>
         </w:numPr>
         <w:pStyle w:val="Compact"/>
       </w:pPr>
@@ -6073,7 +6951,7 @@
       <w:pPr>
         <w:numPr>
           <w:ilvl w:val="0"/>
-          <w:numId w:val="1003"/>
+          <w:numId w:val="1005"/>
         </w:numPr>
         <w:pStyle w:val="Compact"/>
       </w:pPr>
@@ -6085,19 +6963,19 @@
       <w:pPr>
         <w:numPr>
           <w:ilvl w:val="0"/>
-          <w:numId w:val="1003"/>
+          <w:numId w:val="1005"/>
         </w:numPr>
         <w:pStyle w:val="Compact"/>
       </w:pPr>
       <w:r>
-        <w:t xml:space="preserve">☐ Hệ thống liên quan, tài khoản quản trị (đổi mật khẩu sau bàn giao), đầu mối kỹ thuật</w:t>
+        <w:t xml:space="preserve">☐ Hệ thống liên quan, tài khoản quản trị (đổi mật khẩu sau bàn giao); đầu mối Kỹ thuật, CSKH, Kinh doanh đang hỗ trợ</w:t>
       </w:r>
     </w:p>
     <w:p>
       <w:pPr>
         <w:numPr>
           <w:ilvl w:val="0"/>
-          <w:numId w:val="1003"/>
+          <w:numId w:val="1005"/>
         </w:numPr>
         <w:pStyle w:val="Compact"/>
       </w:pPr>
@@ -6109,7 +6987,7 @@
       <w:pPr>
         <w:numPr>
           <w:ilvl w:val="0"/>
-          <w:numId w:val="1003"/>
+          <w:numId w:val="1005"/>
         </w:numPr>
         <w:pStyle w:val="Compact"/>
       </w:pPr>
@@ -6121,7 +6999,7 @@
       <w:pPr>
         <w:numPr>
           <w:ilvl w:val="0"/>
-          <w:numId w:val="1003"/>
+          <w:numId w:val="1005"/>
         </w:numPr>
         <w:pStyle w:val="Compact"/>
       </w:pPr>
@@ -6133,7 +7011,7 @@
       <w:pPr>
         <w:numPr>
           <w:ilvl w:val="0"/>
-          <w:numId w:val="1003"/>
+          <w:numId w:val="1005"/>
         </w:numPr>
         <w:pStyle w:val="Compact"/>
       </w:pPr>
@@ -6141,9 +7019,9 @@
         <w:t xml:space="preserve">☐ Biên bản bàn giao có chữ ký bên giao – bên nhận</w:t>
       </w:r>
     </w:p>
-    <w:bookmarkEnd w:id="32"/>
-    <w:bookmarkEnd w:id="33"/>
-    <w:bookmarkStart w:id="34" w:name="Xdbd06a8ccc1febf52dc448b44e32923e2176b42"/>
+    <w:bookmarkEnd w:id="34"/>
+    <w:bookmarkEnd w:id="35"/>
+    <w:bookmarkStart w:id="36" w:name="Xdbd06a8ccc1febf52dc448b44e32923e2176b42"/>
     <w:p>
       <w:pPr>
         <w:pStyle w:val="Heading2"/>
@@ -6230,19 +7108,19 @@
               <w:jc w:val="left"/>
             </w:pPr>
             <w:r>
-              <w:t xml:space="preserve">Chốt chính thức mô hình 3 nhóm, phân công, ma trận dự phòng</w:t>
-            </w:r>
-          </w:p>
-        </w:tc>
-        <w:tc>
-          <w:tcPr/>
-          <w:p>
-            <w:pPr>
-              <w:pStyle w:val="Compact"/>
-              <w:jc w:val="left"/>
-            </w:pPr>
-            <w:r>
-              <w:t xml:space="preserve">Trưởng BP</w:t>
+              <w:t xml:space="preserve">Chốt phân công chính thức trong 3 nhóm, ma trận dự phòng</w:t>
+            </w:r>
+          </w:p>
+        </w:tc>
+        <w:tc>
+          <w:tcPr/>
+          <w:p>
+            <w:pPr>
+              <w:pStyle w:val="Compact"/>
+              <w:jc w:val="left"/>
+            </w:pPr>
+            <w:r>
+              <w:t xml:space="preserve">Trưởng phòng</w:t>
             </w:r>
           </w:p>
         </w:tc>
@@ -6306,19 +7184,19 @@
               <w:jc w:val="left"/>
             </w:pPr>
             <w:r>
-              <w:t xml:space="preserve">Viết 4 quy trình chuẩn: xử lý sự cố, khiếu nại &amp; hoàn tiền, ra mắt DV mới, đối soát tháng</w:t>
-            </w:r>
-          </w:p>
-        </w:tc>
-        <w:tc>
-          <w:tcPr/>
-          <w:p>
-            <w:pPr>
-              <w:pStyle w:val="Compact"/>
-              <w:jc w:val="left"/>
-            </w:pPr>
-            <w:r>
-              <w:t xml:space="preserve">B1, B2, C4, C2</w:t>
+              <w:t xml:space="preserve">Viết 4 quy trình chuẩn: phối hợp xử lý sự cố &amp; khiếu nại (với Kỹ thuật, CSKH), ra mắt &amp; bàn giao DV mới, đối soát tháng, quản lý hợp đồng</w:t>
+            </w:r>
+          </w:p>
+        </w:tc>
+        <w:tc>
+          <w:tcPr/>
+          <w:p>
+            <w:pPr>
+              <w:pStyle w:val="Compact"/>
+              <w:jc w:val="left"/>
+            </w:pPr>
+            <w:r>
+              <w:t xml:space="preserve">QL6, PT1, TT2, TT1</w:t>
             </w:r>
           </w:p>
         </w:tc>
@@ -6356,7 +7234,7 @@
               <w:jc w:val="left"/>
             </w:pPr>
             <w:r>
-              <w:t xml:space="preserve">B3 + B4</w:t>
+              <w:t xml:space="preserve">QL6 + người quản lý từng DV</w:t>
             </w:r>
           </w:p>
         </w:tc>
@@ -6382,19 +7260,19 @@
               <w:jc w:val="left"/>
             </w:pPr>
             <w:r>
-              <w:t xml:space="preserve">Áp dụng nhịp họp tuần/tháng (Phần I, mục 6)</w:t>
-            </w:r>
-          </w:p>
-        </w:tc>
-        <w:tc>
-          <w:tcPr/>
-          <w:p>
-            <w:pPr>
-              <w:pStyle w:val="Compact"/>
-              <w:jc w:val="left"/>
-            </w:pPr>
-            <w:r>
-              <w:t xml:space="preserve">Trưởng BP</w:t>
+              <w:t xml:space="preserve">Áp dụng nhịp họp tuần/tháng (Phần I, mục 8)</w:t>
+            </w:r>
+          </w:p>
+        </w:tc>
+        <w:tc>
+          <w:tcPr/>
+          <w:p>
+            <w:pPr>
+              <w:pStyle w:val="Compact"/>
+              <w:jc w:val="left"/>
+            </w:pPr>
+            <w:r>
+              <w:t xml:space="preserve">Trưởng phòng</w:t>
             </w:r>
           </w:p>
         </w:tc>
@@ -6432,7 +7310,7 @@
               <w:jc w:val="left"/>
             </w:pPr>
             <w:r>
-              <w:t xml:space="preserve">Trưởng BP + trưởng nhóm</w:t>
+              <w:t xml:space="preserve">Trưởng phòng + trưởng nhóm</w:t>
             </w:r>
           </w:p>
         </w:tc>
@@ -6450,8 +7328,8 @@
         </w:tc>
       </w:tr>
     </w:tbl>
-    <w:bookmarkEnd w:id="34"/>
-    <w:bookmarkStart w:id="35" w:name="X18f310bef2583010f05cbfadeb03d46fab43527"/>
+    <w:bookmarkEnd w:id="36"/>
+    <w:bookmarkStart w:id="37" w:name="X18f310bef2583010f05cbfadeb03d46fab43527"/>
     <w:p>
       <w:pPr>
         <w:pStyle w:val="Heading2"/>
@@ -6550,7 +7428,7 @@
               <w:jc w:val="left"/>
             </w:pPr>
             <w:r>
-              <w:t xml:space="preserve">Trưởng BP + chủ DV + C3</w:t>
+              <w:t xml:space="preserve">Trưởng phòng + nhóm Quản lý DV</w:t>
             </w:r>
           </w:p>
         </w:tc>
@@ -6588,7 +7466,7 @@
               <w:jc w:val="left"/>
             </w:pPr>
             <w:r>
-              <w:t xml:space="preserve">Chủ DV + C1 + B2</w:t>
+              <w:t xml:space="preserve">Quản lý DV + TT1 (phối hợp CSKH)</w:t>
             </w:r>
           </w:p>
         </w:tc>
@@ -6638,7 +7516,7 @@
               <w:jc w:val="left"/>
             </w:pPr>
             <w:r>
-              <w:t xml:space="preserve">Chủ DV + A4</w:t>
+              <w:t xml:space="preserve">Quản lý DV (phối hợp Kinh doanh)</w:t>
             </w:r>
           </w:p>
         </w:tc>
@@ -6676,7 +7554,7 @@
               <w:jc w:val="left"/>
             </w:pPr>
             <w:r>
-              <w:t xml:space="preserve">Trưởng BP</w:t>
+              <w:t xml:space="preserve">Trưởng phòng</w:t>
             </w:r>
           </w:p>
         </w:tc>
@@ -6714,7 +7592,7 @@
               <w:jc w:val="left"/>
             </w:pPr>
             <w:r>
-              <w:t xml:space="preserve">Trưởng BP (C3, C4 hỗ trợ)</w:t>
+              <w:t xml:space="preserve">Trưởng phòng (QL6, PT1 hỗ trợ)</w:t>
             </w:r>
           </w:p>
         </w:tc>
@@ -6732,8 +7610,8 @@
         </w:tc>
       </w:tr>
     </w:tbl>
-    <w:bookmarkEnd w:id="35"/>
-    <w:bookmarkStart w:id="36" w:name="thông-điệp-gợi-ý-cho-buổi-họp-ra-mắt"/>
+    <w:bookmarkEnd w:id="37"/>
+    <w:bookmarkStart w:id="38" w:name="thông-điệp-gợi-ý-cho-buổi-họp-ra-mắt"/>
     <w:p>
       <w:pPr>
         <w:pStyle w:val="Heading2"/>
@@ -6750,7 +7628,7 @@
         <w:t xml:space="preserve">“</w:t>
       </w:r>
       <w:r>
-        <w:t xml:space="preserve">Từ hôm nay chúng ta là một khối 12 người, quản lý toàn bộ VAS. Trong 30 ngày đầu,</w:t>
+        <w:t xml:space="preserve">Từ hôm nay phòng chúng ta có 12 người, quản lý toàn bộ VAS. Trong 30 ngày đầu,</w:t>
       </w:r>
       <w:r>
         <w:t xml:space="preserve"> </w:t>
@@ -6766,14 +7644,14 @@
         <w:t xml:space="preserve"> </w:t>
       </w:r>
       <w:r>
-        <w:t xml:space="preserve">— mục tiêu là nắm chắc từng dịch vụ. Mỗi dịch vụ sẽ có một người chịu trách nhiệm và một người dự phòng. Người mới sẽ có người kèm. Ba ưu tiên của khối: giữ doanh thu, không để thuê bao khiếu nại vì bị trừ tiền sai, và số liệu minh bạch.</w:t>
+        <w:t xml:space="preserve">— mục tiêu là nắm chắc từng dịch vụ. Ba nhóm giữ nguyên, các dịch vụ mới về được đưa vào đúng nhóm. Mỗi dịch vụ sẽ có một người chịu trách nhiệm và một người dự phòng. Người mới sẽ có người kèm. Ba ưu tiên của phòng: giữ doanh thu, không để thuê bao khiếu nại vì bị trừ tiền sai, và số liệu minh bạch.</w:t>
       </w:r>
       <w:r>
         <w:t xml:space="preserve">”</w:t>
       </w:r>
     </w:p>
-    <w:bookmarkEnd w:id="36"/>
-    <w:bookmarkEnd w:id="37"/>
+    <w:bookmarkEnd w:id="38"/>
+    <w:bookmarkEnd w:id="39"/>
     <w:sectPr>
       <w:pgMar w:bottom="1134" w:left="1134" w:right="1134" w:top="1134"/>
     </w:sectPr>
@@ -6882,82 +7760,6 @@
       </w:pPr>
     </w:lvl>
   </w:abstractNum>
-  <w:abstractNum w:abstractNumId="991">
-    <w:nsid w:val="A991"/>
-    <w:multiLevelType w:val="multilevel"/>
-    <w:lvl w:ilvl="0">
-      <w:numFmt w:val="bullet"/>
-      <w:lvlText w:val="•"/>
-      <w:lvlJc w:val="left"/>
-      <w:pPr>
-        <w:ind w:left="720" w:hanging="480"/>
-      </w:pPr>
-    </w:lvl>
-    <w:lvl w:ilvl="1">
-      <w:numFmt w:val="bullet"/>
-      <w:lvlText w:val="–"/>
-      <w:lvlJc w:val="left"/>
-      <w:pPr>
-        <w:ind w:left="1440" w:hanging="480"/>
-      </w:pPr>
-    </w:lvl>
-    <w:lvl w:ilvl="2">
-      <w:numFmt w:val="bullet"/>
-      <w:lvlText w:val="•"/>
-      <w:lvlJc w:val="left"/>
-      <w:pPr>
-        <w:ind w:left="2160" w:hanging="480"/>
-      </w:pPr>
-    </w:lvl>
-    <w:lvl w:ilvl="3">
-      <w:numFmt w:val="bullet"/>
-      <w:lvlText w:val="–"/>
-      <w:lvlJc w:val="left"/>
-      <w:pPr>
-        <w:ind w:left="2880" w:hanging="480"/>
-      </w:pPr>
-    </w:lvl>
-    <w:lvl w:ilvl="4">
-      <w:numFmt w:val="bullet"/>
-      <w:lvlText w:val="•"/>
-      <w:lvlJc w:val="left"/>
-      <w:pPr>
-        <w:ind w:left="3600" w:hanging="480"/>
-      </w:pPr>
-    </w:lvl>
-    <w:lvl w:ilvl="5">
-      <w:numFmt w:val="bullet"/>
-      <w:lvlText w:val="–"/>
-      <w:lvlJc w:val="left"/>
-      <w:pPr>
-        <w:ind w:left="4320" w:hanging="480"/>
-      </w:pPr>
-    </w:lvl>
-    <w:lvl w:ilvl="6">
-      <w:numFmt w:val="bullet"/>
-      <w:lvlText w:val="•"/>
-      <w:lvlJc w:val="left"/>
-      <w:pPr>
-        <w:ind w:left="5040" w:hanging="480"/>
-      </w:pPr>
-    </w:lvl>
-    <w:lvl w:ilvl="7">
-      <w:numFmt w:val="bullet"/>
-      <w:lvlText w:val="–"/>
-      <w:lvlJc w:val="left"/>
-      <w:pPr>
-        <w:ind w:left="5760" w:hanging="480"/>
-      </w:pPr>
-    </w:lvl>
-    <w:lvl w:ilvl="8">
-      <w:numFmt w:val="bullet"/>
-      <w:lvlText w:val="•"/>
-      <w:lvlJc w:val="left"/>
-      <w:pPr>
-        <w:ind w:left="6480" w:hanging="480"/>
-      </w:pPr>
-    </w:lvl>
-  </w:abstractNum>
   <w:abstractNum w:abstractNumId="99411">
     <w:nsid w:val="A99411"/>
     <w:multiLevelType w:val="multilevel"/>
@@ -7043,13 +7845,171 @@
       </w:pPr>
     </w:lvl>
   </w:abstractNum>
+  <w:abstractNum w:abstractNumId="99413">
+    <w:nsid w:val="A99413"/>
+    <w:multiLevelType w:val="multilevel"/>
+    <w:lvl w:ilvl="0">
+      <w:start w:val="3"/>
+      <w:numFmt w:val="decimal"/>
+      <w:lvlText w:val="%1."/>
+      <w:lvlJc w:val="left"/>
+      <w:pPr>
+        <w:ind w:left="720" w:hanging="480"/>
+      </w:pPr>
+    </w:lvl>
+    <w:lvl w:ilvl="1">
+      <w:start w:val="3"/>
+      <w:numFmt w:val="decimal"/>
+      <w:lvlText w:val="%2."/>
+      <w:lvlJc w:val="left"/>
+      <w:pPr>
+        <w:ind w:left="1440" w:hanging="480"/>
+      </w:pPr>
+    </w:lvl>
+    <w:lvl w:ilvl="2">
+      <w:start w:val="3"/>
+      <w:numFmt w:val="decimal"/>
+      <w:lvlText w:val="%3."/>
+      <w:lvlJc w:val="left"/>
+      <w:pPr>
+        <w:ind w:left="2160" w:hanging="480"/>
+      </w:pPr>
+    </w:lvl>
+    <w:lvl w:ilvl="3">
+      <w:start w:val="3"/>
+      <w:numFmt w:val="decimal"/>
+      <w:lvlText w:val="%4."/>
+      <w:lvlJc w:val="left"/>
+      <w:pPr>
+        <w:ind w:left="2880" w:hanging="480"/>
+      </w:pPr>
+    </w:lvl>
+    <w:lvl w:ilvl="4">
+      <w:start w:val="3"/>
+      <w:numFmt w:val="decimal"/>
+      <w:lvlText w:val="%5."/>
+      <w:lvlJc w:val="left"/>
+      <w:pPr>
+        <w:ind w:left="3600" w:hanging="480"/>
+      </w:pPr>
+    </w:lvl>
+    <w:lvl w:ilvl="5">
+      <w:start w:val="3"/>
+      <w:numFmt w:val="decimal"/>
+      <w:lvlText w:val="%6."/>
+      <w:lvlJc w:val="left"/>
+      <w:pPr>
+        <w:ind w:left="4320" w:hanging="480"/>
+      </w:pPr>
+    </w:lvl>
+    <w:lvl w:ilvl="6">
+      <w:start w:val="3"/>
+      <w:numFmt w:val="decimal"/>
+      <w:lvlText w:val="%7."/>
+      <w:lvlJc w:val="left"/>
+      <w:pPr>
+        <w:ind w:left="5040" w:hanging="480"/>
+      </w:pPr>
+    </w:lvl>
+    <w:lvl w:ilvl="7">
+      <w:start w:val="3"/>
+      <w:numFmt w:val="decimal"/>
+      <w:lvlText w:val="%8."/>
+      <w:lvlJc w:val="left"/>
+      <w:pPr>
+        <w:ind w:left="5760" w:hanging="480"/>
+      </w:pPr>
+    </w:lvl>
+    <w:lvl w:ilvl="8">
+      <w:start w:val="3"/>
+      <w:numFmt w:val="decimal"/>
+      <w:lvlText w:val="%9."/>
+      <w:lvlJc w:val="left"/>
+      <w:pPr>
+        <w:ind w:left="6480" w:hanging="480"/>
+      </w:pPr>
+    </w:lvl>
+  </w:abstractNum>
+  <w:abstractNum w:abstractNumId="991">
+    <w:nsid w:val="A991"/>
+    <w:multiLevelType w:val="multilevel"/>
+    <w:lvl w:ilvl="0">
+      <w:numFmt w:val="bullet"/>
+      <w:lvlText w:val="•"/>
+      <w:lvlJc w:val="left"/>
+      <w:pPr>
+        <w:ind w:left="720" w:hanging="480"/>
+      </w:pPr>
+    </w:lvl>
+    <w:lvl w:ilvl="1">
+      <w:numFmt w:val="bullet"/>
+      <w:lvlText w:val="–"/>
+      <w:lvlJc w:val="left"/>
+      <w:pPr>
+        <w:ind w:left="1440" w:hanging="480"/>
+      </w:pPr>
+    </w:lvl>
+    <w:lvl w:ilvl="2">
+      <w:numFmt w:val="bullet"/>
+      <w:lvlText w:val="•"/>
+      <w:lvlJc w:val="left"/>
+      <w:pPr>
+        <w:ind w:left="2160" w:hanging="480"/>
+      </w:pPr>
+    </w:lvl>
+    <w:lvl w:ilvl="3">
+      <w:numFmt w:val="bullet"/>
+      <w:lvlText w:val="–"/>
+      <w:lvlJc w:val="left"/>
+      <w:pPr>
+        <w:ind w:left="2880" w:hanging="480"/>
+      </w:pPr>
+    </w:lvl>
+    <w:lvl w:ilvl="4">
+      <w:numFmt w:val="bullet"/>
+      <w:lvlText w:val="•"/>
+      <w:lvlJc w:val="left"/>
+      <w:pPr>
+        <w:ind w:left="3600" w:hanging="480"/>
+      </w:pPr>
+    </w:lvl>
+    <w:lvl w:ilvl="5">
+      <w:numFmt w:val="bullet"/>
+      <w:lvlText w:val="–"/>
+      <w:lvlJc w:val="left"/>
+      <w:pPr>
+        <w:ind w:left="4320" w:hanging="480"/>
+      </w:pPr>
+    </w:lvl>
+    <w:lvl w:ilvl="6">
+      <w:numFmt w:val="bullet"/>
+      <w:lvlText w:val="•"/>
+      <w:lvlJc w:val="left"/>
+      <w:pPr>
+        <w:ind w:left="5040" w:hanging="480"/>
+      </w:pPr>
+    </w:lvl>
+    <w:lvl w:ilvl="7">
+      <w:numFmt w:val="bullet"/>
+      <w:lvlText w:val="–"/>
+      <w:lvlJc w:val="left"/>
+      <w:pPr>
+        <w:ind w:left="5760" w:hanging="480"/>
+      </w:pPr>
+    </w:lvl>
+    <w:lvl w:ilvl="8">
+      <w:numFmt w:val="bullet"/>
+      <w:lvlText w:val="•"/>
+      <w:lvlJc w:val="left"/>
+      <w:pPr>
+        <w:ind w:left="6480" w:hanging="480"/>
+      </w:pPr>
+    </w:lvl>
+  </w:abstractNum>
   <w:num w:numId="1000">
     <w:abstractNumId w:val="990"/>
   </w:num>
   <w:num w:numId="1001">
-    <w:abstractNumId w:val="991"/>
-  </w:num>
-  <w:num w:numId="1002">
     <w:abstractNumId w:val="99411"/>
     <w:lvlOverride w:ilvl="0">
       <w:startOverride w:val="1"/>
@@ -7079,7 +8039,70 @@
       <w:startOverride w:val="1"/>
     </w:lvlOverride>
   </w:num>
+  <w:num w:numId="1002">
+    <w:abstractNumId w:val="99413"/>
+    <w:lvlOverride w:ilvl="0">
+      <w:startOverride w:val="3"/>
+    </w:lvlOverride>
+    <w:lvlOverride w:ilvl="1">
+      <w:startOverride w:val="3"/>
+    </w:lvlOverride>
+    <w:lvlOverride w:ilvl="2">
+      <w:startOverride w:val="3"/>
+    </w:lvlOverride>
+    <w:lvlOverride w:ilvl="3">
+      <w:startOverride w:val="3"/>
+    </w:lvlOverride>
+    <w:lvlOverride w:ilvl="4">
+      <w:startOverride w:val="3"/>
+    </w:lvlOverride>
+    <w:lvlOverride w:ilvl="5">
+      <w:startOverride w:val="3"/>
+    </w:lvlOverride>
+    <w:lvlOverride w:ilvl="6">
+      <w:startOverride w:val="3"/>
+    </w:lvlOverride>
+    <w:lvlOverride w:ilvl="7">
+      <w:startOverride w:val="3"/>
+    </w:lvlOverride>
+    <w:lvlOverride w:ilvl="8">
+      <w:startOverride w:val="3"/>
+    </w:lvlOverride>
+  </w:num>
   <w:num w:numId="1003">
+    <w:abstractNumId w:val="991"/>
+  </w:num>
+  <w:num w:numId="1004">
+    <w:abstractNumId w:val="99411"/>
+    <w:lvlOverride w:ilvl="0">
+      <w:startOverride w:val="1"/>
+    </w:lvlOverride>
+    <w:lvlOverride w:ilvl="1">
+      <w:startOverride w:val="1"/>
+    </w:lvlOverride>
+    <w:lvlOverride w:ilvl="2">
+      <w:startOverride w:val="1"/>
+    </w:lvlOverride>
+    <w:lvlOverride w:ilvl="3">
+      <w:startOverride w:val="1"/>
+    </w:lvlOverride>
+    <w:lvlOverride w:ilvl="4">
+      <w:startOverride w:val="1"/>
+    </w:lvlOverride>
+    <w:lvlOverride w:ilvl="5">
+      <w:startOverride w:val="1"/>
+    </w:lvlOverride>
+    <w:lvlOverride w:ilvl="6">
+      <w:startOverride w:val="1"/>
+    </w:lvlOverride>
+    <w:lvlOverride w:ilvl="7">
+      <w:startOverride w:val="1"/>
+    </w:lvlOverride>
+    <w:lvlOverride w:ilvl="8">
+      <w:startOverride w:val="1"/>
+    </w:lvlOverride>
+  </w:num>
+  <w:num w:numId="1005">
     <w:abstractNumId w:val="991"/>
   </w:num>
 </w:numbering>
